--- a/notes_05May2023.docx
+++ b/notes_05May2023.docx
@@ -45,7 +45,20 @@
           <w:lang w:val="en-US"/>
         </w:rPr>
         <w:tab/>
-        <w:t xml:space="preserve">html+css, core java, </w:t>
+      </w:r>
+      <w:proofErr w:type="spellStart"/>
+      <w:r>
+        <w:rPr>
+          <w:lang w:val="en-US"/>
+        </w:rPr>
+        <w:t>html+css</w:t>
+      </w:r>
+      <w:proofErr w:type="spellEnd"/>
+      <w:r>
+        <w:rPr>
+          <w:lang w:val="en-US"/>
+        </w:rPr>
+        <w:t xml:space="preserve">, core java, </w:t>
       </w:r>
       <w:proofErr w:type="gramStart"/>
       <w:r>
@@ -59,7 +72,21 @@
         <w:rPr>
           <w:lang w:val="en-US"/>
         </w:rPr>
-        <w:t>1 Qn from SELECT)</w:t>
+        <w:t xml:space="preserve">1 </w:t>
+      </w:r>
+      <w:proofErr w:type="spellStart"/>
+      <w:r>
+        <w:rPr>
+          <w:lang w:val="en-US"/>
+        </w:rPr>
+        <w:t>Qn</w:t>
+      </w:r>
+      <w:proofErr w:type="spellEnd"/>
+      <w:r>
+        <w:rPr>
+          <w:lang w:val="en-US"/>
+        </w:rPr>
+        <w:t xml:space="preserve"> from SELECT)</w:t>
       </w:r>
     </w:p>
     <w:p>
@@ -301,7 +328,49 @@
           <w:lang w:val="en-US"/>
         </w:rPr>
         <w:tab/>
-        <w:t>Is a CDN and open source, many providers like Google, W3Schools etc are providing their version of Bootstrap which is css, jquery that can be applied to our html page to enhance the appearance and effects of the UI.</w:t>
+        <w:t xml:space="preserve">Is a CDN and open source, many providers like Google, W3Schools </w:t>
+      </w:r>
+      <w:proofErr w:type="spellStart"/>
+      <w:r>
+        <w:rPr>
+          <w:lang w:val="en-US"/>
+        </w:rPr>
+        <w:t>etc</w:t>
+      </w:r>
+      <w:proofErr w:type="spellEnd"/>
+      <w:r>
+        <w:rPr>
+          <w:lang w:val="en-US"/>
+        </w:rPr>
+        <w:t xml:space="preserve"> are providing their version of Bootstrap which is </w:t>
+      </w:r>
+      <w:proofErr w:type="spellStart"/>
+      <w:r>
+        <w:rPr>
+          <w:lang w:val="en-US"/>
+        </w:rPr>
+        <w:t>css</w:t>
+      </w:r>
+      <w:proofErr w:type="spellEnd"/>
+      <w:r>
+        <w:rPr>
+          <w:lang w:val="en-US"/>
+        </w:rPr>
+        <w:t xml:space="preserve">, </w:t>
+      </w:r>
+      <w:proofErr w:type="spellStart"/>
+      <w:r>
+        <w:rPr>
+          <w:lang w:val="en-US"/>
+        </w:rPr>
+        <w:t>jquery</w:t>
+      </w:r>
+      <w:proofErr w:type="spellEnd"/>
+      <w:r>
+        <w:rPr>
+          <w:lang w:val="en-US"/>
+        </w:rPr>
+        <w:t xml:space="preserve"> that can be applied to our html page to enhance the appearance and effects of the UI.</w:t>
       </w:r>
     </w:p>
     <w:p>
@@ -463,7 +532,15 @@
     <w:p>
       <w:r>
         <w:tab/>
-        <w:t>UML diagrams are used to represent the entire software artificats that are going to be constructed.</w:t>
+        <w:t xml:space="preserve">UML diagrams are used to represent the entire software </w:t>
+      </w:r>
+      <w:proofErr w:type="spellStart"/>
+      <w:r>
+        <w:t>artificats</w:t>
+      </w:r>
+      <w:proofErr w:type="spellEnd"/>
+      <w:r>
+        <w:t xml:space="preserve"> that are going to be constructed.</w:t>
       </w:r>
     </w:p>
     <w:p>
@@ -481,7 +558,23 @@
       </w:r>
       <w:proofErr w:type="gramEnd"/>
       <w:r>
-        <w:t xml:space="preserve"> unified version of Rambaugh, Jacobson and Booch modelling techniques.</w:t>
+        <w:t xml:space="preserve"> unified version of </w:t>
+      </w:r>
+      <w:proofErr w:type="spellStart"/>
+      <w:r>
+        <w:t>Rambaugh</w:t>
+      </w:r>
+      <w:proofErr w:type="spellEnd"/>
+      <w:r>
+        <w:t xml:space="preserve">, Jacobson and </w:t>
+      </w:r>
+      <w:proofErr w:type="spellStart"/>
+      <w:r>
+        <w:t>Booch</w:t>
+      </w:r>
+      <w:proofErr w:type="spellEnd"/>
+      <w:r>
+        <w:t xml:space="preserve"> modelling techniques.</w:t>
       </w:r>
     </w:p>
     <w:p/>
@@ -499,8 +592,13 @@
     <w:p>
       <w:r>
         <w:tab/>
-        <w:t>Dynamic / Behavioral</w:t>
-      </w:r>
+        <w:t xml:space="preserve">Dynamic / </w:t>
+      </w:r>
+      <w:proofErr w:type="spellStart"/>
+      <w:r>
+        <w:t>Behavioral</w:t>
+      </w:r>
+      <w:proofErr w:type="spellEnd"/>
     </w:p>
     <w:p/>
     <w:p>
@@ -609,6 +707,7 @@
         </w:rPr>
         <w:t>Another 7 represents general UML diagram types for </w:t>
       </w:r>
+      <w:proofErr w:type="spellStart"/>
       <w:r>
         <w:rPr>
           <w:rFonts w:ascii="SimSun" w:eastAsia="SimSun" w:hAnsi="SimSun" w:cs="Times New Roman" w:hint="eastAsia"/>
@@ -622,6 +721,7 @@
         </w:rPr>
         <w:t>behavioral</w:t>
       </w:r>
+      <w:proofErr w:type="spellEnd"/>
       <w:r>
         <w:rPr>
           <w:rFonts w:ascii="SimSun" w:eastAsia="SimSun" w:hAnsi="SimSun" w:cs="Times New Roman" w:hint="eastAsia"/>
@@ -631,7 +731,31 @@
           <w:szCs w:val="24"/>
           <w:lang w:eastAsia="en-IN"/>
         </w:rPr>
-        <w:t> modeling, including four that represent different aspects of interactions.</w:t>
+        <w:t> </w:t>
+      </w:r>
+      <w:proofErr w:type="spellStart"/>
+      <w:r>
+        <w:rPr>
+          <w:rFonts w:ascii="SimSun" w:eastAsia="SimSun" w:hAnsi="SimSun" w:cs="Times New Roman" w:hint="eastAsia"/>
+          <w:color w:val="737C85"/>
+          <w:spacing w:val="2"/>
+          <w:sz w:val="24"/>
+          <w:szCs w:val="24"/>
+          <w:lang w:eastAsia="en-IN"/>
+        </w:rPr>
+        <w:t>modeling</w:t>
+      </w:r>
+      <w:proofErr w:type="spellEnd"/>
+      <w:r>
+        <w:rPr>
+          <w:rFonts w:ascii="SimSun" w:eastAsia="SimSun" w:hAnsi="SimSun" w:cs="Times New Roman" w:hint="eastAsia"/>
+          <w:color w:val="737C85"/>
+          <w:spacing w:val="2"/>
+          <w:sz w:val="24"/>
+          <w:szCs w:val="24"/>
+          <w:lang w:eastAsia="en-IN"/>
+        </w:rPr>
+        <w:t>, including four that represent different aspects of interactions.</w:t>
       </w:r>
     </w:p>
     <w:p>
@@ -677,9 +801,14 @@
       </w:r>
     </w:p>
     <w:p>
+      <w:proofErr w:type="spellStart"/>
       <w:r>
         <w:lastRenderedPageBreak/>
-        <w:t>Callenge:</w:t>
+        <w:t>Callenge</w:t>
+      </w:r>
+      <w:proofErr w:type="spellEnd"/>
+      <w:r>
+        <w:t>:</w:t>
       </w:r>
     </w:p>
     <w:p>
@@ -712,7 +841,7 @@
         <w:spacing w:after="0" w:line="240" w:lineRule="auto"/>
         <w:rPr>
           <w:rFonts w:ascii="Times New Roman" w:eastAsia="Times New Roman" w:hAnsi="Times New Roman" w:cs="Times New Roman"/>
-          <w:color w:val="000000"/>
+          <w:color w:val="333333"/>
           <w:sz w:val="26"/>
           <w:szCs w:val="26"/>
           <w:lang w:eastAsia="en-IN"/>
@@ -729,6 +858,7 @@
         <w:br/>
         <w:t xml:space="preserve">Write a program to read a non-negative integer n, compute the sum of its digits. If sum is greater than 9 repeat the process and calculate the sum once again until the final sum comes to single </w:t>
       </w:r>
+      <w:proofErr w:type="spellStart"/>
       <w:proofErr w:type="gramStart"/>
       <w:r>
         <w:rPr>
@@ -740,6 +870,7 @@
         </w:rPr>
         <w:t>digit.Return</w:t>
       </w:r>
+      <w:proofErr w:type="spellEnd"/>
       <w:proofErr w:type="gramEnd"/>
       <w:r>
         <w:rPr>
@@ -760,8 +891,31 @@
           <w:lang w:eastAsia="en-IN"/>
         </w:rPr>
         <w:br/>
-        <w:t>Include a class UserMainCode with a static method </w:t>
-      </w:r>
+        <w:t xml:space="preserve">Include a class </w:t>
+      </w:r>
+      <w:proofErr w:type="spellStart"/>
+      <w:r>
+        <w:rPr>
+          <w:rFonts w:ascii="Times New Roman" w:eastAsia="Times New Roman" w:hAnsi="Times New Roman" w:cs="Times New Roman"/>
+          <w:color w:val="333333"/>
+          <w:sz w:val="26"/>
+          <w:szCs w:val="26"/>
+          <w:lang w:eastAsia="en-IN"/>
+        </w:rPr>
+        <w:t>UserMainCode</w:t>
+      </w:r>
+      <w:proofErr w:type="spellEnd"/>
+      <w:r>
+        <w:rPr>
+          <w:rFonts w:ascii="Times New Roman" w:eastAsia="Times New Roman" w:hAnsi="Times New Roman" w:cs="Times New Roman"/>
+          <w:color w:val="333333"/>
+          <w:sz w:val="26"/>
+          <w:szCs w:val="26"/>
+          <w:lang w:eastAsia="en-IN"/>
+        </w:rPr>
+        <w:t xml:space="preserve"> with a static method </w:t>
+      </w:r>
+      <w:proofErr w:type="spellStart"/>
       <w:r>
         <w:rPr>
           <w:rFonts w:ascii="Times New Roman" w:eastAsia="Times New Roman" w:hAnsi="Times New Roman" w:cs="Times New Roman"/>
@@ -774,6 +928,7 @@
         </w:rPr>
         <w:t>getDigitSum</w:t>
       </w:r>
+      <w:proofErr w:type="spellEnd"/>
       <w:r>
         <w:rPr>
           <w:rFonts w:ascii="Times New Roman" w:eastAsia="Times New Roman" w:hAnsi="Times New Roman" w:cs="Times New Roman"/>
@@ -793,7 +948,29 @@
           <w:lang w:eastAsia="en-IN"/>
         </w:rPr>
         <w:br/>
-        <w:t>Create a Class Main which would be used to accept the string and call the static method present in UserMainCode.</w:t>
+        <w:t xml:space="preserve">Create a Class Main which would be used to accept the string and call the static method present in </w:t>
+      </w:r>
+      <w:proofErr w:type="spellStart"/>
+      <w:r>
+        <w:rPr>
+          <w:rFonts w:ascii="Times New Roman" w:eastAsia="Times New Roman" w:hAnsi="Times New Roman" w:cs="Times New Roman"/>
+          <w:color w:val="333333"/>
+          <w:sz w:val="26"/>
+          <w:szCs w:val="26"/>
+          <w:lang w:eastAsia="en-IN"/>
+        </w:rPr>
+        <w:t>UserMainCode</w:t>
+      </w:r>
+      <w:proofErr w:type="spellEnd"/>
+      <w:r>
+        <w:rPr>
+          <w:rFonts w:ascii="Times New Roman" w:eastAsia="Times New Roman" w:hAnsi="Times New Roman" w:cs="Times New Roman"/>
+          <w:color w:val="333333"/>
+          <w:sz w:val="26"/>
+          <w:szCs w:val="26"/>
+          <w:lang w:eastAsia="en-IN"/>
+        </w:rPr>
+        <w:t>.</w:t>
       </w:r>
       <w:r>
         <w:rPr>
@@ -1037,6 +1214,2019 @@
     </w:p>
     <w:p>
       <w:pPr>
+        <w:spacing w:after="0" w:line="240" w:lineRule="auto"/>
+        <w:rPr>
+          <w:rFonts w:ascii="Times New Roman" w:eastAsia="Times New Roman" w:hAnsi="Times New Roman" w:cs="Times New Roman"/>
+          <w:color w:val="333333"/>
+          <w:sz w:val="26"/>
+          <w:szCs w:val="26"/>
+          <w:lang w:eastAsia="en-IN"/>
+        </w:rPr>
+      </w:pPr>
+    </w:p>
+    <w:p>
+      <w:pPr>
+        <w:spacing w:after="0" w:line="240" w:lineRule="auto"/>
+        <w:rPr>
+          <w:rFonts w:ascii="Times New Roman" w:eastAsia="Times New Roman" w:hAnsi="Times New Roman" w:cs="Times New Roman"/>
+          <w:color w:val="333333"/>
+          <w:sz w:val="26"/>
+          <w:szCs w:val="26"/>
+          <w:lang w:eastAsia="en-IN"/>
+        </w:rPr>
+      </w:pPr>
+      <w:r>
+        <w:rPr>
+          <w:rFonts w:ascii="Times New Roman" w:eastAsia="Times New Roman" w:hAnsi="Times New Roman" w:cs="Times New Roman"/>
+          <w:color w:val="333333"/>
+          <w:sz w:val="26"/>
+          <w:szCs w:val="26"/>
+          <w:lang w:eastAsia="en-IN"/>
+        </w:rPr>
+        <w:t>Solution:</w:t>
+      </w:r>
+    </w:p>
+    <w:p>
+      <w:pPr>
+        <w:autoSpaceDE w:val="0"/>
+        <w:autoSpaceDN w:val="0"/>
+        <w:adjustRightInd w:val="0"/>
+        <w:spacing w:after="0" w:line="240" w:lineRule="auto"/>
+        <w:rPr>
+          <w:rFonts w:ascii="Consolas" w:hAnsi="Consolas" w:cs="Consolas"/>
+          <w:sz w:val="24"/>
+          <w:szCs w:val="24"/>
+        </w:rPr>
+      </w:pPr>
+      <w:r>
+        <w:rPr>
+          <w:rFonts w:ascii="Consolas" w:hAnsi="Consolas" w:cs="Consolas"/>
+          <w:b/>
+          <w:bCs/>
+          <w:color w:val="7F0055"/>
+          <w:sz w:val="24"/>
+          <w:szCs w:val="24"/>
+        </w:rPr>
+        <w:t>import</w:t>
+      </w:r>
+      <w:r>
+        <w:rPr>
+          <w:rFonts w:ascii="Consolas" w:hAnsi="Consolas" w:cs="Consolas"/>
+          <w:color w:val="000000"/>
+          <w:sz w:val="24"/>
+          <w:szCs w:val="24"/>
+        </w:rPr>
+        <w:t xml:space="preserve"> </w:t>
+      </w:r>
+      <w:proofErr w:type="spellStart"/>
+      <w:proofErr w:type="gramStart"/>
+      <w:r>
+        <w:rPr>
+          <w:rFonts w:ascii="Consolas" w:hAnsi="Consolas" w:cs="Consolas"/>
+          <w:color w:val="000000"/>
+          <w:sz w:val="24"/>
+          <w:szCs w:val="24"/>
+        </w:rPr>
+        <w:t>java.util</w:t>
+      </w:r>
+      <w:proofErr w:type="gramEnd"/>
+      <w:r>
+        <w:rPr>
+          <w:rFonts w:ascii="Consolas" w:hAnsi="Consolas" w:cs="Consolas"/>
+          <w:color w:val="000000"/>
+          <w:sz w:val="24"/>
+          <w:szCs w:val="24"/>
+        </w:rPr>
+        <w:t>.Scanner</w:t>
+      </w:r>
+      <w:proofErr w:type="spellEnd"/>
+      <w:r>
+        <w:rPr>
+          <w:rFonts w:ascii="Consolas" w:hAnsi="Consolas" w:cs="Consolas"/>
+          <w:color w:val="000000"/>
+          <w:sz w:val="24"/>
+          <w:szCs w:val="24"/>
+        </w:rPr>
+        <w:t>;</w:t>
+      </w:r>
+    </w:p>
+    <w:p>
+      <w:pPr>
+        <w:autoSpaceDE w:val="0"/>
+        <w:autoSpaceDN w:val="0"/>
+        <w:adjustRightInd w:val="0"/>
+        <w:spacing w:after="0" w:line="240" w:lineRule="auto"/>
+        <w:rPr>
+          <w:rFonts w:ascii="Consolas" w:hAnsi="Consolas" w:cs="Consolas"/>
+          <w:sz w:val="24"/>
+          <w:szCs w:val="24"/>
+        </w:rPr>
+      </w:pPr>
+    </w:p>
+    <w:p>
+      <w:pPr>
+        <w:autoSpaceDE w:val="0"/>
+        <w:autoSpaceDN w:val="0"/>
+        <w:adjustRightInd w:val="0"/>
+        <w:spacing w:after="0" w:line="240" w:lineRule="auto"/>
+        <w:rPr>
+          <w:rFonts w:ascii="Consolas" w:hAnsi="Consolas" w:cs="Consolas"/>
+          <w:sz w:val="24"/>
+          <w:szCs w:val="24"/>
+        </w:rPr>
+      </w:pPr>
+      <w:r>
+        <w:rPr>
+          <w:rFonts w:ascii="Consolas" w:hAnsi="Consolas" w:cs="Consolas"/>
+          <w:b/>
+          <w:bCs/>
+          <w:color w:val="7F0055"/>
+          <w:sz w:val="24"/>
+          <w:szCs w:val="24"/>
+        </w:rPr>
+        <w:t>public</w:t>
+      </w:r>
+      <w:r>
+        <w:rPr>
+          <w:rFonts w:ascii="Consolas" w:hAnsi="Consolas" w:cs="Consolas"/>
+          <w:color w:val="000000"/>
+          <w:sz w:val="24"/>
+          <w:szCs w:val="24"/>
+        </w:rPr>
+        <w:t xml:space="preserve"> </w:t>
+      </w:r>
+      <w:r>
+        <w:rPr>
+          <w:rFonts w:ascii="Consolas" w:hAnsi="Consolas" w:cs="Consolas"/>
+          <w:b/>
+          <w:bCs/>
+          <w:color w:val="7F0055"/>
+          <w:sz w:val="24"/>
+          <w:szCs w:val="24"/>
+        </w:rPr>
+        <w:t>class</w:t>
+      </w:r>
+      <w:r>
+        <w:rPr>
+          <w:rFonts w:ascii="Consolas" w:hAnsi="Consolas" w:cs="Consolas"/>
+          <w:color w:val="000000"/>
+          <w:sz w:val="24"/>
+          <w:szCs w:val="24"/>
+        </w:rPr>
+        <w:t xml:space="preserve"> App {</w:t>
+      </w:r>
+    </w:p>
+    <w:p>
+      <w:pPr>
+        <w:autoSpaceDE w:val="0"/>
+        <w:autoSpaceDN w:val="0"/>
+        <w:adjustRightInd w:val="0"/>
+        <w:spacing w:after="0" w:line="240" w:lineRule="auto"/>
+        <w:rPr>
+          <w:rFonts w:ascii="Consolas" w:hAnsi="Consolas" w:cs="Consolas"/>
+          <w:sz w:val="24"/>
+          <w:szCs w:val="24"/>
+        </w:rPr>
+      </w:pPr>
+    </w:p>
+    <w:p>
+      <w:pPr>
+        <w:autoSpaceDE w:val="0"/>
+        <w:autoSpaceDN w:val="0"/>
+        <w:adjustRightInd w:val="0"/>
+        <w:spacing w:after="0" w:line="240" w:lineRule="auto"/>
+        <w:rPr>
+          <w:rFonts w:ascii="Consolas" w:hAnsi="Consolas" w:cs="Consolas"/>
+          <w:sz w:val="24"/>
+          <w:szCs w:val="24"/>
+        </w:rPr>
+      </w:pPr>
+      <w:r>
+        <w:rPr>
+          <w:rFonts w:ascii="Consolas" w:hAnsi="Consolas" w:cs="Consolas"/>
+          <w:color w:val="000000"/>
+          <w:sz w:val="24"/>
+          <w:szCs w:val="24"/>
+        </w:rPr>
+        <w:tab/>
+      </w:r>
+      <w:r>
+        <w:rPr>
+          <w:rFonts w:ascii="Consolas" w:hAnsi="Consolas" w:cs="Consolas"/>
+          <w:b/>
+          <w:bCs/>
+          <w:color w:val="7F0055"/>
+          <w:sz w:val="24"/>
+          <w:szCs w:val="24"/>
+        </w:rPr>
+        <w:t>public</w:t>
+      </w:r>
+      <w:r>
+        <w:rPr>
+          <w:rFonts w:ascii="Consolas" w:hAnsi="Consolas" w:cs="Consolas"/>
+          <w:color w:val="000000"/>
+          <w:sz w:val="24"/>
+          <w:szCs w:val="24"/>
+        </w:rPr>
+        <w:t xml:space="preserve"> </w:t>
+      </w:r>
+      <w:r>
+        <w:rPr>
+          <w:rFonts w:ascii="Consolas" w:hAnsi="Consolas" w:cs="Consolas"/>
+          <w:b/>
+          <w:bCs/>
+          <w:color w:val="7F0055"/>
+          <w:sz w:val="24"/>
+          <w:szCs w:val="24"/>
+        </w:rPr>
+        <w:t>static</w:t>
+      </w:r>
+      <w:r>
+        <w:rPr>
+          <w:rFonts w:ascii="Consolas" w:hAnsi="Consolas" w:cs="Consolas"/>
+          <w:color w:val="000000"/>
+          <w:sz w:val="24"/>
+          <w:szCs w:val="24"/>
+        </w:rPr>
+        <w:t xml:space="preserve"> </w:t>
+      </w:r>
+      <w:r>
+        <w:rPr>
+          <w:rFonts w:ascii="Consolas" w:hAnsi="Consolas" w:cs="Consolas"/>
+          <w:b/>
+          <w:bCs/>
+          <w:color w:val="7F0055"/>
+          <w:sz w:val="24"/>
+          <w:szCs w:val="24"/>
+        </w:rPr>
+        <w:t>int</w:t>
+      </w:r>
+      <w:r>
+        <w:rPr>
+          <w:rFonts w:ascii="Consolas" w:hAnsi="Consolas" w:cs="Consolas"/>
+          <w:color w:val="000000"/>
+          <w:sz w:val="24"/>
+          <w:szCs w:val="24"/>
+        </w:rPr>
+        <w:t xml:space="preserve"> </w:t>
+      </w:r>
+      <w:proofErr w:type="spellStart"/>
+      <w:proofErr w:type="gramStart"/>
+      <w:r>
+        <w:rPr>
+          <w:rFonts w:ascii="Consolas" w:hAnsi="Consolas" w:cs="Consolas"/>
+          <w:color w:val="000000"/>
+          <w:sz w:val="24"/>
+          <w:szCs w:val="24"/>
+        </w:rPr>
+        <w:t>digitSum</w:t>
+      </w:r>
+      <w:proofErr w:type="spellEnd"/>
+      <w:r>
+        <w:rPr>
+          <w:rFonts w:ascii="Consolas" w:hAnsi="Consolas" w:cs="Consolas"/>
+          <w:color w:val="000000"/>
+          <w:sz w:val="24"/>
+          <w:szCs w:val="24"/>
+        </w:rPr>
+        <w:t>(</w:t>
+      </w:r>
+      <w:proofErr w:type="gramEnd"/>
+      <w:r>
+        <w:rPr>
+          <w:rFonts w:ascii="Consolas" w:hAnsi="Consolas" w:cs="Consolas"/>
+          <w:b/>
+          <w:bCs/>
+          <w:color w:val="7F0055"/>
+          <w:sz w:val="24"/>
+          <w:szCs w:val="24"/>
+        </w:rPr>
+        <w:t>int</w:t>
+      </w:r>
+      <w:r>
+        <w:rPr>
+          <w:rFonts w:ascii="Consolas" w:hAnsi="Consolas" w:cs="Consolas"/>
+          <w:color w:val="000000"/>
+          <w:sz w:val="24"/>
+          <w:szCs w:val="24"/>
+        </w:rPr>
+        <w:t xml:space="preserve"> </w:t>
+      </w:r>
+      <w:proofErr w:type="spellStart"/>
+      <w:r>
+        <w:rPr>
+          <w:rFonts w:ascii="Consolas" w:hAnsi="Consolas" w:cs="Consolas"/>
+          <w:color w:val="6A3E3E"/>
+          <w:sz w:val="24"/>
+          <w:szCs w:val="24"/>
+        </w:rPr>
+        <w:t>num</w:t>
+      </w:r>
+      <w:proofErr w:type="spellEnd"/>
+      <w:r>
+        <w:rPr>
+          <w:rFonts w:ascii="Consolas" w:hAnsi="Consolas" w:cs="Consolas"/>
+          <w:color w:val="000000"/>
+          <w:sz w:val="24"/>
+          <w:szCs w:val="24"/>
+        </w:rPr>
+        <w:t>)</w:t>
+      </w:r>
+    </w:p>
+    <w:p>
+      <w:pPr>
+        <w:autoSpaceDE w:val="0"/>
+        <w:autoSpaceDN w:val="0"/>
+        <w:adjustRightInd w:val="0"/>
+        <w:spacing w:after="0" w:line="240" w:lineRule="auto"/>
+        <w:rPr>
+          <w:rFonts w:ascii="Consolas" w:hAnsi="Consolas" w:cs="Consolas"/>
+          <w:sz w:val="24"/>
+          <w:szCs w:val="24"/>
+        </w:rPr>
+      </w:pPr>
+      <w:r>
+        <w:rPr>
+          <w:rFonts w:ascii="Consolas" w:hAnsi="Consolas" w:cs="Consolas"/>
+          <w:color w:val="000000"/>
+          <w:sz w:val="24"/>
+          <w:szCs w:val="24"/>
+        </w:rPr>
+        <w:tab/>
+        <w:t>{</w:t>
+      </w:r>
+    </w:p>
+    <w:p>
+      <w:pPr>
+        <w:autoSpaceDE w:val="0"/>
+        <w:autoSpaceDN w:val="0"/>
+        <w:adjustRightInd w:val="0"/>
+        <w:spacing w:after="0" w:line="240" w:lineRule="auto"/>
+        <w:rPr>
+          <w:rFonts w:ascii="Consolas" w:hAnsi="Consolas" w:cs="Consolas"/>
+          <w:sz w:val="24"/>
+          <w:szCs w:val="24"/>
+        </w:rPr>
+      </w:pPr>
+      <w:r>
+        <w:rPr>
+          <w:rFonts w:ascii="Consolas" w:hAnsi="Consolas" w:cs="Consolas"/>
+          <w:color w:val="000000"/>
+          <w:sz w:val="24"/>
+          <w:szCs w:val="24"/>
+        </w:rPr>
+        <w:tab/>
+      </w:r>
+      <w:r>
+        <w:rPr>
+          <w:rFonts w:ascii="Consolas" w:hAnsi="Consolas" w:cs="Consolas"/>
+          <w:color w:val="000000"/>
+          <w:sz w:val="24"/>
+          <w:szCs w:val="24"/>
+        </w:rPr>
+        <w:tab/>
+      </w:r>
+      <w:r>
+        <w:rPr>
+          <w:rFonts w:ascii="Consolas" w:hAnsi="Consolas" w:cs="Consolas"/>
+          <w:b/>
+          <w:bCs/>
+          <w:color w:val="7F0055"/>
+          <w:sz w:val="24"/>
+          <w:szCs w:val="24"/>
+        </w:rPr>
+        <w:t>int</w:t>
+      </w:r>
+      <w:r>
+        <w:rPr>
+          <w:rFonts w:ascii="Consolas" w:hAnsi="Consolas" w:cs="Consolas"/>
+          <w:color w:val="000000"/>
+          <w:sz w:val="24"/>
+          <w:szCs w:val="24"/>
+        </w:rPr>
+        <w:t xml:space="preserve"> </w:t>
+      </w:r>
+      <w:r>
+        <w:rPr>
+          <w:rFonts w:ascii="Consolas" w:hAnsi="Consolas" w:cs="Consolas"/>
+          <w:color w:val="6A3E3E"/>
+          <w:sz w:val="24"/>
+          <w:szCs w:val="24"/>
+        </w:rPr>
+        <w:t>sum</w:t>
+      </w:r>
+      <w:r>
+        <w:rPr>
+          <w:rFonts w:ascii="Consolas" w:hAnsi="Consolas" w:cs="Consolas"/>
+          <w:color w:val="000000"/>
+          <w:sz w:val="24"/>
+          <w:szCs w:val="24"/>
+        </w:rPr>
+        <w:t>=0;</w:t>
+      </w:r>
+    </w:p>
+    <w:p>
+      <w:pPr>
+        <w:autoSpaceDE w:val="0"/>
+        <w:autoSpaceDN w:val="0"/>
+        <w:adjustRightInd w:val="0"/>
+        <w:spacing w:after="0" w:line="240" w:lineRule="auto"/>
+        <w:rPr>
+          <w:rFonts w:ascii="Consolas" w:hAnsi="Consolas" w:cs="Consolas"/>
+          <w:sz w:val="24"/>
+          <w:szCs w:val="24"/>
+        </w:rPr>
+      </w:pPr>
+      <w:r>
+        <w:rPr>
+          <w:rFonts w:ascii="Consolas" w:hAnsi="Consolas" w:cs="Consolas"/>
+          <w:color w:val="000000"/>
+          <w:sz w:val="24"/>
+          <w:szCs w:val="24"/>
+        </w:rPr>
+        <w:tab/>
+      </w:r>
+      <w:r>
+        <w:rPr>
+          <w:rFonts w:ascii="Consolas" w:hAnsi="Consolas" w:cs="Consolas"/>
+          <w:color w:val="000000"/>
+          <w:sz w:val="24"/>
+          <w:szCs w:val="24"/>
+        </w:rPr>
+        <w:tab/>
+      </w:r>
+      <w:r>
+        <w:rPr>
+          <w:rFonts w:ascii="Consolas" w:hAnsi="Consolas" w:cs="Consolas"/>
+          <w:b/>
+          <w:bCs/>
+          <w:color w:val="7F0055"/>
+          <w:sz w:val="24"/>
+          <w:szCs w:val="24"/>
+        </w:rPr>
+        <w:t>if</w:t>
+      </w:r>
+      <w:r>
+        <w:rPr>
+          <w:rFonts w:ascii="Consolas" w:hAnsi="Consolas" w:cs="Consolas"/>
+          <w:color w:val="000000"/>
+          <w:sz w:val="24"/>
+          <w:szCs w:val="24"/>
+        </w:rPr>
+        <w:t>(</w:t>
+      </w:r>
+      <w:proofErr w:type="spellStart"/>
+      <w:r>
+        <w:rPr>
+          <w:rFonts w:ascii="Consolas" w:hAnsi="Consolas" w:cs="Consolas"/>
+          <w:color w:val="6A3E3E"/>
+          <w:sz w:val="24"/>
+          <w:szCs w:val="24"/>
+        </w:rPr>
+        <w:t>num</w:t>
+      </w:r>
+      <w:proofErr w:type="spellEnd"/>
+      <w:r>
+        <w:rPr>
+          <w:rFonts w:ascii="Consolas" w:hAnsi="Consolas" w:cs="Consolas"/>
+          <w:color w:val="000000"/>
+          <w:sz w:val="24"/>
+          <w:szCs w:val="24"/>
+        </w:rPr>
+        <w:t>&gt;9)</w:t>
+      </w:r>
+    </w:p>
+    <w:p>
+      <w:pPr>
+        <w:autoSpaceDE w:val="0"/>
+        <w:autoSpaceDN w:val="0"/>
+        <w:adjustRightInd w:val="0"/>
+        <w:spacing w:after="0" w:line="240" w:lineRule="auto"/>
+        <w:rPr>
+          <w:rFonts w:ascii="Consolas" w:hAnsi="Consolas" w:cs="Consolas"/>
+          <w:sz w:val="24"/>
+          <w:szCs w:val="24"/>
+        </w:rPr>
+      </w:pPr>
+      <w:r>
+        <w:rPr>
+          <w:rFonts w:ascii="Consolas" w:hAnsi="Consolas" w:cs="Consolas"/>
+          <w:color w:val="000000"/>
+          <w:sz w:val="24"/>
+          <w:szCs w:val="24"/>
+        </w:rPr>
+        <w:tab/>
+      </w:r>
+      <w:r>
+        <w:rPr>
+          <w:rFonts w:ascii="Consolas" w:hAnsi="Consolas" w:cs="Consolas"/>
+          <w:color w:val="000000"/>
+          <w:sz w:val="24"/>
+          <w:szCs w:val="24"/>
+        </w:rPr>
+        <w:tab/>
+        <w:t>{</w:t>
+      </w:r>
+    </w:p>
+    <w:p>
+      <w:pPr>
+        <w:autoSpaceDE w:val="0"/>
+        <w:autoSpaceDN w:val="0"/>
+        <w:adjustRightInd w:val="0"/>
+        <w:spacing w:after="0" w:line="240" w:lineRule="auto"/>
+        <w:rPr>
+          <w:rFonts w:ascii="Consolas" w:hAnsi="Consolas" w:cs="Consolas"/>
+          <w:sz w:val="24"/>
+          <w:szCs w:val="24"/>
+        </w:rPr>
+      </w:pPr>
+      <w:r>
+        <w:rPr>
+          <w:rFonts w:ascii="Consolas" w:hAnsi="Consolas" w:cs="Consolas"/>
+          <w:color w:val="000000"/>
+          <w:sz w:val="24"/>
+          <w:szCs w:val="24"/>
+        </w:rPr>
+        <w:tab/>
+      </w:r>
+      <w:r>
+        <w:rPr>
+          <w:rFonts w:ascii="Consolas" w:hAnsi="Consolas" w:cs="Consolas"/>
+          <w:color w:val="000000"/>
+          <w:sz w:val="24"/>
+          <w:szCs w:val="24"/>
+        </w:rPr>
+        <w:tab/>
+      </w:r>
+      <w:r>
+        <w:rPr>
+          <w:rFonts w:ascii="Consolas" w:hAnsi="Consolas" w:cs="Consolas"/>
+          <w:color w:val="000000"/>
+          <w:sz w:val="24"/>
+          <w:szCs w:val="24"/>
+        </w:rPr>
+        <w:tab/>
+      </w:r>
+      <w:r>
+        <w:rPr>
+          <w:rFonts w:ascii="Consolas" w:hAnsi="Consolas" w:cs="Consolas"/>
+          <w:color w:val="3F7F5F"/>
+          <w:sz w:val="24"/>
+          <w:szCs w:val="24"/>
+        </w:rPr>
+        <w:t>//get the digits and sum</w:t>
+      </w:r>
+    </w:p>
+    <w:p>
+      <w:pPr>
+        <w:autoSpaceDE w:val="0"/>
+        <w:autoSpaceDN w:val="0"/>
+        <w:adjustRightInd w:val="0"/>
+        <w:spacing w:after="0" w:line="240" w:lineRule="auto"/>
+        <w:rPr>
+          <w:rFonts w:ascii="Consolas" w:hAnsi="Consolas" w:cs="Consolas"/>
+          <w:sz w:val="24"/>
+          <w:szCs w:val="24"/>
+        </w:rPr>
+      </w:pPr>
+      <w:r>
+        <w:rPr>
+          <w:rFonts w:ascii="Consolas" w:hAnsi="Consolas" w:cs="Consolas"/>
+          <w:color w:val="000000"/>
+          <w:sz w:val="24"/>
+          <w:szCs w:val="24"/>
+        </w:rPr>
+        <w:tab/>
+      </w:r>
+      <w:r>
+        <w:rPr>
+          <w:rFonts w:ascii="Consolas" w:hAnsi="Consolas" w:cs="Consolas"/>
+          <w:color w:val="000000"/>
+          <w:sz w:val="24"/>
+          <w:szCs w:val="24"/>
+        </w:rPr>
+        <w:tab/>
+      </w:r>
+      <w:r>
+        <w:rPr>
+          <w:rFonts w:ascii="Consolas" w:hAnsi="Consolas" w:cs="Consolas"/>
+          <w:color w:val="000000"/>
+          <w:sz w:val="24"/>
+          <w:szCs w:val="24"/>
+        </w:rPr>
+        <w:tab/>
+      </w:r>
+      <w:r>
+        <w:rPr>
+          <w:rFonts w:ascii="Consolas" w:hAnsi="Consolas" w:cs="Consolas"/>
+          <w:color w:val="000000"/>
+          <w:sz w:val="24"/>
+          <w:szCs w:val="24"/>
+          <w:shd w:val="clear" w:color="auto" w:fill="D4D4D4"/>
+        </w:rPr>
+        <w:t>String</w:t>
+      </w:r>
+      <w:r>
+        <w:rPr>
+          <w:rFonts w:ascii="Consolas" w:hAnsi="Consolas" w:cs="Consolas"/>
+          <w:color w:val="000000"/>
+          <w:sz w:val="24"/>
+          <w:szCs w:val="24"/>
+        </w:rPr>
+        <w:t xml:space="preserve"> </w:t>
+      </w:r>
+      <w:r>
+        <w:rPr>
+          <w:rFonts w:ascii="Consolas" w:hAnsi="Consolas" w:cs="Consolas"/>
+          <w:color w:val="6A3E3E"/>
+          <w:sz w:val="24"/>
+          <w:szCs w:val="24"/>
+        </w:rPr>
+        <w:t>str</w:t>
+      </w:r>
+      <w:r>
+        <w:rPr>
+          <w:rFonts w:ascii="Consolas" w:hAnsi="Consolas" w:cs="Consolas"/>
+          <w:color w:val="000000"/>
+          <w:sz w:val="24"/>
+          <w:szCs w:val="24"/>
+        </w:rPr>
+        <w:t>=</w:t>
+      </w:r>
+      <w:proofErr w:type="spellStart"/>
+      <w:r>
+        <w:rPr>
+          <w:rFonts w:ascii="Consolas" w:hAnsi="Consolas" w:cs="Consolas"/>
+          <w:color w:val="6A3E3E"/>
+          <w:sz w:val="24"/>
+          <w:szCs w:val="24"/>
+        </w:rPr>
+        <w:t>num</w:t>
+      </w:r>
+      <w:proofErr w:type="spellEnd"/>
+      <w:r>
+        <w:rPr>
+          <w:rFonts w:ascii="Consolas" w:hAnsi="Consolas" w:cs="Consolas"/>
+          <w:color w:val="000000"/>
+          <w:sz w:val="24"/>
+          <w:szCs w:val="24"/>
+        </w:rPr>
+        <w:t>+</w:t>
+      </w:r>
+      <w:r>
+        <w:rPr>
+          <w:rFonts w:ascii="Consolas" w:hAnsi="Consolas" w:cs="Consolas"/>
+          <w:color w:val="2A00FF"/>
+          <w:sz w:val="24"/>
+          <w:szCs w:val="24"/>
+        </w:rPr>
+        <w:t>""</w:t>
+      </w:r>
+      <w:r>
+        <w:rPr>
+          <w:rFonts w:ascii="Consolas" w:hAnsi="Consolas" w:cs="Consolas"/>
+          <w:color w:val="000000"/>
+          <w:sz w:val="24"/>
+          <w:szCs w:val="24"/>
+        </w:rPr>
+        <w:t>;</w:t>
+      </w:r>
+    </w:p>
+    <w:p>
+      <w:pPr>
+        <w:autoSpaceDE w:val="0"/>
+        <w:autoSpaceDN w:val="0"/>
+        <w:adjustRightInd w:val="0"/>
+        <w:spacing w:after="0" w:line="240" w:lineRule="auto"/>
+        <w:rPr>
+          <w:rFonts w:ascii="Consolas" w:hAnsi="Consolas" w:cs="Consolas"/>
+          <w:sz w:val="24"/>
+          <w:szCs w:val="24"/>
+        </w:rPr>
+      </w:pPr>
+      <w:r>
+        <w:rPr>
+          <w:rFonts w:ascii="Consolas" w:hAnsi="Consolas" w:cs="Consolas"/>
+          <w:color w:val="000000"/>
+          <w:sz w:val="24"/>
+          <w:szCs w:val="24"/>
+        </w:rPr>
+        <w:tab/>
+      </w:r>
+      <w:r>
+        <w:rPr>
+          <w:rFonts w:ascii="Consolas" w:hAnsi="Consolas" w:cs="Consolas"/>
+          <w:color w:val="000000"/>
+          <w:sz w:val="24"/>
+          <w:szCs w:val="24"/>
+        </w:rPr>
+        <w:tab/>
+      </w:r>
+      <w:r>
+        <w:rPr>
+          <w:rFonts w:ascii="Consolas" w:hAnsi="Consolas" w:cs="Consolas"/>
+          <w:color w:val="000000"/>
+          <w:sz w:val="24"/>
+          <w:szCs w:val="24"/>
+        </w:rPr>
+        <w:tab/>
+      </w:r>
+      <w:r>
+        <w:rPr>
+          <w:rFonts w:ascii="Consolas" w:hAnsi="Consolas" w:cs="Consolas"/>
+          <w:color w:val="6A3E3E"/>
+          <w:sz w:val="24"/>
+          <w:szCs w:val="24"/>
+        </w:rPr>
+        <w:t>sum</w:t>
+      </w:r>
+      <w:r>
+        <w:rPr>
+          <w:rFonts w:ascii="Consolas" w:hAnsi="Consolas" w:cs="Consolas"/>
+          <w:color w:val="000000"/>
+          <w:sz w:val="24"/>
+          <w:szCs w:val="24"/>
+        </w:rPr>
+        <w:t>=0;</w:t>
+      </w:r>
+    </w:p>
+    <w:p>
+      <w:pPr>
+        <w:autoSpaceDE w:val="0"/>
+        <w:autoSpaceDN w:val="0"/>
+        <w:adjustRightInd w:val="0"/>
+        <w:spacing w:after="0" w:line="240" w:lineRule="auto"/>
+        <w:rPr>
+          <w:rFonts w:ascii="Consolas" w:hAnsi="Consolas" w:cs="Consolas"/>
+          <w:sz w:val="24"/>
+          <w:szCs w:val="24"/>
+        </w:rPr>
+      </w:pPr>
+      <w:r>
+        <w:rPr>
+          <w:rFonts w:ascii="Consolas" w:hAnsi="Consolas" w:cs="Consolas"/>
+          <w:color w:val="000000"/>
+          <w:sz w:val="24"/>
+          <w:szCs w:val="24"/>
+        </w:rPr>
+        <w:tab/>
+      </w:r>
+      <w:r>
+        <w:rPr>
+          <w:rFonts w:ascii="Consolas" w:hAnsi="Consolas" w:cs="Consolas"/>
+          <w:color w:val="000000"/>
+          <w:sz w:val="24"/>
+          <w:szCs w:val="24"/>
+        </w:rPr>
+        <w:tab/>
+      </w:r>
+      <w:r>
+        <w:rPr>
+          <w:rFonts w:ascii="Consolas" w:hAnsi="Consolas" w:cs="Consolas"/>
+          <w:color w:val="000000"/>
+          <w:sz w:val="24"/>
+          <w:szCs w:val="24"/>
+        </w:rPr>
+        <w:tab/>
+      </w:r>
+      <w:proofErr w:type="gramStart"/>
+      <w:r>
+        <w:rPr>
+          <w:rFonts w:ascii="Consolas" w:hAnsi="Consolas" w:cs="Consolas"/>
+          <w:b/>
+          <w:bCs/>
+          <w:color w:val="7F0055"/>
+          <w:sz w:val="24"/>
+          <w:szCs w:val="24"/>
+        </w:rPr>
+        <w:t>for</w:t>
+      </w:r>
+      <w:r>
+        <w:rPr>
+          <w:rFonts w:ascii="Consolas" w:hAnsi="Consolas" w:cs="Consolas"/>
+          <w:color w:val="000000"/>
+          <w:sz w:val="24"/>
+          <w:szCs w:val="24"/>
+        </w:rPr>
+        <w:t>(</w:t>
+      </w:r>
+      <w:proofErr w:type="gramEnd"/>
+      <w:r>
+        <w:rPr>
+          <w:rFonts w:ascii="Consolas" w:hAnsi="Consolas" w:cs="Consolas"/>
+          <w:b/>
+          <w:bCs/>
+          <w:color w:val="7F0055"/>
+          <w:sz w:val="24"/>
+          <w:szCs w:val="24"/>
+        </w:rPr>
+        <w:t>char</w:t>
+      </w:r>
+      <w:r>
+        <w:rPr>
+          <w:rFonts w:ascii="Consolas" w:hAnsi="Consolas" w:cs="Consolas"/>
+          <w:color w:val="000000"/>
+          <w:sz w:val="24"/>
+          <w:szCs w:val="24"/>
+        </w:rPr>
+        <w:t xml:space="preserve"> </w:t>
+      </w:r>
+      <w:r>
+        <w:rPr>
+          <w:rFonts w:ascii="Consolas" w:hAnsi="Consolas" w:cs="Consolas"/>
+          <w:color w:val="6A3E3E"/>
+          <w:sz w:val="24"/>
+          <w:szCs w:val="24"/>
+        </w:rPr>
+        <w:t>c</w:t>
+      </w:r>
+      <w:r>
+        <w:rPr>
+          <w:rFonts w:ascii="Consolas" w:hAnsi="Consolas" w:cs="Consolas"/>
+          <w:color w:val="000000"/>
+          <w:sz w:val="24"/>
+          <w:szCs w:val="24"/>
+        </w:rPr>
+        <w:t xml:space="preserve"> : </w:t>
+      </w:r>
+      <w:proofErr w:type="spellStart"/>
+      <w:r>
+        <w:rPr>
+          <w:rFonts w:ascii="Consolas" w:hAnsi="Consolas" w:cs="Consolas"/>
+          <w:color w:val="6A3E3E"/>
+          <w:sz w:val="24"/>
+          <w:szCs w:val="24"/>
+        </w:rPr>
+        <w:t>str</w:t>
+      </w:r>
+      <w:r>
+        <w:rPr>
+          <w:rFonts w:ascii="Consolas" w:hAnsi="Consolas" w:cs="Consolas"/>
+          <w:color w:val="000000"/>
+          <w:sz w:val="24"/>
+          <w:szCs w:val="24"/>
+        </w:rPr>
+        <w:t>.toCharArray</w:t>
+      </w:r>
+      <w:proofErr w:type="spellEnd"/>
+      <w:r>
+        <w:rPr>
+          <w:rFonts w:ascii="Consolas" w:hAnsi="Consolas" w:cs="Consolas"/>
+          <w:color w:val="000000"/>
+          <w:sz w:val="24"/>
+          <w:szCs w:val="24"/>
+        </w:rPr>
+        <w:t>())</w:t>
+      </w:r>
+    </w:p>
+    <w:p>
+      <w:pPr>
+        <w:autoSpaceDE w:val="0"/>
+        <w:autoSpaceDN w:val="0"/>
+        <w:adjustRightInd w:val="0"/>
+        <w:spacing w:after="0" w:line="240" w:lineRule="auto"/>
+        <w:rPr>
+          <w:rFonts w:ascii="Consolas" w:hAnsi="Consolas" w:cs="Consolas"/>
+          <w:sz w:val="24"/>
+          <w:szCs w:val="24"/>
+        </w:rPr>
+      </w:pPr>
+      <w:r>
+        <w:rPr>
+          <w:rFonts w:ascii="Consolas" w:hAnsi="Consolas" w:cs="Consolas"/>
+          <w:color w:val="000000"/>
+          <w:sz w:val="24"/>
+          <w:szCs w:val="24"/>
+        </w:rPr>
+        <w:tab/>
+      </w:r>
+      <w:r>
+        <w:rPr>
+          <w:rFonts w:ascii="Consolas" w:hAnsi="Consolas" w:cs="Consolas"/>
+          <w:color w:val="000000"/>
+          <w:sz w:val="24"/>
+          <w:szCs w:val="24"/>
+        </w:rPr>
+        <w:tab/>
+      </w:r>
+      <w:r>
+        <w:rPr>
+          <w:rFonts w:ascii="Consolas" w:hAnsi="Consolas" w:cs="Consolas"/>
+          <w:color w:val="000000"/>
+          <w:sz w:val="24"/>
+          <w:szCs w:val="24"/>
+        </w:rPr>
+        <w:tab/>
+        <w:t>{</w:t>
+      </w:r>
+    </w:p>
+    <w:p>
+      <w:pPr>
+        <w:autoSpaceDE w:val="0"/>
+        <w:autoSpaceDN w:val="0"/>
+        <w:adjustRightInd w:val="0"/>
+        <w:spacing w:after="0" w:line="240" w:lineRule="auto"/>
+        <w:rPr>
+          <w:rFonts w:ascii="Consolas" w:hAnsi="Consolas" w:cs="Consolas"/>
+          <w:sz w:val="24"/>
+          <w:szCs w:val="24"/>
+        </w:rPr>
+      </w:pPr>
+      <w:r>
+        <w:rPr>
+          <w:rFonts w:ascii="Consolas" w:hAnsi="Consolas" w:cs="Consolas"/>
+          <w:color w:val="000000"/>
+          <w:sz w:val="24"/>
+          <w:szCs w:val="24"/>
+        </w:rPr>
+        <w:tab/>
+      </w:r>
+      <w:r>
+        <w:rPr>
+          <w:rFonts w:ascii="Consolas" w:hAnsi="Consolas" w:cs="Consolas"/>
+          <w:color w:val="000000"/>
+          <w:sz w:val="24"/>
+          <w:szCs w:val="24"/>
+        </w:rPr>
+        <w:tab/>
+      </w:r>
+      <w:r>
+        <w:rPr>
+          <w:rFonts w:ascii="Consolas" w:hAnsi="Consolas" w:cs="Consolas"/>
+          <w:color w:val="000000"/>
+          <w:sz w:val="24"/>
+          <w:szCs w:val="24"/>
+        </w:rPr>
+        <w:tab/>
+      </w:r>
+      <w:r>
+        <w:rPr>
+          <w:rFonts w:ascii="Consolas" w:hAnsi="Consolas" w:cs="Consolas"/>
+          <w:color w:val="000000"/>
+          <w:sz w:val="24"/>
+          <w:szCs w:val="24"/>
+        </w:rPr>
+        <w:tab/>
+      </w:r>
+      <w:r>
+        <w:rPr>
+          <w:rFonts w:ascii="Consolas" w:hAnsi="Consolas" w:cs="Consolas"/>
+          <w:b/>
+          <w:bCs/>
+          <w:color w:val="7F0055"/>
+          <w:sz w:val="24"/>
+          <w:szCs w:val="24"/>
+        </w:rPr>
+        <w:t>int</w:t>
+      </w:r>
+      <w:r>
+        <w:rPr>
+          <w:rFonts w:ascii="Consolas" w:hAnsi="Consolas" w:cs="Consolas"/>
+          <w:color w:val="000000"/>
+          <w:sz w:val="24"/>
+          <w:szCs w:val="24"/>
+        </w:rPr>
+        <w:t xml:space="preserve"> </w:t>
+      </w:r>
+      <w:r>
+        <w:rPr>
+          <w:rFonts w:ascii="Consolas" w:hAnsi="Consolas" w:cs="Consolas"/>
+          <w:color w:val="6A3E3E"/>
+          <w:sz w:val="24"/>
+          <w:szCs w:val="24"/>
+        </w:rPr>
+        <w:t>digit</w:t>
+      </w:r>
+      <w:r>
+        <w:rPr>
+          <w:rFonts w:ascii="Consolas" w:hAnsi="Consolas" w:cs="Consolas"/>
+          <w:color w:val="000000"/>
+          <w:sz w:val="24"/>
+          <w:szCs w:val="24"/>
+        </w:rPr>
+        <w:t>=</w:t>
+      </w:r>
+      <w:proofErr w:type="spellStart"/>
+      <w:r>
+        <w:rPr>
+          <w:rFonts w:ascii="Consolas" w:hAnsi="Consolas" w:cs="Consolas"/>
+          <w:color w:val="000000"/>
+          <w:sz w:val="24"/>
+          <w:szCs w:val="24"/>
+        </w:rPr>
+        <w:t>Character.</w:t>
+      </w:r>
+      <w:r>
+        <w:rPr>
+          <w:rFonts w:ascii="Consolas" w:hAnsi="Consolas" w:cs="Consolas"/>
+          <w:i/>
+          <w:iCs/>
+          <w:color w:val="000000"/>
+          <w:sz w:val="24"/>
+          <w:szCs w:val="24"/>
+        </w:rPr>
+        <w:t>getNumericValue</w:t>
+      </w:r>
+      <w:proofErr w:type="spellEnd"/>
+      <w:r>
+        <w:rPr>
+          <w:rFonts w:ascii="Consolas" w:hAnsi="Consolas" w:cs="Consolas"/>
+          <w:color w:val="000000"/>
+          <w:sz w:val="24"/>
+          <w:szCs w:val="24"/>
+        </w:rPr>
+        <w:t>(</w:t>
+      </w:r>
+      <w:r>
+        <w:rPr>
+          <w:rFonts w:ascii="Consolas" w:hAnsi="Consolas" w:cs="Consolas"/>
+          <w:color w:val="6A3E3E"/>
+          <w:sz w:val="24"/>
+          <w:szCs w:val="24"/>
+        </w:rPr>
+        <w:t>c</w:t>
+      </w:r>
+      <w:r>
+        <w:rPr>
+          <w:rFonts w:ascii="Consolas" w:hAnsi="Consolas" w:cs="Consolas"/>
+          <w:color w:val="000000"/>
+          <w:sz w:val="24"/>
+          <w:szCs w:val="24"/>
+        </w:rPr>
+        <w:t>);</w:t>
+      </w:r>
+    </w:p>
+    <w:p>
+      <w:pPr>
+        <w:autoSpaceDE w:val="0"/>
+        <w:autoSpaceDN w:val="0"/>
+        <w:adjustRightInd w:val="0"/>
+        <w:spacing w:after="0" w:line="240" w:lineRule="auto"/>
+        <w:rPr>
+          <w:rFonts w:ascii="Consolas" w:hAnsi="Consolas" w:cs="Consolas"/>
+          <w:sz w:val="24"/>
+          <w:szCs w:val="24"/>
+        </w:rPr>
+      </w:pPr>
+      <w:r>
+        <w:rPr>
+          <w:rFonts w:ascii="Consolas" w:hAnsi="Consolas" w:cs="Consolas"/>
+          <w:color w:val="000000"/>
+          <w:sz w:val="24"/>
+          <w:szCs w:val="24"/>
+        </w:rPr>
+        <w:tab/>
+      </w:r>
+      <w:r>
+        <w:rPr>
+          <w:rFonts w:ascii="Consolas" w:hAnsi="Consolas" w:cs="Consolas"/>
+          <w:color w:val="000000"/>
+          <w:sz w:val="24"/>
+          <w:szCs w:val="24"/>
+        </w:rPr>
+        <w:tab/>
+      </w:r>
+      <w:r>
+        <w:rPr>
+          <w:rFonts w:ascii="Consolas" w:hAnsi="Consolas" w:cs="Consolas"/>
+          <w:color w:val="000000"/>
+          <w:sz w:val="24"/>
+          <w:szCs w:val="24"/>
+        </w:rPr>
+        <w:tab/>
+      </w:r>
+      <w:r>
+        <w:rPr>
+          <w:rFonts w:ascii="Consolas" w:hAnsi="Consolas" w:cs="Consolas"/>
+          <w:color w:val="000000"/>
+          <w:sz w:val="24"/>
+          <w:szCs w:val="24"/>
+        </w:rPr>
+        <w:tab/>
+      </w:r>
+      <w:r>
+        <w:rPr>
+          <w:rFonts w:ascii="Consolas" w:hAnsi="Consolas" w:cs="Consolas"/>
+          <w:color w:val="6A3E3E"/>
+          <w:sz w:val="24"/>
+          <w:szCs w:val="24"/>
+        </w:rPr>
+        <w:t>sum</w:t>
+      </w:r>
+      <w:r>
+        <w:rPr>
+          <w:rFonts w:ascii="Consolas" w:hAnsi="Consolas" w:cs="Consolas"/>
+          <w:color w:val="000000"/>
+          <w:sz w:val="24"/>
+          <w:szCs w:val="24"/>
+        </w:rPr>
+        <w:t>+=</w:t>
+      </w:r>
+      <w:r>
+        <w:rPr>
+          <w:rFonts w:ascii="Consolas" w:hAnsi="Consolas" w:cs="Consolas"/>
+          <w:color w:val="6A3E3E"/>
+          <w:sz w:val="24"/>
+          <w:szCs w:val="24"/>
+        </w:rPr>
+        <w:t>digit</w:t>
+      </w:r>
+      <w:r>
+        <w:rPr>
+          <w:rFonts w:ascii="Consolas" w:hAnsi="Consolas" w:cs="Consolas"/>
+          <w:color w:val="000000"/>
+          <w:sz w:val="24"/>
+          <w:szCs w:val="24"/>
+        </w:rPr>
+        <w:t>;</w:t>
+      </w:r>
+    </w:p>
+    <w:p>
+      <w:pPr>
+        <w:autoSpaceDE w:val="0"/>
+        <w:autoSpaceDN w:val="0"/>
+        <w:adjustRightInd w:val="0"/>
+        <w:spacing w:after="0" w:line="240" w:lineRule="auto"/>
+        <w:rPr>
+          <w:rFonts w:ascii="Consolas" w:hAnsi="Consolas" w:cs="Consolas"/>
+          <w:sz w:val="24"/>
+          <w:szCs w:val="24"/>
+        </w:rPr>
+      </w:pPr>
+      <w:r>
+        <w:rPr>
+          <w:rFonts w:ascii="Consolas" w:hAnsi="Consolas" w:cs="Consolas"/>
+          <w:color w:val="000000"/>
+          <w:sz w:val="24"/>
+          <w:szCs w:val="24"/>
+        </w:rPr>
+        <w:tab/>
+      </w:r>
+      <w:r>
+        <w:rPr>
+          <w:rFonts w:ascii="Consolas" w:hAnsi="Consolas" w:cs="Consolas"/>
+          <w:color w:val="000000"/>
+          <w:sz w:val="24"/>
+          <w:szCs w:val="24"/>
+        </w:rPr>
+        <w:tab/>
+      </w:r>
+      <w:r>
+        <w:rPr>
+          <w:rFonts w:ascii="Consolas" w:hAnsi="Consolas" w:cs="Consolas"/>
+          <w:color w:val="000000"/>
+          <w:sz w:val="24"/>
+          <w:szCs w:val="24"/>
+        </w:rPr>
+        <w:tab/>
+        <w:t>}</w:t>
+      </w:r>
+    </w:p>
+    <w:p>
+      <w:pPr>
+        <w:autoSpaceDE w:val="0"/>
+        <w:autoSpaceDN w:val="0"/>
+        <w:adjustRightInd w:val="0"/>
+        <w:spacing w:after="0" w:line="240" w:lineRule="auto"/>
+        <w:rPr>
+          <w:rFonts w:ascii="Consolas" w:hAnsi="Consolas" w:cs="Consolas"/>
+          <w:sz w:val="24"/>
+          <w:szCs w:val="24"/>
+        </w:rPr>
+      </w:pPr>
+      <w:r>
+        <w:rPr>
+          <w:rFonts w:ascii="Consolas" w:hAnsi="Consolas" w:cs="Consolas"/>
+          <w:color w:val="000000"/>
+          <w:sz w:val="24"/>
+          <w:szCs w:val="24"/>
+        </w:rPr>
+        <w:tab/>
+      </w:r>
+      <w:r>
+        <w:rPr>
+          <w:rFonts w:ascii="Consolas" w:hAnsi="Consolas" w:cs="Consolas"/>
+          <w:color w:val="000000"/>
+          <w:sz w:val="24"/>
+          <w:szCs w:val="24"/>
+        </w:rPr>
+        <w:tab/>
+      </w:r>
+      <w:r>
+        <w:rPr>
+          <w:rFonts w:ascii="Consolas" w:hAnsi="Consolas" w:cs="Consolas"/>
+          <w:color w:val="000000"/>
+          <w:sz w:val="24"/>
+          <w:szCs w:val="24"/>
+        </w:rPr>
+        <w:tab/>
+      </w:r>
+      <w:r>
+        <w:rPr>
+          <w:rFonts w:ascii="Consolas" w:hAnsi="Consolas" w:cs="Consolas"/>
+          <w:b/>
+          <w:bCs/>
+          <w:color w:val="7F0055"/>
+          <w:sz w:val="24"/>
+          <w:szCs w:val="24"/>
+        </w:rPr>
+        <w:t>if</w:t>
+      </w:r>
+      <w:r>
+        <w:rPr>
+          <w:rFonts w:ascii="Consolas" w:hAnsi="Consolas" w:cs="Consolas"/>
+          <w:color w:val="000000"/>
+          <w:sz w:val="24"/>
+          <w:szCs w:val="24"/>
+        </w:rPr>
+        <w:t>(</w:t>
+      </w:r>
+      <w:r>
+        <w:rPr>
+          <w:rFonts w:ascii="Consolas" w:hAnsi="Consolas" w:cs="Consolas"/>
+          <w:color w:val="6A3E3E"/>
+          <w:sz w:val="24"/>
+          <w:szCs w:val="24"/>
+        </w:rPr>
+        <w:t>sum</w:t>
+      </w:r>
+      <w:r>
+        <w:rPr>
+          <w:rFonts w:ascii="Consolas" w:hAnsi="Consolas" w:cs="Consolas"/>
+          <w:color w:val="000000"/>
+          <w:sz w:val="24"/>
+          <w:szCs w:val="24"/>
+        </w:rPr>
+        <w:t>&gt;9)</w:t>
+      </w:r>
+    </w:p>
+    <w:p>
+      <w:pPr>
+        <w:autoSpaceDE w:val="0"/>
+        <w:autoSpaceDN w:val="0"/>
+        <w:adjustRightInd w:val="0"/>
+        <w:spacing w:after="0" w:line="240" w:lineRule="auto"/>
+        <w:rPr>
+          <w:rFonts w:ascii="Consolas" w:hAnsi="Consolas" w:cs="Consolas"/>
+          <w:sz w:val="24"/>
+          <w:szCs w:val="24"/>
+        </w:rPr>
+      </w:pPr>
+      <w:r>
+        <w:rPr>
+          <w:rFonts w:ascii="Consolas" w:hAnsi="Consolas" w:cs="Consolas"/>
+          <w:color w:val="000000"/>
+          <w:sz w:val="24"/>
+          <w:szCs w:val="24"/>
+        </w:rPr>
+        <w:tab/>
+      </w:r>
+      <w:r>
+        <w:rPr>
+          <w:rFonts w:ascii="Consolas" w:hAnsi="Consolas" w:cs="Consolas"/>
+          <w:color w:val="000000"/>
+          <w:sz w:val="24"/>
+          <w:szCs w:val="24"/>
+        </w:rPr>
+        <w:tab/>
+      </w:r>
+      <w:r>
+        <w:rPr>
+          <w:rFonts w:ascii="Consolas" w:hAnsi="Consolas" w:cs="Consolas"/>
+          <w:color w:val="000000"/>
+          <w:sz w:val="24"/>
+          <w:szCs w:val="24"/>
+        </w:rPr>
+        <w:tab/>
+      </w:r>
+      <w:r>
+        <w:rPr>
+          <w:rFonts w:ascii="Consolas" w:hAnsi="Consolas" w:cs="Consolas"/>
+          <w:color w:val="000000"/>
+          <w:sz w:val="24"/>
+          <w:szCs w:val="24"/>
+        </w:rPr>
+        <w:tab/>
+      </w:r>
+      <w:r>
+        <w:rPr>
+          <w:rFonts w:ascii="Consolas" w:hAnsi="Consolas" w:cs="Consolas"/>
+          <w:b/>
+          <w:bCs/>
+          <w:color w:val="7F0055"/>
+          <w:sz w:val="24"/>
+          <w:szCs w:val="24"/>
+        </w:rPr>
+        <w:t>return</w:t>
+      </w:r>
+      <w:r>
+        <w:rPr>
+          <w:rFonts w:ascii="Consolas" w:hAnsi="Consolas" w:cs="Consolas"/>
+          <w:color w:val="000000"/>
+          <w:sz w:val="24"/>
+          <w:szCs w:val="24"/>
+        </w:rPr>
+        <w:t xml:space="preserve"> </w:t>
+      </w:r>
+      <w:proofErr w:type="spellStart"/>
+      <w:r>
+        <w:rPr>
+          <w:rFonts w:ascii="Consolas" w:hAnsi="Consolas" w:cs="Consolas"/>
+          <w:i/>
+          <w:iCs/>
+          <w:color w:val="000000"/>
+          <w:sz w:val="24"/>
+          <w:szCs w:val="24"/>
+        </w:rPr>
+        <w:t>digitSum</w:t>
+      </w:r>
+      <w:proofErr w:type="spellEnd"/>
+      <w:r>
+        <w:rPr>
+          <w:rFonts w:ascii="Consolas" w:hAnsi="Consolas" w:cs="Consolas"/>
+          <w:color w:val="000000"/>
+          <w:sz w:val="24"/>
+          <w:szCs w:val="24"/>
+        </w:rPr>
+        <w:t>(</w:t>
+      </w:r>
+      <w:r>
+        <w:rPr>
+          <w:rFonts w:ascii="Consolas" w:hAnsi="Consolas" w:cs="Consolas"/>
+          <w:color w:val="6A3E3E"/>
+          <w:sz w:val="24"/>
+          <w:szCs w:val="24"/>
+        </w:rPr>
+        <w:t>sum</w:t>
+      </w:r>
+      <w:r>
+        <w:rPr>
+          <w:rFonts w:ascii="Consolas" w:hAnsi="Consolas" w:cs="Consolas"/>
+          <w:color w:val="000000"/>
+          <w:sz w:val="24"/>
+          <w:szCs w:val="24"/>
+        </w:rPr>
+        <w:t>);</w:t>
+      </w:r>
+    </w:p>
+    <w:p>
+      <w:pPr>
+        <w:autoSpaceDE w:val="0"/>
+        <w:autoSpaceDN w:val="0"/>
+        <w:adjustRightInd w:val="0"/>
+        <w:spacing w:after="0" w:line="240" w:lineRule="auto"/>
+        <w:rPr>
+          <w:rFonts w:ascii="Consolas" w:hAnsi="Consolas" w:cs="Consolas"/>
+          <w:sz w:val="24"/>
+          <w:szCs w:val="24"/>
+        </w:rPr>
+      </w:pPr>
+      <w:r>
+        <w:rPr>
+          <w:rFonts w:ascii="Consolas" w:hAnsi="Consolas" w:cs="Consolas"/>
+          <w:color w:val="000000"/>
+          <w:sz w:val="24"/>
+          <w:szCs w:val="24"/>
+        </w:rPr>
+        <w:tab/>
+      </w:r>
+      <w:r>
+        <w:rPr>
+          <w:rFonts w:ascii="Consolas" w:hAnsi="Consolas" w:cs="Consolas"/>
+          <w:color w:val="000000"/>
+          <w:sz w:val="24"/>
+          <w:szCs w:val="24"/>
+        </w:rPr>
+        <w:tab/>
+        <w:t>}</w:t>
+      </w:r>
+    </w:p>
+    <w:p>
+      <w:pPr>
+        <w:autoSpaceDE w:val="0"/>
+        <w:autoSpaceDN w:val="0"/>
+        <w:adjustRightInd w:val="0"/>
+        <w:spacing w:after="0" w:line="240" w:lineRule="auto"/>
+        <w:rPr>
+          <w:rFonts w:ascii="Consolas" w:hAnsi="Consolas" w:cs="Consolas"/>
+          <w:sz w:val="24"/>
+          <w:szCs w:val="24"/>
+        </w:rPr>
+      </w:pPr>
+      <w:r>
+        <w:rPr>
+          <w:rFonts w:ascii="Consolas" w:hAnsi="Consolas" w:cs="Consolas"/>
+          <w:color w:val="000000"/>
+          <w:sz w:val="24"/>
+          <w:szCs w:val="24"/>
+        </w:rPr>
+        <w:lastRenderedPageBreak/>
+        <w:tab/>
+      </w:r>
+      <w:r>
+        <w:rPr>
+          <w:rFonts w:ascii="Consolas" w:hAnsi="Consolas" w:cs="Consolas"/>
+          <w:color w:val="000000"/>
+          <w:sz w:val="24"/>
+          <w:szCs w:val="24"/>
+        </w:rPr>
+        <w:tab/>
+      </w:r>
+      <w:r>
+        <w:rPr>
+          <w:rFonts w:ascii="Consolas" w:hAnsi="Consolas" w:cs="Consolas"/>
+          <w:b/>
+          <w:bCs/>
+          <w:color w:val="7F0055"/>
+          <w:sz w:val="24"/>
+          <w:szCs w:val="24"/>
+        </w:rPr>
+        <w:t>return</w:t>
+      </w:r>
+      <w:r>
+        <w:rPr>
+          <w:rFonts w:ascii="Consolas" w:hAnsi="Consolas" w:cs="Consolas"/>
+          <w:color w:val="000000"/>
+          <w:sz w:val="24"/>
+          <w:szCs w:val="24"/>
+        </w:rPr>
+        <w:t xml:space="preserve"> </w:t>
+      </w:r>
+      <w:r>
+        <w:rPr>
+          <w:rFonts w:ascii="Consolas" w:hAnsi="Consolas" w:cs="Consolas"/>
+          <w:color w:val="6A3E3E"/>
+          <w:sz w:val="24"/>
+          <w:szCs w:val="24"/>
+        </w:rPr>
+        <w:t>sum</w:t>
+      </w:r>
+      <w:r>
+        <w:rPr>
+          <w:rFonts w:ascii="Consolas" w:hAnsi="Consolas" w:cs="Consolas"/>
+          <w:color w:val="000000"/>
+          <w:sz w:val="24"/>
+          <w:szCs w:val="24"/>
+        </w:rPr>
+        <w:t>;</w:t>
+      </w:r>
+    </w:p>
+    <w:p>
+      <w:pPr>
+        <w:autoSpaceDE w:val="0"/>
+        <w:autoSpaceDN w:val="0"/>
+        <w:adjustRightInd w:val="0"/>
+        <w:spacing w:after="0" w:line="240" w:lineRule="auto"/>
+        <w:rPr>
+          <w:rFonts w:ascii="Consolas" w:hAnsi="Consolas" w:cs="Consolas"/>
+          <w:sz w:val="24"/>
+          <w:szCs w:val="24"/>
+        </w:rPr>
+      </w:pPr>
+      <w:r>
+        <w:rPr>
+          <w:rFonts w:ascii="Consolas" w:hAnsi="Consolas" w:cs="Consolas"/>
+          <w:color w:val="000000"/>
+          <w:sz w:val="24"/>
+          <w:szCs w:val="24"/>
+        </w:rPr>
+        <w:tab/>
+        <w:t>}</w:t>
+      </w:r>
+    </w:p>
+    <w:p>
+      <w:pPr>
+        <w:autoSpaceDE w:val="0"/>
+        <w:autoSpaceDN w:val="0"/>
+        <w:adjustRightInd w:val="0"/>
+        <w:spacing w:after="0" w:line="240" w:lineRule="auto"/>
+        <w:rPr>
+          <w:rFonts w:ascii="Consolas" w:hAnsi="Consolas" w:cs="Consolas"/>
+          <w:sz w:val="24"/>
+          <w:szCs w:val="24"/>
+        </w:rPr>
+      </w:pPr>
+      <w:r>
+        <w:rPr>
+          <w:rFonts w:ascii="Consolas" w:hAnsi="Consolas" w:cs="Consolas"/>
+          <w:color w:val="000000"/>
+          <w:sz w:val="24"/>
+          <w:szCs w:val="24"/>
+        </w:rPr>
+        <w:tab/>
+      </w:r>
+      <w:r>
+        <w:rPr>
+          <w:rFonts w:ascii="Consolas" w:hAnsi="Consolas" w:cs="Consolas"/>
+          <w:b/>
+          <w:bCs/>
+          <w:color w:val="7F0055"/>
+          <w:sz w:val="24"/>
+          <w:szCs w:val="24"/>
+        </w:rPr>
+        <w:t>public</w:t>
+      </w:r>
+      <w:r>
+        <w:rPr>
+          <w:rFonts w:ascii="Consolas" w:hAnsi="Consolas" w:cs="Consolas"/>
+          <w:color w:val="000000"/>
+          <w:sz w:val="24"/>
+          <w:szCs w:val="24"/>
+        </w:rPr>
+        <w:t xml:space="preserve"> </w:t>
+      </w:r>
+      <w:r>
+        <w:rPr>
+          <w:rFonts w:ascii="Consolas" w:hAnsi="Consolas" w:cs="Consolas"/>
+          <w:b/>
+          <w:bCs/>
+          <w:color w:val="7F0055"/>
+          <w:sz w:val="24"/>
+          <w:szCs w:val="24"/>
+        </w:rPr>
+        <w:t>static</w:t>
+      </w:r>
+      <w:r>
+        <w:rPr>
+          <w:rFonts w:ascii="Consolas" w:hAnsi="Consolas" w:cs="Consolas"/>
+          <w:color w:val="000000"/>
+          <w:sz w:val="24"/>
+          <w:szCs w:val="24"/>
+        </w:rPr>
+        <w:t xml:space="preserve"> </w:t>
+      </w:r>
+      <w:r>
+        <w:rPr>
+          <w:rFonts w:ascii="Consolas" w:hAnsi="Consolas" w:cs="Consolas"/>
+          <w:b/>
+          <w:bCs/>
+          <w:color w:val="7F0055"/>
+          <w:sz w:val="24"/>
+          <w:szCs w:val="24"/>
+        </w:rPr>
+        <w:t>void</w:t>
+      </w:r>
+      <w:r>
+        <w:rPr>
+          <w:rFonts w:ascii="Consolas" w:hAnsi="Consolas" w:cs="Consolas"/>
+          <w:color w:val="000000"/>
+          <w:sz w:val="24"/>
+          <w:szCs w:val="24"/>
+        </w:rPr>
+        <w:t xml:space="preserve"> </w:t>
+      </w:r>
+      <w:proofErr w:type="gramStart"/>
+      <w:r>
+        <w:rPr>
+          <w:rFonts w:ascii="Consolas" w:hAnsi="Consolas" w:cs="Consolas"/>
+          <w:color w:val="000000"/>
+          <w:sz w:val="24"/>
+          <w:szCs w:val="24"/>
+        </w:rPr>
+        <w:t>main(</w:t>
+      </w:r>
+      <w:proofErr w:type="gramEnd"/>
+      <w:r>
+        <w:rPr>
+          <w:rFonts w:ascii="Consolas" w:hAnsi="Consolas" w:cs="Consolas"/>
+          <w:color w:val="000000"/>
+          <w:sz w:val="24"/>
+          <w:szCs w:val="24"/>
+          <w:shd w:val="clear" w:color="auto" w:fill="D4D4D4"/>
+        </w:rPr>
+        <w:t>String</w:t>
+      </w:r>
+      <w:r>
+        <w:rPr>
+          <w:rFonts w:ascii="Consolas" w:hAnsi="Consolas" w:cs="Consolas"/>
+          <w:color w:val="000000"/>
+          <w:sz w:val="24"/>
+          <w:szCs w:val="24"/>
+        </w:rPr>
+        <w:t xml:space="preserve">[] </w:t>
+      </w:r>
+      <w:proofErr w:type="spellStart"/>
+      <w:r>
+        <w:rPr>
+          <w:rFonts w:ascii="Consolas" w:hAnsi="Consolas" w:cs="Consolas"/>
+          <w:color w:val="6A3E3E"/>
+          <w:sz w:val="24"/>
+          <w:szCs w:val="24"/>
+        </w:rPr>
+        <w:t>args</w:t>
+      </w:r>
+      <w:proofErr w:type="spellEnd"/>
+      <w:r>
+        <w:rPr>
+          <w:rFonts w:ascii="Consolas" w:hAnsi="Consolas" w:cs="Consolas"/>
+          <w:color w:val="000000"/>
+          <w:sz w:val="24"/>
+          <w:szCs w:val="24"/>
+        </w:rPr>
+        <w:t>) {</w:t>
+      </w:r>
+    </w:p>
+    <w:p>
+      <w:pPr>
+        <w:autoSpaceDE w:val="0"/>
+        <w:autoSpaceDN w:val="0"/>
+        <w:adjustRightInd w:val="0"/>
+        <w:spacing w:after="0" w:line="240" w:lineRule="auto"/>
+        <w:rPr>
+          <w:rFonts w:ascii="Consolas" w:hAnsi="Consolas" w:cs="Consolas"/>
+          <w:sz w:val="24"/>
+          <w:szCs w:val="24"/>
+        </w:rPr>
+      </w:pPr>
+      <w:r>
+        <w:rPr>
+          <w:rFonts w:ascii="Consolas" w:hAnsi="Consolas" w:cs="Consolas"/>
+          <w:color w:val="000000"/>
+          <w:sz w:val="24"/>
+          <w:szCs w:val="24"/>
+        </w:rPr>
+        <w:tab/>
+      </w:r>
+      <w:r>
+        <w:rPr>
+          <w:rFonts w:ascii="Consolas" w:hAnsi="Consolas" w:cs="Consolas"/>
+          <w:color w:val="000000"/>
+          <w:sz w:val="24"/>
+          <w:szCs w:val="24"/>
+        </w:rPr>
+        <w:tab/>
+        <w:t xml:space="preserve">Scanner </w:t>
+      </w:r>
+      <w:proofErr w:type="spellStart"/>
+      <w:r>
+        <w:rPr>
+          <w:rFonts w:ascii="Consolas" w:hAnsi="Consolas" w:cs="Consolas"/>
+          <w:color w:val="6A3E3E"/>
+          <w:sz w:val="24"/>
+          <w:szCs w:val="24"/>
+          <w:u w:val="single"/>
+        </w:rPr>
+        <w:t>sc</w:t>
+      </w:r>
+      <w:proofErr w:type="spellEnd"/>
+      <w:r>
+        <w:rPr>
+          <w:rFonts w:ascii="Consolas" w:hAnsi="Consolas" w:cs="Consolas"/>
+          <w:color w:val="000000"/>
+          <w:sz w:val="24"/>
+          <w:szCs w:val="24"/>
+        </w:rPr>
+        <w:t>=</w:t>
+      </w:r>
+      <w:r>
+        <w:rPr>
+          <w:rFonts w:ascii="Consolas" w:hAnsi="Consolas" w:cs="Consolas"/>
+          <w:b/>
+          <w:bCs/>
+          <w:color w:val="7F0055"/>
+          <w:sz w:val="24"/>
+          <w:szCs w:val="24"/>
+        </w:rPr>
+        <w:t>new</w:t>
+      </w:r>
+      <w:r>
+        <w:rPr>
+          <w:rFonts w:ascii="Consolas" w:hAnsi="Consolas" w:cs="Consolas"/>
+          <w:color w:val="000000"/>
+          <w:sz w:val="24"/>
+          <w:szCs w:val="24"/>
+        </w:rPr>
+        <w:t xml:space="preserve"> </w:t>
+      </w:r>
+      <w:proofErr w:type="gramStart"/>
+      <w:r>
+        <w:rPr>
+          <w:rFonts w:ascii="Consolas" w:hAnsi="Consolas" w:cs="Consolas"/>
+          <w:color w:val="000000"/>
+          <w:sz w:val="24"/>
+          <w:szCs w:val="24"/>
+        </w:rPr>
+        <w:t>Scanner(</w:t>
+      </w:r>
+      <w:proofErr w:type="gramEnd"/>
+      <w:r>
+        <w:rPr>
+          <w:rFonts w:ascii="Consolas" w:hAnsi="Consolas" w:cs="Consolas"/>
+          <w:color w:val="000000"/>
+          <w:sz w:val="24"/>
+          <w:szCs w:val="24"/>
+        </w:rPr>
+        <w:t>System.</w:t>
+      </w:r>
+      <w:r>
+        <w:rPr>
+          <w:rFonts w:ascii="Consolas" w:hAnsi="Consolas" w:cs="Consolas"/>
+          <w:b/>
+          <w:bCs/>
+          <w:i/>
+          <w:iCs/>
+          <w:color w:val="0000C0"/>
+          <w:sz w:val="24"/>
+          <w:szCs w:val="24"/>
+        </w:rPr>
+        <w:t>in</w:t>
+      </w:r>
+      <w:r>
+        <w:rPr>
+          <w:rFonts w:ascii="Consolas" w:hAnsi="Consolas" w:cs="Consolas"/>
+          <w:color w:val="000000"/>
+          <w:sz w:val="24"/>
+          <w:szCs w:val="24"/>
+        </w:rPr>
+        <w:t>);</w:t>
+      </w:r>
+    </w:p>
+    <w:p>
+      <w:pPr>
+        <w:autoSpaceDE w:val="0"/>
+        <w:autoSpaceDN w:val="0"/>
+        <w:adjustRightInd w:val="0"/>
+        <w:spacing w:after="0" w:line="240" w:lineRule="auto"/>
+        <w:rPr>
+          <w:rFonts w:ascii="Consolas" w:hAnsi="Consolas" w:cs="Consolas"/>
+          <w:sz w:val="24"/>
+          <w:szCs w:val="24"/>
+        </w:rPr>
+      </w:pPr>
+      <w:r>
+        <w:rPr>
+          <w:rFonts w:ascii="Consolas" w:hAnsi="Consolas" w:cs="Consolas"/>
+          <w:color w:val="000000"/>
+          <w:sz w:val="24"/>
+          <w:szCs w:val="24"/>
+        </w:rPr>
+        <w:tab/>
+      </w:r>
+      <w:r>
+        <w:rPr>
+          <w:rFonts w:ascii="Consolas" w:hAnsi="Consolas" w:cs="Consolas"/>
+          <w:color w:val="000000"/>
+          <w:sz w:val="24"/>
+          <w:szCs w:val="24"/>
+        </w:rPr>
+        <w:tab/>
+      </w:r>
+      <w:r>
+        <w:rPr>
+          <w:rFonts w:ascii="Consolas" w:hAnsi="Consolas" w:cs="Consolas"/>
+          <w:b/>
+          <w:bCs/>
+          <w:color w:val="7F0055"/>
+          <w:sz w:val="24"/>
+          <w:szCs w:val="24"/>
+        </w:rPr>
+        <w:t>int</w:t>
+      </w:r>
+      <w:r>
+        <w:rPr>
+          <w:rFonts w:ascii="Consolas" w:hAnsi="Consolas" w:cs="Consolas"/>
+          <w:color w:val="000000"/>
+          <w:sz w:val="24"/>
+          <w:szCs w:val="24"/>
+        </w:rPr>
+        <w:t xml:space="preserve"> </w:t>
+      </w:r>
+      <w:r>
+        <w:rPr>
+          <w:rFonts w:ascii="Consolas" w:hAnsi="Consolas" w:cs="Consolas"/>
+          <w:color w:val="6A3E3E"/>
+          <w:sz w:val="24"/>
+          <w:szCs w:val="24"/>
+        </w:rPr>
+        <w:t>input</w:t>
+      </w:r>
+      <w:r>
+        <w:rPr>
+          <w:rFonts w:ascii="Consolas" w:hAnsi="Consolas" w:cs="Consolas"/>
+          <w:color w:val="000000"/>
+          <w:sz w:val="24"/>
+          <w:szCs w:val="24"/>
+        </w:rPr>
+        <w:t>=</w:t>
+      </w:r>
+      <w:proofErr w:type="spellStart"/>
+      <w:proofErr w:type="gramStart"/>
+      <w:r>
+        <w:rPr>
+          <w:rFonts w:ascii="Consolas" w:hAnsi="Consolas" w:cs="Consolas"/>
+          <w:color w:val="6A3E3E"/>
+          <w:sz w:val="24"/>
+          <w:szCs w:val="24"/>
+        </w:rPr>
+        <w:t>sc</w:t>
+      </w:r>
+      <w:r>
+        <w:rPr>
+          <w:rFonts w:ascii="Consolas" w:hAnsi="Consolas" w:cs="Consolas"/>
+          <w:color w:val="000000"/>
+          <w:sz w:val="24"/>
+          <w:szCs w:val="24"/>
+        </w:rPr>
+        <w:t>.nextInt</w:t>
+      </w:r>
+      <w:proofErr w:type="spellEnd"/>
+      <w:proofErr w:type="gramEnd"/>
+      <w:r>
+        <w:rPr>
+          <w:rFonts w:ascii="Consolas" w:hAnsi="Consolas" w:cs="Consolas"/>
+          <w:color w:val="000000"/>
+          <w:sz w:val="24"/>
+          <w:szCs w:val="24"/>
+        </w:rPr>
+        <w:t>();</w:t>
+      </w:r>
+    </w:p>
+    <w:p>
+      <w:pPr>
+        <w:autoSpaceDE w:val="0"/>
+        <w:autoSpaceDN w:val="0"/>
+        <w:adjustRightInd w:val="0"/>
+        <w:spacing w:after="0" w:line="240" w:lineRule="auto"/>
+        <w:rPr>
+          <w:rFonts w:ascii="Consolas" w:hAnsi="Consolas" w:cs="Consolas"/>
+          <w:sz w:val="24"/>
+          <w:szCs w:val="24"/>
+        </w:rPr>
+      </w:pPr>
+      <w:r>
+        <w:rPr>
+          <w:rFonts w:ascii="Consolas" w:hAnsi="Consolas" w:cs="Consolas"/>
+          <w:color w:val="000000"/>
+          <w:sz w:val="24"/>
+          <w:szCs w:val="24"/>
+        </w:rPr>
+        <w:tab/>
+      </w:r>
+      <w:r>
+        <w:rPr>
+          <w:rFonts w:ascii="Consolas" w:hAnsi="Consolas" w:cs="Consolas"/>
+          <w:color w:val="000000"/>
+          <w:sz w:val="24"/>
+          <w:szCs w:val="24"/>
+        </w:rPr>
+        <w:tab/>
+      </w:r>
+      <w:proofErr w:type="spellStart"/>
+      <w:r>
+        <w:rPr>
+          <w:rFonts w:ascii="Consolas" w:hAnsi="Consolas" w:cs="Consolas"/>
+          <w:color w:val="000000"/>
+          <w:sz w:val="24"/>
+          <w:szCs w:val="24"/>
+        </w:rPr>
+        <w:t>System.</w:t>
+      </w:r>
+      <w:r>
+        <w:rPr>
+          <w:rFonts w:ascii="Consolas" w:hAnsi="Consolas" w:cs="Consolas"/>
+          <w:b/>
+          <w:bCs/>
+          <w:i/>
+          <w:iCs/>
+          <w:color w:val="0000C0"/>
+          <w:sz w:val="24"/>
+          <w:szCs w:val="24"/>
+        </w:rPr>
+        <w:t>out</w:t>
+      </w:r>
+      <w:r>
+        <w:rPr>
+          <w:rFonts w:ascii="Consolas" w:hAnsi="Consolas" w:cs="Consolas"/>
+          <w:color w:val="000000"/>
+          <w:sz w:val="24"/>
+          <w:szCs w:val="24"/>
+        </w:rPr>
+        <w:t>.println</w:t>
+      </w:r>
+      <w:proofErr w:type="spellEnd"/>
+      <w:r>
+        <w:rPr>
+          <w:rFonts w:ascii="Consolas" w:hAnsi="Consolas" w:cs="Consolas"/>
+          <w:color w:val="000000"/>
+          <w:sz w:val="24"/>
+          <w:szCs w:val="24"/>
+        </w:rPr>
+        <w:t>(</w:t>
+      </w:r>
+      <w:proofErr w:type="spellStart"/>
+      <w:r>
+        <w:rPr>
+          <w:rFonts w:ascii="Consolas" w:hAnsi="Consolas" w:cs="Consolas"/>
+          <w:i/>
+          <w:iCs/>
+          <w:color w:val="000000"/>
+          <w:sz w:val="24"/>
+          <w:szCs w:val="24"/>
+        </w:rPr>
+        <w:t>digitSum</w:t>
+      </w:r>
+      <w:proofErr w:type="spellEnd"/>
+      <w:r>
+        <w:rPr>
+          <w:rFonts w:ascii="Consolas" w:hAnsi="Consolas" w:cs="Consolas"/>
+          <w:color w:val="000000"/>
+          <w:sz w:val="24"/>
+          <w:szCs w:val="24"/>
+        </w:rPr>
+        <w:t>(</w:t>
+      </w:r>
+      <w:r>
+        <w:rPr>
+          <w:rFonts w:ascii="Consolas" w:hAnsi="Consolas" w:cs="Consolas"/>
+          <w:color w:val="6A3E3E"/>
+          <w:sz w:val="24"/>
+          <w:szCs w:val="24"/>
+        </w:rPr>
+        <w:t>input</w:t>
+      </w:r>
+      <w:r>
+        <w:rPr>
+          <w:rFonts w:ascii="Consolas" w:hAnsi="Consolas" w:cs="Consolas"/>
+          <w:color w:val="000000"/>
+          <w:sz w:val="24"/>
+          <w:szCs w:val="24"/>
+        </w:rPr>
+        <w:t>));</w:t>
+      </w:r>
+    </w:p>
+    <w:p>
+      <w:pPr>
+        <w:autoSpaceDE w:val="0"/>
+        <w:autoSpaceDN w:val="0"/>
+        <w:adjustRightInd w:val="0"/>
+        <w:spacing w:after="0" w:line="240" w:lineRule="auto"/>
+        <w:rPr>
+          <w:rFonts w:ascii="Consolas" w:hAnsi="Consolas" w:cs="Consolas"/>
+          <w:sz w:val="24"/>
+          <w:szCs w:val="24"/>
+        </w:rPr>
+      </w:pPr>
+      <w:r>
+        <w:rPr>
+          <w:rFonts w:ascii="Consolas" w:hAnsi="Consolas" w:cs="Consolas"/>
+          <w:color w:val="000000"/>
+          <w:sz w:val="24"/>
+          <w:szCs w:val="24"/>
+          <w:shd w:val="clear" w:color="auto" w:fill="C6DBAE"/>
+        </w:rPr>
+        <w:tab/>
+        <w:t>}</w:t>
+      </w:r>
+    </w:p>
+    <w:p>
+      <w:pPr>
+        <w:autoSpaceDE w:val="0"/>
+        <w:autoSpaceDN w:val="0"/>
+        <w:adjustRightInd w:val="0"/>
+        <w:spacing w:after="0" w:line="240" w:lineRule="auto"/>
+        <w:rPr>
+          <w:rFonts w:ascii="Consolas" w:hAnsi="Consolas" w:cs="Consolas"/>
+          <w:sz w:val="24"/>
+          <w:szCs w:val="24"/>
+        </w:rPr>
+      </w:pPr>
+    </w:p>
+    <w:p>
+      <w:pPr>
+        <w:autoSpaceDE w:val="0"/>
+        <w:autoSpaceDN w:val="0"/>
+        <w:adjustRightInd w:val="0"/>
+        <w:spacing w:after="0" w:line="240" w:lineRule="auto"/>
+        <w:rPr>
+          <w:rFonts w:ascii="Consolas" w:hAnsi="Consolas" w:cs="Consolas"/>
+          <w:sz w:val="24"/>
+          <w:szCs w:val="24"/>
+        </w:rPr>
+      </w:pPr>
+      <w:r>
+        <w:rPr>
+          <w:rFonts w:ascii="Consolas" w:hAnsi="Consolas" w:cs="Consolas"/>
+          <w:color w:val="000000"/>
+          <w:sz w:val="24"/>
+          <w:szCs w:val="24"/>
+        </w:rPr>
+        <w:t>}</w:t>
+      </w:r>
+    </w:p>
+    <w:p>
+      <w:pPr>
+        <w:spacing w:after="0" w:line="240" w:lineRule="auto"/>
+        <w:rPr>
+          <w:rFonts w:ascii="Times New Roman" w:eastAsia="Times New Roman" w:hAnsi="Times New Roman" w:cs="Times New Roman"/>
+          <w:color w:val="000000"/>
+          <w:sz w:val="26"/>
+          <w:szCs w:val="26"/>
+          <w:lang w:eastAsia="en-IN"/>
+        </w:rPr>
+      </w:pPr>
+    </w:p>
+    <w:p>
+      <w:pPr>
         <w:pBdr>
           <w:bottom w:val="single" w:sz="6" w:space="1" w:color="auto"/>
         </w:pBdr>
@@ -1110,6 +3300,7 @@
         </w:rPr>
         <w:t>Include a class </w:t>
       </w:r>
+      <w:proofErr w:type="spellStart"/>
       <w:r>
         <w:rPr>
           <w:rFonts w:ascii="Times New Roman" w:eastAsia="Times New Roman" w:hAnsi="Times New Roman" w:cs="Times New Roman"/>
@@ -1122,6 +3313,7 @@
         </w:rPr>
         <w:t>UserMainCode</w:t>
       </w:r>
+      <w:proofErr w:type="spellEnd"/>
       <w:r>
         <w:rPr>
           <w:rFonts w:ascii="Times New Roman" w:eastAsia="Times New Roman" w:hAnsi="Times New Roman" w:cs="Times New Roman"/>
@@ -1132,6 +3324,7 @@
         </w:rPr>
         <w:t> with a static method “</w:t>
       </w:r>
+      <w:proofErr w:type="spellStart"/>
       <w:r>
         <w:rPr>
           <w:rFonts w:ascii="Times New Roman" w:eastAsia="Times New Roman" w:hAnsi="Times New Roman" w:cs="Times New Roman"/>
@@ -1144,6 +3337,7 @@
         </w:rPr>
         <w:t>addAndReverse</w:t>
       </w:r>
+      <w:proofErr w:type="spellEnd"/>
       <w:r>
         <w:rPr>
           <w:rFonts w:ascii="Times New Roman" w:eastAsia="Times New Roman" w:hAnsi="Times New Roman" w:cs="Times New Roman"/>
@@ -1154,6 +3348,7 @@
         </w:rPr>
         <w:t xml:space="preserve">” that accepts 2 arguments and returns an </w:t>
       </w:r>
+      <w:proofErr w:type="spellStart"/>
       <w:proofErr w:type="gramStart"/>
       <w:r>
         <w:rPr>
@@ -1165,6 +3360,7 @@
         </w:rPr>
         <w:t>integer.The</w:t>
       </w:r>
+      <w:proofErr w:type="spellEnd"/>
       <w:proofErr w:type="gramEnd"/>
       <w:r>
         <w:rPr>
@@ -1220,6 +3416,7 @@
         </w:rPr>
         <w:t> which would get the required input and call the static method </w:t>
       </w:r>
+      <w:proofErr w:type="spellStart"/>
       <w:r>
         <w:rPr>
           <w:rFonts w:ascii="Times New Roman" w:eastAsia="Times New Roman" w:hAnsi="Times New Roman" w:cs="Times New Roman"/>
@@ -1232,6 +3429,7 @@
         </w:rPr>
         <w:t>addAndReverse</w:t>
       </w:r>
+      <w:proofErr w:type="spellEnd"/>
       <w:r>
         <w:rPr>
           <w:rFonts w:ascii="Times New Roman" w:eastAsia="Times New Roman" w:hAnsi="Times New Roman" w:cs="Times New Roman"/>
@@ -1240,7 +3438,29 @@
           <w:szCs w:val="26"/>
           <w:lang w:eastAsia="en-IN"/>
         </w:rPr>
-        <w:t> present in the UserMainCode.</w:t>
+        <w:t xml:space="preserve"> present in the </w:t>
+      </w:r>
+      <w:proofErr w:type="spellStart"/>
+      <w:r>
+        <w:rPr>
+          <w:rFonts w:ascii="Times New Roman" w:eastAsia="Times New Roman" w:hAnsi="Times New Roman" w:cs="Times New Roman"/>
+          <w:color w:val="333333"/>
+          <w:sz w:val="26"/>
+          <w:szCs w:val="26"/>
+          <w:lang w:eastAsia="en-IN"/>
+        </w:rPr>
+        <w:t>UserMainCode</w:t>
+      </w:r>
+      <w:proofErr w:type="spellEnd"/>
+      <w:r>
+        <w:rPr>
+          <w:rFonts w:ascii="Times New Roman" w:eastAsia="Times New Roman" w:hAnsi="Times New Roman" w:cs="Times New Roman"/>
+          <w:color w:val="333333"/>
+          <w:sz w:val="26"/>
+          <w:szCs w:val="26"/>
+          <w:lang w:eastAsia="en-IN"/>
+        </w:rPr>
+        <w:t>.</w:t>
       </w:r>
     </w:p>
     <w:p>
@@ -1432,7 +3652,6 @@
           <w:szCs w:val="26"/>
           <w:lang w:eastAsia="en-IN"/>
         </w:rPr>
-        <w:lastRenderedPageBreak/>
         <w:t xml:space="preserve">The next n lines of the input </w:t>
       </w:r>
       <w:proofErr w:type="gramStart"/>
@@ -1748,6 +3967,4726 @@
         <w:t>571</w:t>
       </w:r>
     </w:p>
+    <w:p/>
+    <w:p/>
+    <w:p>
+      <w:r>
+        <w:lastRenderedPageBreak/>
+        <w:t>Solution:</w:t>
+      </w:r>
+    </w:p>
+    <w:p>
+      <w:pPr>
+        <w:autoSpaceDE w:val="0"/>
+        <w:autoSpaceDN w:val="0"/>
+        <w:adjustRightInd w:val="0"/>
+        <w:spacing w:after="0" w:line="240" w:lineRule="auto"/>
+        <w:rPr>
+          <w:rFonts w:ascii="Consolas" w:hAnsi="Consolas" w:cs="Consolas"/>
+        </w:rPr>
+      </w:pPr>
+      <w:r>
+        <w:rPr>
+          <w:rFonts w:ascii="Consolas" w:hAnsi="Consolas" w:cs="Consolas"/>
+          <w:b/>
+          <w:bCs/>
+          <w:color w:val="7F0055"/>
+        </w:rPr>
+        <w:t>import</w:t>
+      </w:r>
+      <w:r>
+        <w:rPr>
+          <w:rFonts w:ascii="Consolas" w:hAnsi="Consolas" w:cs="Consolas"/>
+          <w:color w:val="000000"/>
+        </w:rPr>
+        <w:t xml:space="preserve"> </w:t>
+      </w:r>
+      <w:proofErr w:type="spellStart"/>
+      <w:proofErr w:type="gramStart"/>
+      <w:r>
+        <w:rPr>
+          <w:rFonts w:ascii="Consolas" w:hAnsi="Consolas" w:cs="Consolas"/>
+          <w:color w:val="000000"/>
+        </w:rPr>
+        <w:t>java.util</w:t>
+      </w:r>
+      <w:proofErr w:type="gramEnd"/>
+      <w:r>
+        <w:rPr>
+          <w:rFonts w:ascii="Consolas" w:hAnsi="Consolas" w:cs="Consolas"/>
+          <w:color w:val="000000"/>
+        </w:rPr>
+        <w:t>.Scanner</w:t>
+      </w:r>
+      <w:proofErr w:type="spellEnd"/>
+      <w:r>
+        <w:rPr>
+          <w:rFonts w:ascii="Consolas" w:hAnsi="Consolas" w:cs="Consolas"/>
+          <w:color w:val="000000"/>
+        </w:rPr>
+        <w:t>;</w:t>
+      </w:r>
+    </w:p>
+    <w:p>
+      <w:pPr>
+        <w:autoSpaceDE w:val="0"/>
+        <w:autoSpaceDN w:val="0"/>
+        <w:adjustRightInd w:val="0"/>
+        <w:spacing w:after="0" w:line="240" w:lineRule="auto"/>
+        <w:rPr>
+          <w:rFonts w:ascii="Consolas" w:hAnsi="Consolas" w:cs="Consolas"/>
+        </w:rPr>
+      </w:pPr>
+    </w:p>
+    <w:p>
+      <w:pPr>
+        <w:autoSpaceDE w:val="0"/>
+        <w:autoSpaceDN w:val="0"/>
+        <w:adjustRightInd w:val="0"/>
+        <w:spacing w:after="0" w:line="240" w:lineRule="auto"/>
+        <w:rPr>
+          <w:rFonts w:ascii="Consolas" w:hAnsi="Consolas" w:cs="Consolas"/>
+        </w:rPr>
+      </w:pPr>
+      <w:r>
+        <w:rPr>
+          <w:rFonts w:ascii="Consolas" w:hAnsi="Consolas" w:cs="Consolas"/>
+          <w:b/>
+          <w:bCs/>
+          <w:color w:val="7F0055"/>
+        </w:rPr>
+        <w:t>public</w:t>
+      </w:r>
+      <w:r>
+        <w:rPr>
+          <w:rFonts w:ascii="Consolas" w:hAnsi="Consolas" w:cs="Consolas"/>
+          <w:color w:val="000000"/>
+        </w:rPr>
+        <w:t xml:space="preserve"> </w:t>
+      </w:r>
+      <w:r>
+        <w:rPr>
+          <w:rFonts w:ascii="Consolas" w:hAnsi="Consolas" w:cs="Consolas"/>
+          <w:b/>
+          <w:bCs/>
+          <w:color w:val="7F0055"/>
+        </w:rPr>
+        <w:t>class</w:t>
+      </w:r>
+      <w:r>
+        <w:rPr>
+          <w:rFonts w:ascii="Consolas" w:hAnsi="Consolas" w:cs="Consolas"/>
+          <w:color w:val="000000"/>
+        </w:rPr>
+        <w:t xml:space="preserve"> App {</w:t>
+      </w:r>
+    </w:p>
+    <w:p>
+      <w:pPr>
+        <w:autoSpaceDE w:val="0"/>
+        <w:autoSpaceDN w:val="0"/>
+        <w:adjustRightInd w:val="0"/>
+        <w:spacing w:after="0" w:line="240" w:lineRule="auto"/>
+        <w:rPr>
+          <w:rFonts w:ascii="Consolas" w:hAnsi="Consolas" w:cs="Consolas"/>
+        </w:rPr>
+      </w:pPr>
+    </w:p>
+    <w:p>
+      <w:pPr>
+        <w:autoSpaceDE w:val="0"/>
+        <w:autoSpaceDN w:val="0"/>
+        <w:adjustRightInd w:val="0"/>
+        <w:spacing w:after="0" w:line="240" w:lineRule="auto"/>
+        <w:rPr>
+          <w:rFonts w:ascii="Consolas" w:hAnsi="Consolas" w:cs="Consolas"/>
+        </w:rPr>
+      </w:pPr>
+      <w:r>
+        <w:rPr>
+          <w:rFonts w:ascii="Consolas" w:hAnsi="Consolas" w:cs="Consolas"/>
+          <w:color w:val="000000"/>
+        </w:rPr>
+        <w:tab/>
+      </w:r>
+      <w:r>
+        <w:rPr>
+          <w:rFonts w:ascii="Consolas" w:hAnsi="Consolas" w:cs="Consolas"/>
+          <w:b/>
+          <w:bCs/>
+          <w:color w:val="7F0055"/>
+        </w:rPr>
+        <w:t>public</w:t>
+      </w:r>
+      <w:r>
+        <w:rPr>
+          <w:rFonts w:ascii="Consolas" w:hAnsi="Consolas" w:cs="Consolas"/>
+          <w:color w:val="000000"/>
+        </w:rPr>
+        <w:t xml:space="preserve"> </w:t>
+      </w:r>
+      <w:r>
+        <w:rPr>
+          <w:rFonts w:ascii="Consolas" w:hAnsi="Consolas" w:cs="Consolas"/>
+          <w:b/>
+          <w:bCs/>
+          <w:color w:val="7F0055"/>
+        </w:rPr>
+        <w:t>static</w:t>
+      </w:r>
+      <w:r>
+        <w:rPr>
+          <w:rFonts w:ascii="Consolas" w:hAnsi="Consolas" w:cs="Consolas"/>
+          <w:color w:val="000000"/>
+        </w:rPr>
+        <w:t xml:space="preserve"> </w:t>
+      </w:r>
+      <w:r>
+        <w:rPr>
+          <w:rFonts w:ascii="Consolas" w:hAnsi="Consolas" w:cs="Consolas"/>
+          <w:b/>
+          <w:bCs/>
+          <w:color w:val="7F0055"/>
+        </w:rPr>
+        <w:t>void</w:t>
+      </w:r>
+      <w:r>
+        <w:rPr>
+          <w:rFonts w:ascii="Consolas" w:hAnsi="Consolas" w:cs="Consolas"/>
+          <w:color w:val="000000"/>
+        </w:rPr>
+        <w:t xml:space="preserve"> </w:t>
+      </w:r>
+      <w:proofErr w:type="gramStart"/>
+      <w:r>
+        <w:rPr>
+          <w:rFonts w:ascii="Consolas" w:hAnsi="Consolas" w:cs="Consolas"/>
+          <w:color w:val="000000"/>
+        </w:rPr>
+        <w:t>main(</w:t>
+      </w:r>
+      <w:proofErr w:type="gramEnd"/>
+      <w:r>
+        <w:rPr>
+          <w:rFonts w:ascii="Consolas" w:hAnsi="Consolas" w:cs="Consolas"/>
+          <w:color w:val="000000"/>
+        </w:rPr>
+        <w:t xml:space="preserve">String[] </w:t>
+      </w:r>
+      <w:proofErr w:type="spellStart"/>
+      <w:r>
+        <w:rPr>
+          <w:rFonts w:ascii="Consolas" w:hAnsi="Consolas" w:cs="Consolas"/>
+          <w:color w:val="6A3E3E"/>
+        </w:rPr>
+        <w:t>args</w:t>
+      </w:r>
+      <w:proofErr w:type="spellEnd"/>
+      <w:r>
+        <w:rPr>
+          <w:rFonts w:ascii="Consolas" w:hAnsi="Consolas" w:cs="Consolas"/>
+          <w:color w:val="000000"/>
+        </w:rPr>
+        <w:t>) {</w:t>
+      </w:r>
+    </w:p>
+    <w:p>
+      <w:pPr>
+        <w:autoSpaceDE w:val="0"/>
+        <w:autoSpaceDN w:val="0"/>
+        <w:adjustRightInd w:val="0"/>
+        <w:spacing w:after="0" w:line="240" w:lineRule="auto"/>
+        <w:rPr>
+          <w:rFonts w:ascii="Consolas" w:hAnsi="Consolas" w:cs="Consolas"/>
+        </w:rPr>
+      </w:pPr>
+      <w:r>
+        <w:rPr>
+          <w:rFonts w:ascii="Consolas" w:hAnsi="Consolas" w:cs="Consolas"/>
+          <w:color w:val="000000"/>
+        </w:rPr>
+        <w:tab/>
+      </w:r>
+      <w:r>
+        <w:rPr>
+          <w:rFonts w:ascii="Consolas" w:hAnsi="Consolas" w:cs="Consolas"/>
+          <w:color w:val="000000"/>
+        </w:rPr>
+        <w:tab/>
+        <w:t xml:space="preserve">Scanner </w:t>
+      </w:r>
+      <w:proofErr w:type="spellStart"/>
+      <w:r>
+        <w:rPr>
+          <w:rFonts w:ascii="Consolas" w:hAnsi="Consolas" w:cs="Consolas"/>
+          <w:color w:val="6A3E3E"/>
+          <w:u w:val="single"/>
+        </w:rPr>
+        <w:t>sc</w:t>
+      </w:r>
+      <w:proofErr w:type="spellEnd"/>
+      <w:r>
+        <w:rPr>
+          <w:rFonts w:ascii="Consolas" w:hAnsi="Consolas" w:cs="Consolas"/>
+          <w:color w:val="000000"/>
+        </w:rPr>
+        <w:t>=</w:t>
+      </w:r>
+      <w:r>
+        <w:rPr>
+          <w:rFonts w:ascii="Consolas" w:hAnsi="Consolas" w:cs="Consolas"/>
+          <w:b/>
+          <w:bCs/>
+          <w:color w:val="7F0055"/>
+        </w:rPr>
+        <w:t>new</w:t>
+      </w:r>
+      <w:r>
+        <w:rPr>
+          <w:rFonts w:ascii="Consolas" w:hAnsi="Consolas" w:cs="Consolas"/>
+          <w:color w:val="000000"/>
+        </w:rPr>
+        <w:t xml:space="preserve"> </w:t>
+      </w:r>
+      <w:proofErr w:type="gramStart"/>
+      <w:r>
+        <w:rPr>
+          <w:rFonts w:ascii="Consolas" w:hAnsi="Consolas" w:cs="Consolas"/>
+          <w:color w:val="000000"/>
+        </w:rPr>
+        <w:t>Scanner(</w:t>
+      </w:r>
+      <w:proofErr w:type="gramEnd"/>
+      <w:r>
+        <w:rPr>
+          <w:rFonts w:ascii="Consolas" w:hAnsi="Consolas" w:cs="Consolas"/>
+          <w:color w:val="000000"/>
+        </w:rPr>
+        <w:t>System.</w:t>
+      </w:r>
+      <w:r>
+        <w:rPr>
+          <w:rFonts w:ascii="Consolas" w:hAnsi="Consolas" w:cs="Consolas"/>
+          <w:b/>
+          <w:bCs/>
+          <w:i/>
+          <w:iCs/>
+          <w:color w:val="0000C0"/>
+        </w:rPr>
+        <w:t>in</w:t>
+      </w:r>
+      <w:r>
+        <w:rPr>
+          <w:rFonts w:ascii="Consolas" w:hAnsi="Consolas" w:cs="Consolas"/>
+          <w:color w:val="000000"/>
+        </w:rPr>
+        <w:t>);</w:t>
+      </w:r>
+    </w:p>
+    <w:p>
+      <w:pPr>
+        <w:autoSpaceDE w:val="0"/>
+        <w:autoSpaceDN w:val="0"/>
+        <w:adjustRightInd w:val="0"/>
+        <w:spacing w:after="0" w:line="240" w:lineRule="auto"/>
+        <w:rPr>
+          <w:rFonts w:ascii="Consolas" w:hAnsi="Consolas" w:cs="Consolas"/>
+        </w:rPr>
+      </w:pPr>
+      <w:r>
+        <w:rPr>
+          <w:rFonts w:ascii="Consolas" w:hAnsi="Consolas" w:cs="Consolas"/>
+          <w:color w:val="000000"/>
+        </w:rPr>
+        <w:tab/>
+      </w:r>
+      <w:r>
+        <w:rPr>
+          <w:rFonts w:ascii="Consolas" w:hAnsi="Consolas" w:cs="Consolas"/>
+          <w:color w:val="000000"/>
+        </w:rPr>
+        <w:tab/>
+      </w:r>
+      <w:r>
+        <w:rPr>
+          <w:rFonts w:ascii="Consolas" w:hAnsi="Consolas" w:cs="Consolas"/>
+          <w:b/>
+          <w:bCs/>
+          <w:color w:val="7F0055"/>
+        </w:rPr>
+        <w:t>int</w:t>
+      </w:r>
+      <w:r>
+        <w:rPr>
+          <w:rFonts w:ascii="Consolas" w:hAnsi="Consolas" w:cs="Consolas"/>
+          <w:color w:val="000000"/>
+        </w:rPr>
+        <w:t xml:space="preserve"> </w:t>
+      </w:r>
+      <w:r>
+        <w:rPr>
+          <w:rFonts w:ascii="Consolas" w:hAnsi="Consolas" w:cs="Consolas"/>
+          <w:color w:val="6A3E3E"/>
+        </w:rPr>
+        <w:t>n</w:t>
+      </w:r>
+      <w:r>
+        <w:rPr>
+          <w:rFonts w:ascii="Consolas" w:hAnsi="Consolas" w:cs="Consolas"/>
+          <w:color w:val="000000"/>
+        </w:rPr>
+        <w:t>=</w:t>
+      </w:r>
+      <w:proofErr w:type="spellStart"/>
+      <w:proofErr w:type="gramStart"/>
+      <w:r>
+        <w:rPr>
+          <w:rFonts w:ascii="Consolas" w:hAnsi="Consolas" w:cs="Consolas"/>
+          <w:color w:val="6A3E3E"/>
+        </w:rPr>
+        <w:t>sc</w:t>
+      </w:r>
+      <w:r>
+        <w:rPr>
+          <w:rFonts w:ascii="Consolas" w:hAnsi="Consolas" w:cs="Consolas"/>
+          <w:color w:val="000000"/>
+        </w:rPr>
+        <w:t>.nextInt</w:t>
+      </w:r>
+      <w:proofErr w:type="spellEnd"/>
+      <w:proofErr w:type="gramEnd"/>
+      <w:r>
+        <w:rPr>
+          <w:rFonts w:ascii="Consolas" w:hAnsi="Consolas" w:cs="Consolas"/>
+          <w:color w:val="000000"/>
+        </w:rPr>
+        <w:t>();</w:t>
+      </w:r>
+    </w:p>
+    <w:p>
+      <w:pPr>
+        <w:autoSpaceDE w:val="0"/>
+        <w:autoSpaceDN w:val="0"/>
+        <w:adjustRightInd w:val="0"/>
+        <w:spacing w:after="0" w:line="240" w:lineRule="auto"/>
+        <w:rPr>
+          <w:rFonts w:ascii="Consolas" w:hAnsi="Consolas" w:cs="Consolas"/>
+        </w:rPr>
+      </w:pPr>
+      <w:r>
+        <w:rPr>
+          <w:rFonts w:ascii="Consolas" w:hAnsi="Consolas" w:cs="Consolas"/>
+          <w:color w:val="000000"/>
+        </w:rPr>
+        <w:tab/>
+      </w:r>
+      <w:r>
+        <w:rPr>
+          <w:rFonts w:ascii="Consolas" w:hAnsi="Consolas" w:cs="Consolas"/>
+          <w:color w:val="000000"/>
+        </w:rPr>
+        <w:tab/>
+      </w:r>
+      <w:r>
+        <w:rPr>
+          <w:rFonts w:ascii="Consolas" w:hAnsi="Consolas" w:cs="Consolas"/>
+          <w:b/>
+          <w:bCs/>
+          <w:color w:val="7F0055"/>
+        </w:rPr>
+        <w:t>int</w:t>
+      </w:r>
+      <w:r>
+        <w:rPr>
+          <w:rFonts w:ascii="Consolas" w:hAnsi="Consolas" w:cs="Consolas"/>
+          <w:color w:val="000000"/>
+        </w:rPr>
+        <w:t xml:space="preserve"> </w:t>
+      </w:r>
+      <w:proofErr w:type="spellStart"/>
+      <w:proofErr w:type="gramStart"/>
+      <w:r>
+        <w:rPr>
+          <w:rFonts w:ascii="Consolas" w:hAnsi="Consolas" w:cs="Consolas"/>
+          <w:color w:val="6A3E3E"/>
+        </w:rPr>
+        <w:t>arr</w:t>
+      </w:r>
+      <w:proofErr w:type="spellEnd"/>
+      <w:r>
+        <w:rPr>
+          <w:rFonts w:ascii="Consolas" w:hAnsi="Consolas" w:cs="Consolas"/>
+          <w:color w:val="000000"/>
+        </w:rPr>
+        <w:t>[</w:t>
+      </w:r>
+      <w:proofErr w:type="gramEnd"/>
+      <w:r>
+        <w:rPr>
+          <w:rFonts w:ascii="Consolas" w:hAnsi="Consolas" w:cs="Consolas"/>
+          <w:color w:val="000000"/>
+        </w:rPr>
+        <w:t>]=</w:t>
+      </w:r>
+      <w:r>
+        <w:rPr>
+          <w:rFonts w:ascii="Consolas" w:hAnsi="Consolas" w:cs="Consolas"/>
+          <w:b/>
+          <w:bCs/>
+          <w:color w:val="7F0055"/>
+        </w:rPr>
+        <w:t>new</w:t>
+      </w:r>
+      <w:r>
+        <w:rPr>
+          <w:rFonts w:ascii="Consolas" w:hAnsi="Consolas" w:cs="Consolas"/>
+          <w:color w:val="000000"/>
+        </w:rPr>
+        <w:t xml:space="preserve"> </w:t>
+      </w:r>
+      <w:r>
+        <w:rPr>
+          <w:rFonts w:ascii="Consolas" w:hAnsi="Consolas" w:cs="Consolas"/>
+          <w:b/>
+          <w:bCs/>
+          <w:color w:val="7F0055"/>
+        </w:rPr>
+        <w:t>int</w:t>
+      </w:r>
+      <w:r>
+        <w:rPr>
+          <w:rFonts w:ascii="Consolas" w:hAnsi="Consolas" w:cs="Consolas"/>
+          <w:color w:val="000000"/>
+        </w:rPr>
+        <w:t>[</w:t>
+      </w:r>
+      <w:r>
+        <w:rPr>
+          <w:rFonts w:ascii="Consolas" w:hAnsi="Consolas" w:cs="Consolas"/>
+          <w:color w:val="6A3E3E"/>
+        </w:rPr>
+        <w:t>n</w:t>
+      </w:r>
+      <w:r>
+        <w:rPr>
+          <w:rFonts w:ascii="Consolas" w:hAnsi="Consolas" w:cs="Consolas"/>
+          <w:color w:val="000000"/>
+        </w:rPr>
+        <w:t>];</w:t>
+      </w:r>
+    </w:p>
+    <w:p>
+      <w:pPr>
+        <w:autoSpaceDE w:val="0"/>
+        <w:autoSpaceDN w:val="0"/>
+        <w:adjustRightInd w:val="0"/>
+        <w:spacing w:after="0" w:line="240" w:lineRule="auto"/>
+        <w:rPr>
+          <w:rFonts w:ascii="Consolas" w:hAnsi="Consolas" w:cs="Consolas"/>
+        </w:rPr>
+      </w:pPr>
+      <w:r>
+        <w:rPr>
+          <w:rFonts w:ascii="Consolas" w:hAnsi="Consolas" w:cs="Consolas"/>
+          <w:color w:val="000000"/>
+        </w:rPr>
+        <w:tab/>
+      </w:r>
+      <w:r>
+        <w:rPr>
+          <w:rFonts w:ascii="Consolas" w:hAnsi="Consolas" w:cs="Consolas"/>
+          <w:color w:val="000000"/>
+        </w:rPr>
+        <w:tab/>
+      </w:r>
+      <w:proofErr w:type="gramStart"/>
+      <w:r>
+        <w:rPr>
+          <w:rFonts w:ascii="Consolas" w:hAnsi="Consolas" w:cs="Consolas"/>
+          <w:b/>
+          <w:bCs/>
+          <w:color w:val="7F0055"/>
+        </w:rPr>
+        <w:t>for</w:t>
+      </w:r>
+      <w:r>
+        <w:rPr>
+          <w:rFonts w:ascii="Consolas" w:hAnsi="Consolas" w:cs="Consolas"/>
+          <w:color w:val="000000"/>
+        </w:rPr>
+        <w:t>(</w:t>
+      </w:r>
+      <w:proofErr w:type="gramEnd"/>
+      <w:r>
+        <w:rPr>
+          <w:rFonts w:ascii="Consolas" w:hAnsi="Consolas" w:cs="Consolas"/>
+          <w:b/>
+          <w:bCs/>
+          <w:color w:val="7F0055"/>
+        </w:rPr>
+        <w:t>int</w:t>
+      </w:r>
+      <w:r>
+        <w:rPr>
+          <w:rFonts w:ascii="Consolas" w:hAnsi="Consolas" w:cs="Consolas"/>
+          <w:color w:val="000000"/>
+        </w:rPr>
+        <w:t xml:space="preserve"> </w:t>
+      </w:r>
+      <w:proofErr w:type="spellStart"/>
+      <w:r>
+        <w:rPr>
+          <w:rFonts w:ascii="Consolas" w:hAnsi="Consolas" w:cs="Consolas"/>
+          <w:color w:val="6A3E3E"/>
+        </w:rPr>
+        <w:t>i</w:t>
+      </w:r>
+      <w:proofErr w:type="spellEnd"/>
+      <w:r>
+        <w:rPr>
+          <w:rFonts w:ascii="Consolas" w:hAnsi="Consolas" w:cs="Consolas"/>
+          <w:color w:val="000000"/>
+        </w:rPr>
+        <w:t>=0;</w:t>
+      </w:r>
+      <w:r>
+        <w:rPr>
+          <w:rFonts w:ascii="Consolas" w:hAnsi="Consolas" w:cs="Consolas"/>
+          <w:color w:val="6A3E3E"/>
+        </w:rPr>
+        <w:t>i</w:t>
+      </w:r>
+      <w:r>
+        <w:rPr>
+          <w:rFonts w:ascii="Consolas" w:hAnsi="Consolas" w:cs="Consolas"/>
+          <w:color w:val="000000"/>
+        </w:rPr>
+        <w:t>&lt;</w:t>
+      </w:r>
+      <w:proofErr w:type="spellStart"/>
+      <w:r>
+        <w:rPr>
+          <w:rFonts w:ascii="Consolas" w:hAnsi="Consolas" w:cs="Consolas"/>
+          <w:color w:val="6A3E3E"/>
+        </w:rPr>
+        <w:t>n</w:t>
+      </w:r>
+      <w:r>
+        <w:rPr>
+          <w:rFonts w:ascii="Consolas" w:hAnsi="Consolas" w:cs="Consolas"/>
+          <w:color w:val="000000"/>
+        </w:rPr>
+        <w:t>;</w:t>
+      </w:r>
+      <w:r>
+        <w:rPr>
+          <w:rFonts w:ascii="Consolas" w:hAnsi="Consolas" w:cs="Consolas"/>
+          <w:color w:val="6A3E3E"/>
+        </w:rPr>
+        <w:t>i</w:t>
+      </w:r>
+      <w:proofErr w:type="spellEnd"/>
+      <w:r>
+        <w:rPr>
+          <w:rFonts w:ascii="Consolas" w:hAnsi="Consolas" w:cs="Consolas"/>
+          <w:color w:val="000000"/>
+        </w:rPr>
+        <w:t>++)</w:t>
+      </w:r>
+    </w:p>
+    <w:p>
+      <w:pPr>
+        <w:autoSpaceDE w:val="0"/>
+        <w:autoSpaceDN w:val="0"/>
+        <w:adjustRightInd w:val="0"/>
+        <w:spacing w:after="0" w:line="240" w:lineRule="auto"/>
+        <w:rPr>
+          <w:rFonts w:ascii="Consolas" w:hAnsi="Consolas" w:cs="Consolas"/>
+        </w:rPr>
+      </w:pPr>
+      <w:r>
+        <w:rPr>
+          <w:rFonts w:ascii="Consolas" w:hAnsi="Consolas" w:cs="Consolas"/>
+          <w:color w:val="000000"/>
+        </w:rPr>
+        <w:tab/>
+      </w:r>
+      <w:r>
+        <w:rPr>
+          <w:rFonts w:ascii="Consolas" w:hAnsi="Consolas" w:cs="Consolas"/>
+          <w:color w:val="000000"/>
+        </w:rPr>
+        <w:tab/>
+        <w:t>{</w:t>
+      </w:r>
+    </w:p>
+    <w:p>
+      <w:pPr>
+        <w:autoSpaceDE w:val="0"/>
+        <w:autoSpaceDN w:val="0"/>
+        <w:adjustRightInd w:val="0"/>
+        <w:spacing w:after="0" w:line="240" w:lineRule="auto"/>
+        <w:rPr>
+          <w:rFonts w:ascii="Consolas" w:hAnsi="Consolas" w:cs="Consolas"/>
+        </w:rPr>
+      </w:pPr>
+      <w:r>
+        <w:rPr>
+          <w:rFonts w:ascii="Consolas" w:hAnsi="Consolas" w:cs="Consolas"/>
+          <w:color w:val="000000"/>
+        </w:rPr>
+        <w:tab/>
+      </w:r>
+      <w:r>
+        <w:rPr>
+          <w:rFonts w:ascii="Consolas" w:hAnsi="Consolas" w:cs="Consolas"/>
+          <w:color w:val="000000"/>
+        </w:rPr>
+        <w:tab/>
+      </w:r>
+      <w:r>
+        <w:rPr>
+          <w:rFonts w:ascii="Consolas" w:hAnsi="Consolas" w:cs="Consolas"/>
+          <w:color w:val="000000"/>
+        </w:rPr>
+        <w:tab/>
+      </w:r>
+      <w:proofErr w:type="spellStart"/>
+      <w:r>
+        <w:rPr>
+          <w:rFonts w:ascii="Consolas" w:hAnsi="Consolas" w:cs="Consolas"/>
+          <w:color w:val="6A3E3E"/>
+        </w:rPr>
+        <w:t>arr</w:t>
+      </w:r>
+      <w:proofErr w:type="spellEnd"/>
+      <w:r>
+        <w:rPr>
+          <w:rFonts w:ascii="Consolas" w:hAnsi="Consolas" w:cs="Consolas"/>
+          <w:color w:val="000000"/>
+        </w:rPr>
+        <w:t>[</w:t>
+      </w:r>
+      <w:proofErr w:type="spellStart"/>
+      <w:r>
+        <w:rPr>
+          <w:rFonts w:ascii="Consolas" w:hAnsi="Consolas" w:cs="Consolas"/>
+          <w:color w:val="6A3E3E"/>
+        </w:rPr>
+        <w:t>i</w:t>
+      </w:r>
+      <w:proofErr w:type="spellEnd"/>
+      <w:r>
+        <w:rPr>
+          <w:rFonts w:ascii="Consolas" w:hAnsi="Consolas" w:cs="Consolas"/>
+          <w:color w:val="000000"/>
+        </w:rPr>
+        <w:t>]=</w:t>
+      </w:r>
+      <w:proofErr w:type="spellStart"/>
+      <w:proofErr w:type="gramStart"/>
+      <w:r>
+        <w:rPr>
+          <w:rFonts w:ascii="Consolas" w:hAnsi="Consolas" w:cs="Consolas"/>
+          <w:color w:val="6A3E3E"/>
+        </w:rPr>
+        <w:t>sc</w:t>
+      </w:r>
+      <w:r>
+        <w:rPr>
+          <w:rFonts w:ascii="Consolas" w:hAnsi="Consolas" w:cs="Consolas"/>
+          <w:color w:val="000000"/>
+        </w:rPr>
+        <w:t>.nextInt</w:t>
+      </w:r>
+      <w:proofErr w:type="spellEnd"/>
+      <w:proofErr w:type="gramEnd"/>
+      <w:r>
+        <w:rPr>
+          <w:rFonts w:ascii="Consolas" w:hAnsi="Consolas" w:cs="Consolas"/>
+          <w:color w:val="000000"/>
+        </w:rPr>
+        <w:t>();</w:t>
+      </w:r>
+    </w:p>
+    <w:p>
+      <w:pPr>
+        <w:autoSpaceDE w:val="0"/>
+        <w:autoSpaceDN w:val="0"/>
+        <w:adjustRightInd w:val="0"/>
+        <w:spacing w:after="0" w:line="240" w:lineRule="auto"/>
+        <w:rPr>
+          <w:rFonts w:ascii="Consolas" w:hAnsi="Consolas" w:cs="Consolas"/>
+        </w:rPr>
+      </w:pPr>
+      <w:r>
+        <w:rPr>
+          <w:rFonts w:ascii="Consolas" w:hAnsi="Consolas" w:cs="Consolas"/>
+          <w:color w:val="000000"/>
+        </w:rPr>
+        <w:tab/>
+      </w:r>
+      <w:r>
+        <w:rPr>
+          <w:rFonts w:ascii="Consolas" w:hAnsi="Consolas" w:cs="Consolas"/>
+          <w:color w:val="000000"/>
+        </w:rPr>
+        <w:tab/>
+        <w:t>}</w:t>
+      </w:r>
+    </w:p>
+    <w:p>
+      <w:pPr>
+        <w:autoSpaceDE w:val="0"/>
+        <w:autoSpaceDN w:val="0"/>
+        <w:adjustRightInd w:val="0"/>
+        <w:spacing w:after="0" w:line="240" w:lineRule="auto"/>
+        <w:rPr>
+          <w:rFonts w:ascii="Consolas" w:hAnsi="Consolas" w:cs="Consolas"/>
+        </w:rPr>
+      </w:pPr>
+      <w:r>
+        <w:rPr>
+          <w:rFonts w:ascii="Consolas" w:hAnsi="Consolas" w:cs="Consolas"/>
+          <w:color w:val="000000"/>
+        </w:rPr>
+        <w:tab/>
+      </w:r>
+      <w:r>
+        <w:rPr>
+          <w:rFonts w:ascii="Consolas" w:hAnsi="Consolas" w:cs="Consolas"/>
+          <w:color w:val="000000"/>
+        </w:rPr>
+        <w:tab/>
+      </w:r>
+    </w:p>
+    <w:p>
+      <w:pPr>
+        <w:autoSpaceDE w:val="0"/>
+        <w:autoSpaceDN w:val="0"/>
+        <w:adjustRightInd w:val="0"/>
+        <w:spacing w:after="0" w:line="240" w:lineRule="auto"/>
+        <w:rPr>
+          <w:rFonts w:ascii="Consolas" w:hAnsi="Consolas" w:cs="Consolas"/>
+        </w:rPr>
+      </w:pPr>
+      <w:r>
+        <w:rPr>
+          <w:rFonts w:ascii="Consolas" w:hAnsi="Consolas" w:cs="Consolas"/>
+          <w:color w:val="000000"/>
+        </w:rPr>
+        <w:tab/>
+      </w:r>
+      <w:r>
+        <w:rPr>
+          <w:rFonts w:ascii="Consolas" w:hAnsi="Consolas" w:cs="Consolas"/>
+          <w:color w:val="000000"/>
+        </w:rPr>
+        <w:tab/>
+      </w:r>
+      <w:r>
+        <w:rPr>
+          <w:rFonts w:ascii="Consolas" w:hAnsi="Consolas" w:cs="Consolas"/>
+          <w:b/>
+          <w:bCs/>
+          <w:color w:val="7F0055"/>
+        </w:rPr>
+        <w:t>int</w:t>
+      </w:r>
+      <w:r>
+        <w:rPr>
+          <w:rFonts w:ascii="Consolas" w:hAnsi="Consolas" w:cs="Consolas"/>
+          <w:color w:val="000000"/>
+        </w:rPr>
+        <w:t xml:space="preserve"> </w:t>
+      </w:r>
+      <w:proofErr w:type="spellStart"/>
+      <w:r>
+        <w:rPr>
+          <w:rFonts w:ascii="Consolas" w:hAnsi="Consolas" w:cs="Consolas"/>
+          <w:color w:val="6A3E3E"/>
+        </w:rPr>
+        <w:t>num</w:t>
+      </w:r>
+      <w:proofErr w:type="spellEnd"/>
+      <w:r>
+        <w:rPr>
+          <w:rFonts w:ascii="Consolas" w:hAnsi="Consolas" w:cs="Consolas"/>
+          <w:color w:val="000000"/>
+        </w:rPr>
+        <w:t>=</w:t>
+      </w:r>
+      <w:proofErr w:type="spellStart"/>
+      <w:proofErr w:type="gramStart"/>
+      <w:r>
+        <w:rPr>
+          <w:rFonts w:ascii="Consolas" w:hAnsi="Consolas" w:cs="Consolas"/>
+          <w:color w:val="6A3E3E"/>
+        </w:rPr>
+        <w:t>sc</w:t>
+      </w:r>
+      <w:r>
+        <w:rPr>
+          <w:rFonts w:ascii="Consolas" w:hAnsi="Consolas" w:cs="Consolas"/>
+          <w:color w:val="000000"/>
+        </w:rPr>
+        <w:t>.nextInt</w:t>
+      </w:r>
+      <w:proofErr w:type="spellEnd"/>
+      <w:proofErr w:type="gramEnd"/>
+      <w:r>
+        <w:rPr>
+          <w:rFonts w:ascii="Consolas" w:hAnsi="Consolas" w:cs="Consolas"/>
+          <w:color w:val="000000"/>
+        </w:rPr>
+        <w:t>();</w:t>
+      </w:r>
+    </w:p>
+    <w:p>
+      <w:pPr>
+        <w:autoSpaceDE w:val="0"/>
+        <w:autoSpaceDN w:val="0"/>
+        <w:adjustRightInd w:val="0"/>
+        <w:spacing w:after="0" w:line="240" w:lineRule="auto"/>
+        <w:rPr>
+          <w:rFonts w:ascii="Consolas" w:hAnsi="Consolas" w:cs="Consolas"/>
+        </w:rPr>
+      </w:pPr>
+      <w:r>
+        <w:rPr>
+          <w:rFonts w:ascii="Consolas" w:hAnsi="Consolas" w:cs="Consolas"/>
+          <w:color w:val="000000"/>
+        </w:rPr>
+        <w:tab/>
+      </w:r>
+      <w:r>
+        <w:rPr>
+          <w:rFonts w:ascii="Consolas" w:hAnsi="Consolas" w:cs="Consolas"/>
+          <w:color w:val="000000"/>
+        </w:rPr>
+        <w:tab/>
+      </w:r>
+    </w:p>
+    <w:p>
+      <w:pPr>
+        <w:autoSpaceDE w:val="0"/>
+        <w:autoSpaceDN w:val="0"/>
+        <w:adjustRightInd w:val="0"/>
+        <w:spacing w:after="0" w:line="240" w:lineRule="auto"/>
+        <w:rPr>
+          <w:rFonts w:ascii="Consolas" w:hAnsi="Consolas" w:cs="Consolas"/>
+        </w:rPr>
+      </w:pPr>
+      <w:r>
+        <w:rPr>
+          <w:rFonts w:ascii="Consolas" w:hAnsi="Consolas" w:cs="Consolas"/>
+          <w:color w:val="000000"/>
+        </w:rPr>
+        <w:tab/>
+      </w:r>
+      <w:r>
+        <w:rPr>
+          <w:rFonts w:ascii="Consolas" w:hAnsi="Consolas" w:cs="Consolas"/>
+          <w:color w:val="000000"/>
+        </w:rPr>
+        <w:tab/>
+      </w:r>
+      <w:r>
+        <w:rPr>
+          <w:rFonts w:ascii="Consolas" w:hAnsi="Consolas" w:cs="Consolas"/>
+          <w:b/>
+          <w:bCs/>
+          <w:color w:val="7F0055"/>
+        </w:rPr>
+        <w:t>int</w:t>
+      </w:r>
+      <w:r>
+        <w:rPr>
+          <w:rFonts w:ascii="Consolas" w:hAnsi="Consolas" w:cs="Consolas"/>
+          <w:color w:val="000000"/>
+        </w:rPr>
+        <w:t xml:space="preserve"> </w:t>
+      </w:r>
+      <w:r>
+        <w:rPr>
+          <w:rFonts w:ascii="Consolas" w:hAnsi="Consolas" w:cs="Consolas"/>
+          <w:color w:val="6A3E3E"/>
+        </w:rPr>
+        <w:t>sum</w:t>
+      </w:r>
+      <w:r>
+        <w:rPr>
+          <w:rFonts w:ascii="Consolas" w:hAnsi="Consolas" w:cs="Consolas"/>
+          <w:color w:val="000000"/>
+        </w:rPr>
+        <w:t>=0;</w:t>
+      </w:r>
+    </w:p>
+    <w:p>
+      <w:pPr>
+        <w:autoSpaceDE w:val="0"/>
+        <w:autoSpaceDN w:val="0"/>
+        <w:adjustRightInd w:val="0"/>
+        <w:spacing w:after="0" w:line="240" w:lineRule="auto"/>
+        <w:rPr>
+          <w:rFonts w:ascii="Consolas" w:hAnsi="Consolas" w:cs="Consolas"/>
+        </w:rPr>
+      </w:pPr>
+      <w:r>
+        <w:rPr>
+          <w:rFonts w:ascii="Consolas" w:hAnsi="Consolas" w:cs="Consolas"/>
+          <w:color w:val="000000"/>
+        </w:rPr>
+        <w:tab/>
+      </w:r>
+      <w:r>
+        <w:rPr>
+          <w:rFonts w:ascii="Consolas" w:hAnsi="Consolas" w:cs="Consolas"/>
+          <w:color w:val="000000"/>
+        </w:rPr>
+        <w:tab/>
+      </w:r>
+      <w:proofErr w:type="gramStart"/>
+      <w:r>
+        <w:rPr>
+          <w:rFonts w:ascii="Consolas" w:hAnsi="Consolas" w:cs="Consolas"/>
+          <w:b/>
+          <w:bCs/>
+          <w:color w:val="7F0055"/>
+        </w:rPr>
+        <w:t>for</w:t>
+      </w:r>
+      <w:r>
+        <w:rPr>
+          <w:rFonts w:ascii="Consolas" w:hAnsi="Consolas" w:cs="Consolas"/>
+          <w:color w:val="000000"/>
+        </w:rPr>
+        <w:t>(</w:t>
+      </w:r>
+      <w:proofErr w:type="gramEnd"/>
+      <w:r>
+        <w:rPr>
+          <w:rFonts w:ascii="Consolas" w:hAnsi="Consolas" w:cs="Consolas"/>
+          <w:b/>
+          <w:bCs/>
+          <w:color w:val="7F0055"/>
+        </w:rPr>
+        <w:t>int</w:t>
+      </w:r>
+      <w:r>
+        <w:rPr>
+          <w:rFonts w:ascii="Consolas" w:hAnsi="Consolas" w:cs="Consolas"/>
+          <w:color w:val="000000"/>
+        </w:rPr>
+        <w:t xml:space="preserve"> </w:t>
+      </w:r>
+      <w:proofErr w:type="spellStart"/>
+      <w:r>
+        <w:rPr>
+          <w:rFonts w:ascii="Consolas" w:hAnsi="Consolas" w:cs="Consolas"/>
+          <w:color w:val="6A3E3E"/>
+        </w:rPr>
+        <w:t>i</w:t>
+      </w:r>
+      <w:proofErr w:type="spellEnd"/>
+      <w:r>
+        <w:rPr>
+          <w:rFonts w:ascii="Consolas" w:hAnsi="Consolas" w:cs="Consolas"/>
+          <w:color w:val="000000"/>
+        </w:rPr>
+        <w:t>=0;</w:t>
+      </w:r>
+      <w:r>
+        <w:rPr>
+          <w:rFonts w:ascii="Consolas" w:hAnsi="Consolas" w:cs="Consolas"/>
+          <w:color w:val="6A3E3E"/>
+        </w:rPr>
+        <w:t>i</w:t>
+      </w:r>
+      <w:r>
+        <w:rPr>
+          <w:rFonts w:ascii="Consolas" w:hAnsi="Consolas" w:cs="Consolas"/>
+          <w:color w:val="000000"/>
+        </w:rPr>
+        <w:t>&lt;</w:t>
+      </w:r>
+      <w:proofErr w:type="spellStart"/>
+      <w:r>
+        <w:rPr>
+          <w:rFonts w:ascii="Consolas" w:hAnsi="Consolas" w:cs="Consolas"/>
+          <w:color w:val="6A3E3E"/>
+        </w:rPr>
+        <w:t>n</w:t>
+      </w:r>
+      <w:r>
+        <w:rPr>
+          <w:rFonts w:ascii="Consolas" w:hAnsi="Consolas" w:cs="Consolas"/>
+          <w:color w:val="000000"/>
+        </w:rPr>
+        <w:t>;</w:t>
+      </w:r>
+      <w:r>
+        <w:rPr>
+          <w:rFonts w:ascii="Consolas" w:hAnsi="Consolas" w:cs="Consolas"/>
+          <w:color w:val="6A3E3E"/>
+        </w:rPr>
+        <w:t>i</w:t>
+      </w:r>
+      <w:proofErr w:type="spellEnd"/>
+      <w:r>
+        <w:rPr>
+          <w:rFonts w:ascii="Consolas" w:hAnsi="Consolas" w:cs="Consolas"/>
+          <w:color w:val="000000"/>
+        </w:rPr>
+        <w:t>++)</w:t>
+      </w:r>
+    </w:p>
+    <w:p>
+      <w:pPr>
+        <w:autoSpaceDE w:val="0"/>
+        <w:autoSpaceDN w:val="0"/>
+        <w:adjustRightInd w:val="0"/>
+        <w:spacing w:after="0" w:line="240" w:lineRule="auto"/>
+        <w:rPr>
+          <w:rFonts w:ascii="Consolas" w:hAnsi="Consolas" w:cs="Consolas"/>
+        </w:rPr>
+      </w:pPr>
+      <w:r>
+        <w:rPr>
+          <w:rFonts w:ascii="Consolas" w:hAnsi="Consolas" w:cs="Consolas"/>
+          <w:color w:val="000000"/>
+        </w:rPr>
+        <w:tab/>
+      </w:r>
+      <w:r>
+        <w:rPr>
+          <w:rFonts w:ascii="Consolas" w:hAnsi="Consolas" w:cs="Consolas"/>
+          <w:color w:val="000000"/>
+        </w:rPr>
+        <w:tab/>
+        <w:t>{</w:t>
+      </w:r>
+    </w:p>
+    <w:p>
+      <w:pPr>
+        <w:autoSpaceDE w:val="0"/>
+        <w:autoSpaceDN w:val="0"/>
+        <w:adjustRightInd w:val="0"/>
+        <w:spacing w:after="0" w:line="240" w:lineRule="auto"/>
+        <w:rPr>
+          <w:rFonts w:ascii="Consolas" w:hAnsi="Consolas" w:cs="Consolas"/>
+        </w:rPr>
+      </w:pPr>
+      <w:r>
+        <w:rPr>
+          <w:rFonts w:ascii="Consolas" w:hAnsi="Consolas" w:cs="Consolas"/>
+          <w:color w:val="000000"/>
+        </w:rPr>
+        <w:tab/>
+      </w:r>
+      <w:r>
+        <w:rPr>
+          <w:rFonts w:ascii="Consolas" w:hAnsi="Consolas" w:cs="Consolas"/>
+          <w:color w:val="000000"/>
+        </w:rPr>
+        <w:tab/>
+      </w:r>
+      <w:r>
+        <w:rPr>
+          <w:rFonts w:ascii="Consolas" w:hAnsi="Consolas" w:cs="Consolas"/>
+          <w:color w:val="000000"/>
+        </w:rPr>
+        <w:tab/>
+      </w:r>
+      <w:r>
+        <w:rPr>
+          <w:rFonts w:ascii="Consolas" w:hAnsi="Consolas" w:cs="Consolas"/>
+          <w:b/>
+          <w:bCs/>
+          <w:color w:val="7F0055"/>
+        </w:rPr>
+        <w:t>if</w:t>
+      </w:r>
+      <w:r>
+        <w:rPr>
+          <w:rFonts w:ascii="Consolas" w:hAnsi="Consolas" w:cs="Consolas"/>
+          <w:color w:val="000000"/>
+        </w:rPr>
+        <w:t>(</w:t>
+      </w:r>
+      <w:proofErr w:type="spellStart"/>
+      <w:r>
+        <w:rPr>
+          <w:rFonts w:ascii="Consolas" w:hAnsi="Consolas" w:cs="Consolas"/>
+          <w:color w:val="6A3E3E"/>
+        </w:rPr>
+        <w:t>arr</w:t>
+      </w:r>
+      <w:proofErr w:type="spellEnd"/>
+      <w:r>
+        <w:rPr>
+          <w:rFonts w:ascii="Consolas" w:hAnsi="Consolas" w:cs="Consolas"/>
+          <w:color w:val="000000"/>
+        </w:rPr>
+        <w:t>[</w:t>
+      </w:r>
+      <w:proofErr w:type="spellStart"/>
+      <w:r>
+        <w:rPr>
+          <w:rFonts w:ascii="Consolas" w:hAnsi="Consolas" w:cs="Consolas"/>
+          <w:color w:val="6A3E3E"/>
+        </w:rPr>
+        <w:t>i</w:t>
+      </w:r>
+      <w:proofErr w:type="spellEnd"/>
+      <w:r>
+        <w:rPr>
+          <w:rFonts w:ascii="Consolas" w:hAnsi="Consolas" w:cs="Consolas"/>
+          <w:color w:val="000000"/>
+        </w:rPr>
+        <w:t>]&gt;</w:t>
+      </w:r>
+      <w:proofErr w:type="spellStart"/>
+      <w:r>
+        <w:rPr>
+          <w:rFonts w:ascii="Consolas" w:hAnsi="Consolas" w:cs="Consolas"/>
+          <w:color w:val="6A3E3E"/>
+        </w:rPr>
+        <w:t>num</w:t>
+      </w:r>
+      <w:proofErr w:type="spellEnd"/>
+      <w:r>
+        <w:rPr>
+          <w:rFonts w:ascii="Consolas" w:hAnsi="Consolas" w:cs="Consolas"/>
+          <w:color w:val="000000"/>
+        </w:rPr>
+        <w:t>)</w:t>
+      </w:r>
+    </w:p>
+    <w:p>
+      <w:pPr>
+        <w:autoSpaceDE w:val="0"/>
+        <w:autoSpaceDN w:val="0"/>
+        <w:adjustRightInd w:val="0"/>
+        <w:spacing w:after="0" w:line="240" w:lineRule="auto"/>
+        <w:rPr>
+          <w:rFonts w:ascii="Consolas" w:hAnsi="Consolas" w:cs="Consolas"/>
+        </w:rPr>
+      </w:pPr>
+      <w:r>
+        <w:rPr>
+          <w:rFonts w:ascii="Consolas" w:hAnsi="Consolas" w:cs="Consolas"/>
+          <w:color w:val="000000"/>
+        </w:rPr>
+        <w:tab/>
+      </w:r>
+      <w:r>
+        <w:rPr>
+          <w:rFonts w:ascii="Consolas" w:hAnsi="Consolas" w:cs="Consolas"/>
+          <w:color w:val="000000"/>
+        </w:rPr>
+        <w:tab/>
+      </w:r>
+      <w:r>
+        <w:rPr>
+          <w:rFonts w:ascii="Consolas" w:hAnsi="Consolas" w:cs="Consolas"/>
+          <w:color w:val="000000"/>
+        </w:rPr>
+        <w:tab/>
+      </w:r>
+      <w:r>
+        <w:rPr>
+          <w:rFonts w:ascii="Consolas" w:hAnsi="Consolas" w:cs="Consolas"/>
+          <w:color w:val="000000"/>
+        </w:rPr>
+        <w:tab/>
+      </w:r>
+      <w:r>
+        <w:rPr>
+          <w:rFonts w:ascii="Consolas" w:hAnsi="Consolas" w:cs="Consolas"/>
+          <w:color w:val="6A3E3E"/>
+        </w:rPr>
+        <w:t>sum</w:t>
+      </w:r>
+      <w:r>
+        <w:rPr>
+          <w:rFonts w:ascii="Consolas" w:hAnsi="Consolas" w:cs="Consolas"/>
+          <w:color w:val="000000"/>
+        </w:rPr>
+        <w:t>+=</w:t>
+      </w:r>
+      <w:proofErr w:type="spellStart"/>
+      <w:r>
+        <w:rPr>
+          <w:rFonts w:ascii="Consolas" w:hAnsi="Consolas" w:cs="Consolas"/>
+          <w:color w:val="6A3E3E"/>
+        </w:rPr>
+        <w:t>arr</w:t>
+      </w:r>
+      <w:proofErr w:type="spellEnd"/>
+      <w:r>
+        <w:rPr>
+          <w:rFonts w:ascii="Consolas" w:hAnsi="Consolas" w:cs="Consolas"/>
+          <w:color w:val="000000"/>
+        </w:rPr>
+        <w:t>[</w:t>
+      </w:r>
+      <w:proofErr w:type="spellStart"/>
+      <w:r>
+        <w:rPr>
+          <w:rFonts w:ascii="Consolas" w:hAnsi="Consolas" w:cs="Consolas"/>
+          <w:color w:val="6A3E3E"/>
+        </w:rPr>
+        <w:t>i</w:t>
+      </w:r>
+      <w:proofErr w:type="spellEnd"/>
+      <w:r>
+        <w:rPr>
+          <w:rFonts w:ascii="Consolas" w:hAnsi="Consolas" w:cs="Consolas"/>
+          <w:color w:val="000000"/>
+        </w:rPr>
+        <w:t>];</w:t>
+      </w:r>
+    </w:p>
+    <w:p>
+      <w:pPr>
+        <w:autoSpaceDE w:val="0"/>
+        <w:autoSpaceDN w:val="0"/>
+        <w:adjustRightInd w:val="0"/>
+        <w:spacing w:after="0" w:line="240" w:lineRule="auto"/>
+        <w:rPr>
+          <w:rFonts w:ascii="Consolas" w:hAnsi="Consolas" w:cs="Consolas"/>
+        </w:rPr>
+      </w:pPr>
+      <w:r>
+        <w:rPr>
+          <w:rFonts w:ascii="Consolas" w:hAnsi="Consolas" w:cs="Consolas"/>
+          <w:color w:val="000000"/>
+        </w:rPr>
+        <w:tab/>
+      </w:r>
+      <w:r>
+        <w:rPr>
+          <w:rFonts w:ascii="Consolas" w:hAnsi="Consolas" w:cs="Consolas"/>
+          <w:color w:val="000000"/>
+        </w:rPr>
+        <w:tab/>
+        <w:t>}</w:t>
+      </w:r>
+    </w:p>
+    <w:p>
+      <w:pPr>
+        <w:autoSpaceDE w:val="0"/>
+        <w:autoSpaceDN w:val="0"/>
+        <w:adjustRightInd w:val="0"/>
+        <w:spacing w:after="0" w:line="240" w:lineRule="auto"/>
+        <w:rPr>
+          <w:rFonts w:ascii="Consolas" w:hAnsi="Consolas" w:cs="Consolas"/>
+        </w:rPr>
+      </w:pPr>
+      <w:r>
+        <w:rPr>
+          <w:rFonts w:ascii="Consolas" w:hAnsi="Consolas" w:cs="Consolas"/>
+          <w:color w:val="000000"/>
+        </w:rPr>
+        <w:tab/>
+      </w:r>
+      <w:r>
+        <w:rPr>
+          <w:rFonts w:ascii="Consolas" w:hAnsi="Consolas" w:cs="Consolas"/>
+          <w:color w:val="000000"/>
+        </w:rPr>
+        <w:tab/>
+      </w:r>
+    </w:p>
+    <w:p>
+      <w:pPr>
+        <w:autoSpaceDE w:val="0"/>
+        <w:autoSpaceDN w:val="0"/>
+        <w:adjustRightInd w:val="0"/>
+        <w:spacing w:after="0" w:line="240" w:lineRule="auto"/>
+        <w:rPr>
+          <w:rFonts w:ascii="Consolas" w:hAnsi="Consolas" w:cs="Consolas"/>
+        </w:rPr>
+      </w:pPr>
+      <w:r>
+        <w:rPr>
+          <w:rFonts w:ascii="Consolas" w:hAnsi="Consolas" w:cs="Consolas"/>
+          <w:color w:val="000000"/>
+        </w:rPr>
+        <w:tab/>
+      </w:r>
+      <w:r>
+        <w:rPr>
+          <w:rFonts w:ascii="Consolas" w:hAnsi="Consolas" w:cs="Consolas"/>
+          <w:color w:val="000000"/>
+        </w:rPr>
+        <w:tab/>
+      </w:r>
+      <w:r>
+        <w:rPr>
+          <w:rFonts w:ascii="Consolas" w:hAnsi="Consolas" w:cs="Consolas"/>
+          <w:color w:val="3F7F5F"/>
+        </w:rPr>
+        <w:t>//reverse the sum</w:t>
+      </w:r>
+    </w:p>
+    <w:p>
+      <w:pPr>
+        <w:autoSpaceDE w:val="0"/>
+        <w:autoSpaceDN w:val="0"/>
+        <w:adjustRightInd w:val="0"/>
+        <w:spacing w:after="0" w:line="240" w:lineRule="auto"/>
+        <w:rPr>
+          <w:rFonts w:ascii="Consolas" w:hAnsi="Consolas" w:cs="Consolas"/>
+        </w:rPr>
+      </w:pPr>
+      <w:r>
+        <w:rPr>
+          <w:rFonts w:ascii="Consolas" w:hAnsi="Consolas" w:cs="Consolas"/>
+          <w:color w:val="000000"/>
+        </w:rPr>
+        <w:tab/>
+      </w:r>
+      <w:r>
+        <w:rPr>
+          <w:rFonts w:ascii="Consolas" w:hAnsi="Consolas" w:cs="Consolas"/>
+          <w:color w:val="000000"/>
+        </w:rPr>
+        <w:tab/>
+        <w:t xml:space="preserve">StringBuilder </w:t>
+      </w:r>
+      <w:proofErr w:type="spellStart"/>
+      <w:r>
+        <w:rPr>
+          <w:rFonts w:ascii="Consolas" w:hAnsi="Consolas" w:cs="Consolas"/>
+          <w:color w:val="6A3E3E"/>
+        </w:rPr>
+        <w:t>sb</w:t>
+      </w:r>
+      <w:proofErr w:type="spellEnd"/>
+      <w:r>
+        <w:rPr>
+          <w:rFonts w:ascii="Consolas" w:hAnsi="Consolas" w:cs="Consolas"/>
+          <w:color w:val="000000"/>
+        </w:rPr>
+        <w:t>=</w:t>
+      </w:r>
+      <w:r>
+        <w:rPr>
+          <w:rFonts w:ascii="Consolas" w:hAnsi="Consolas" w:cs="Consolas"/>
+          <w:b/>
+          <w:bCs/>
+          <w:color w:val="7F0055"/>
+        </w:rPr>
+        <w:t>new</w:t>
+      </w:r>
+      <w:r>
+        <w:rPr>
+          <w:rFonts w:ascii="Consolas" w:hAnsi="Consolas" w:cs="Consolas"/>
+          <w:color w:val="000000"/>
+        </w:rPr>
+        <w:t xml:space="preserve"> StringBuilder(</w:t>
+      </w:r>
+      <w:r>
+        <w:rPr>
+          <w:rFonts w:ascii="Consolas" w:hAnsi="Consolas" w:cs="Consolas"/>
+          <w:color w:val="6A3E3E"/>
+        </w:rPr>
+        <w:t>sum</w:t>
+      </w:r>
+      <w:r>
+        <w:rPr>
+          <w:rFonts w:ascii="Consolas" w:hAnsi="Consolas" w:cs="Consolas"/>
+          <w:color w:val="000000"/>
+        </w:rPr>
+        <w:t>+</w:t>
+      </w:r>
+      <w:r>
+        <w:rPr>
+          <w:rFonts w:ascii="Consolas" w:hAnsi="Consolas" w:cs="Consolas"/>
+          <w:color w:val="2A00FF"/>
+        </w:rPr>
+        <w:t>""</w:t>
+      </w:r>
+      <w:r>
+        <w:rPr>
+          <w:rFonts w:ascii="Consolas" w:hAnsi="Consolas" w:cs="Consolas"/>
+          <w:color w:val="000000"/>
+        </w:rPr>
+        <w:t>);</w:t>
+      </w:r>
+    </w:p>
+    <w:p>
+      <w:pPr>
+        <w:autoSpaceDE w:val="0"/>
+        <w:autoSpaceDN w:val="0"/>
+        <w:adjustRightInd w:val="0"/>
+        <w:spacing w:after="0" w:line="240" w:lineRule="auto"/>
+        <w:rPr>
+          <w:rFonts w:ascii="Consolas" w:hAnsi="Consolas" w:cs="Consolas"/>
+        </w:rPr>
+      </w:pPr>
+      <w:r>
+        <w:rPr>
+          <w:rFonts w:ascii="Consolas" w:hAnsi="Consolas" w:cs="Consolas"/>
+          <w:color w:val="000000"/>
+        </w:rPr>
+        <w:tab/>
+      </w:r>
+      <w:r>
+        <w:rPr>
+          <w:rFonts w:ascii="Consolas" w:hAnsi="Consolas" w:cs="Consolas"/>
+          <w:color w:val="000000"/>
+        </w:rPr>
+        <w:tab/>
+      </w:r>
+      <w:proofErr w:type="spellStart"/>
+      <w:proofErr w:type="gramStart"/>
+      <w:r>
+        <w:rPr>
+          <w:rFonts w:ascii="Consolas" w:hAnsi="Consolas" w:cs="Consolas"/>
+          <w:color w:val="6A3E3E"/>
+        </w:rPr>
+        <w:t>sb</w:t>
+      </w:r>
+      <w:r>
+        <w:rPr>
+          <w:rFonts w:ascii="Consolas" w:hAnsi="Consolas" w:cs="Consolas"/>
+          <w:color w:val="000000"/>
+        </w:rPr>
+        <w:t>.reverse</w:t>
+      </w:r>
+      <w:proofErr w:type="spellEnd"/>
+      <w:proofErr w:type="gramEnd"/>
+      <w:r>
+        <w:rPr>
+          <w:rFonts w:ascii="Consolas" w:hAnsi="Consolas" w:cs="Consolas"/>
+          <w:color w:val="000000"/>
+        </w:rPr>
+        <w:t>();</w:t>
+      </w:r>
+    </w:p>
+    <w:p>
+      <w:pPr>
+        <w:autoSpaceDE w:val="0"/>
+        <w:autoSpaceDN w:val="0"/>
+        <w:adjustRightInd w:val="0"/>
+        <w:spacing w:after="0" w:line="240" w:lineRule="auto"/>
+        <w:rPr>
+          <w:rFonts w:ascii="Consolas" w:hAnsi="Consolas" w:cs="Consolas"/>
+        </w:rPr>
+      </w:pPr>
+      <w:r>
+        <w:rPr>
+          <w:rFonts w:ascii="Consolas" w:hAnsi="Consolas" w:cs="Consolas"/>
+          <w:color w:val="000000"/>
+        </w:rPr>
+        <w:tab/>
+      </w:r>
+      <w:r>
+        <w:rPr>
+          <w:rFonts w:ascii="Consolas" w:hAnsi="Consolas" w:cs="Consolas"/>
+          <w:color w:val="000000"/>
+        </w:rPr>
+        <w:tab/>
+      </w:r>
+      <w:r>
+        <w:rPr>
+          <w:rFonts w:ascii="Consolas" w:hAnsi="Consolas" w:cs="Consolas"/>
+          <w:b/>
+          <w:bCs/>
+          <w:color w:val="7F0055"/>
+        </w:rPr>
+        <w:t>int</w:t>
+      </w:r>
+      <w:r>
+        <w:rPr>
+          <w:rFonts w:ascii="Consolas" w:hAnsi="Consolas" w:cs="Consolas"/>
+          <w:color w:val="000000"/>
+        </w:rPr>
+        <w:t xml:space="preserve"> </w:t>
+      </w:r>
+      <w:r>
+        <w:rPr>
+          <w:rFonts w:ascii="Consolas" w:hAnsi="Consolas" w:cs="Consolas"/>
+          <w:color w:val="6A3E3E"/>
+          <w:shd w:val="clear" w:color="auto" w:fill="F0D8A8"/>
+        </w:rPr>
+        <w:t>result</w:t>
+      </w:r>
+      <w:r>
+        <w:rPr>
+          <w:rFonts w:ascii="Consolas" w:hAnsi="Consolas" w:cs="Consolas"/>
+          <w:color w:val="000000"/>
+        </w:rPr>
+        <w:t>=</w:t>
+      </w:r>
+      <w:proofErr w:type="spellStart"/>
+      <w:r>
+        <w:rPr>
+          <w:rFonts w:ascii="Consolas" w:hAnsi="Consolas" w:cs="Consolas"/>
+          <w:color w:val="000000"/>
+        </w:rPr>
+        <w:t>Integer.</w:t>
+      </w:r>
+      <w:r>
+        <w:rPr>
+          <w:rFonts w:ascii="Consolas" w:hAnsi="Consolas" w:cs="Consolas"/>
+          <w:i/>
+          <w:iCs/>
+          <w:color w:val="000000"/>
+        </w:rPr>
+        <w:t>parseInt</w:t>
+      </w:r>
+      <w:proofErr w:type="spellEnd"/>
+      <w:r>
+        <w:rPr>
+          <w:rFonts w:ascii="Consolas" w:hAnsi="Consolas" w:cs="Consolas"/>
+          <w:color w:val="000000"/>
+        </w:rPr>
+        <w:t>(</w:t>
+      </w:r>
+      <w:proofErr w:type="spellStart"/>
+      <w:proofErr w:type="gramStart"/>
+      <w:r>
+        <w:rPr>
+          <w:rFonts w:ascii="Consolas" w:hAnsi="Consolas" w:cs="Consolas"/>
+          <w:color w:val="6A3E3E"/>
+        </w:rPr>
+        <w:t>sb</w:t>
+      </w:r>
+      <w:r>
+        <w:rPr>
+          <w:rFonts w:ascii="Consolas" w:hAnsi="Consolas" w:cs="Consolas"/>
+          <w:color w:val="000000"/>
+        </w:rPr>
+        <w:t>.toString</w:t>
+      </w:r>
+      <w:proofErr w:type="spellEnd"/>
+      <w:proofErr w:type="gramEnd"/>
+      <w:r>
+        <w:rPr>
+          <w:rFonts w:ascii="Consolas" w:hAnsi="Consolas" w:cs="Consolas"/>
+          <w:color w:val="000000"/>
+        </w:rPr>
+        <w:t>());</w:t>
+      </w:r>
+    </w:p>
+    <w:p>
+      <w:pPr>
+        <w:autoSpaceDE w:val="0"/>
+        <w:autoSpaceDN w:val="0"/>
+        <w:adjustRightInd w:val="0"/>
+        <w:spacing w:after="0" w:line="240" w:lineRule="auto"/>
+        <w:rPr>
+          <w:rFonts w:ascii="Consolas" w:hAnsi="Consolas" w:cs="Consolas"/>
+        </w:rPr>
+      </w:pPr>
+      <w:r>
+        <w:rPr>
+          <w:rFonts w:ascii="Consolas" w:hAnsi="Consolas" w:cs="Consolas"/>
+          <w:color w:val="000000"/>
+        </w:rPr>
+        <w:tab/>
+      </w:r>
+      <w:r>
+        <w:rPr>
+          <w:rFonts w:ascii="Consolas" w:hAnsi="Consolas" w:cs="Consolas"/>
+          <w:color w:val="000000"/>
+        </w:rPr>
+        <w:tab/>
+      </w:r>
+      <w:proofErr w:type="spellStart"/>
+      <w:r>
+        <w:rPr>
+          <w:rFonts w:ascii="Consolas" w:hAnsi="Consolas" w:cs="Consolas"/>
+          <w:color w:val="000000"/>
+        </w:rPr>
+        <w:t>System.</w:t>
+      </w:r>
+      <w:r>
+        <w:rPr>
+          <w:rFonts w:ascii="Consolas" w:hAnsi="Consolas" w:cs="Consolas"/>
+          <w:b/>
+          <w:bCs/>
+          <w:i/>
+          <w:iCs/>
+          <w:color w:val="0000C0"/>
+        </w:rPr>
+        <w:t>out</w:t>
+      </w:r>
+      <w:r>
+        <w:rPr>
+          <w:rFonts w:ascii="Consolas" w:hAnsi="Consolas" w:cs="Consolas"/>
+          <w:color w:val="000000"/>
+        </w:rPr>
+        <w:t>.println</w:t>
+      </w:r>
+      <w:proofErr w:type="spellEnd"/>
+      <w:r>
+        <w:rPr>
+          <w:rFonts w:ascii="Consolas" w:hAnsi="Consolas" w:cs="Consolas"/>
+          <w:color w:val="000000"/>
+        </w:rPr>
+        <w:t>(</w:t>
+      </w:r>
+      <w:r>
+        <w:rPr>
+          <w:rFonts w:ascii="Consolas" w:hAnsi="Consolas" w:cs="Consolas"/>
+          <w:color w:val="6A3E3E"/>
+          <w:shd w:val="clear" w:color="auto" w:fill="D4D4D4"/>
+        </w:rPr>
+        <w:t>result</w:t>
+      </w:r>
+      <w:r>
+        <w:rPr>
+          <w:rFonts w:ascii="Consolas" w:hAnsi="Consolas" w:cs="Consolas"/>
+          <w:color w:val="000000"/>
+        </w:rPr>
+        <w:t>);</w:t>
+      </w:r>
+    </w:p>
+    <w:p>
+      <w:pPr>
+        <w:autoSpaceDE w:val="0"/>
+        <w:autoSpaceDN w:val="0"/>
+        <w:adjustRightInd w:val="0"/>
+        <w:spacing w:after="0" w:line="240" w:lineRule="auto"/>
+        <w:rPr>
+          <w:rFonts w:ascii="Consolas" w:hAnsi="Consolas" w:cs="Consolas"/>
+        </w:rPr>
+      </w:pPr>
+      <w:r>
+        <w:rPr>
+          <w:rFonts w:ascii="Consolas" w:hAnsi="Consolas" w:cs="Consolas"/>
+          <w:color w:val="000000"/>
+        </w:rPr>
+        <w:tab/>
+        <w:t>}</w:t>
+      </w:r>
+    </w:p>
+    <w:p>
+      <w:pPr>
+        <w:autoSpaceDE w:val="0"/>
+        <w:autoSpaceDN w:val="0"/>
+        <w:adjustRightInd w:val="0"/>
+        <w:spacing w:after="0" w:line="240" w:lineRule="auto"/>
+        <w:rPr>
+          <w:rFonts w:ascii="Consolas" w:hAnsi="Consolas" w:cs="Consolas"/>
+        </w:rPr>
+      </w:pPr>
+    </w:p>
+    <w:p>
+      <w:pPr>
+        <w:pBdr>
+          <w:bottom w:val="single" w:sz="6" w:space="1" w:color="auto"/>
+        </w:pBdr>
+        <w:autoSpaceDE w:val="0"/>
+        <w:autoSpaceDN w:val="0"/>
+        <w:adjustRightInd w:val="0"/>
+        <w:spacing w:after="0" w:line="240" w:lineRule="auto"/>
+        <w:rPr>
+          <w:rFonts w:ascii="Consolas" w:hAnsi="Consolas" w:cs="Consolas"/>
+        </w:rPr>
+      </w:pPr>
+      <w:r>
+        <w:rPr>
+          <w:rFonts w:ascii="Consolas" w:hAnsi="Consolas" w:cs="Consolas"/>
+          <w:color w:val="000000"/>
+        </w:rPr>
+        <w:t>}</w:t>
+      </w:r>
+    </w:p>
+    <w:p>
+      <w:pPr>
+        <w:spacing w:before="100" w:beforeAutospacing="1" w:after="0" w:line="240" w:lineRule="auto"/>
+        <w:jc w:val="center"/>
+        <w:rPr>
+          <w:rFonts w:ascii="Times New Roman" w:eastAsia="Times New Roman" w:hAnsi="Times New Roman" w:cs="Times New Roman"/>
+          <w:color w:val="000000" w:themeColor="text1"/>
+          <w:sz w:val="26"/>
+          <w:szCs w:val="26"/>
+          <w:lang w:eastAsia="en-IN"/>
+        </w:rPr>
+      </w:pPr>
+      <w:r>
+        <w:rPr>
+          <w:rFonts w:ascii="Times New Roman" w:eastAsia="Times New Roman" w:hAnsi="Times New Roman" w:cs="Times New Roman"/>
+          <w:b/>
+          <w:bCs/>
+          <w:color w:val="000000" w:themeColor="text1"/>
+          <w:sz w:val="26"/>
+          <w:szCs w:val="26"/>
+          <w:lang w:eastAsia="en-IN"/>
+        </w:rPr>
+        <w:t>Flush Characters</w:t>
+      </w:r>
+    </w:p>
+    <w:p>
+      <w:pPr>
+        <w:spacing w:before="100" w:beforeAutospacing="1" w:after="119" w:line="240" w:lineRule="auto"/>
+        <w:rPr>
+          <w:rFonts w:ascii="Times New Roman" w:eastAsia="Times New Roman" w:hAnsi="Times New Roman" w:cs="Times New Roman"/>
+          <w:color w:val="000000" w:themeColor="text1"/>
+          <w:sz w:val="26"/>
+          <w:szCs w:val="26"/>
+          <w:lang w:eastAsia="en-IN"/>
+        </w:rPr>
+      </w:pPr>
+      <w:r>
+        <w:rPr>
+          <w:rFonts w:ascii="Times New Roman" w:eastAsia="Times New Roman" w:hAnsi="Times New Roman" w:cs="Times New Roman"/>
+          <w:color w:val="000000" w:themeColor="text1"/>
+          <w:sz w:val="26"/>
+          <w:szCs w:val="26"/>
+          <w:lang w:eastAsia="en-IN"/>
+        </w:rPr>
+        <w:t xml:space="preserve">Write a program to read a string from the user and remove all the alphabets and spaces from the String, </w:t>
+      </w:r>
+      <w:proofErr w:type="spellStart"/>
+      <w:r>
+        <w:rPr>
+          <w:rFonts w:ascii="Times New Roman" w:eastAsia="Times New Roman" w:hAnsi="Times New Roman" w:cs="Times New Roman"/>
+          <w:color w:val="000000" w:themeColor="text1"/>
+          <w:sz w:val="26"/>
+          <w:szCs w:val="26"/>
+          <w:lang w:eastAsia="en-IN"/>
+        </w:rPr>
+        <w:t>and</w:t>
+      </w:r>
+      <w:r>
+        <w:rPr>
+          <w:rFonts w:ascii="Times New Roman" w:eastAsia="Times New Roman" w:hAnsi="Times New Roman" w:cs="Times New Roman"/>
+          <w:b/>
+          <w:bCs/>
+          <w:color w:val="000000" w:themeColor="text1"/>
+          <w:sz w:val="26"/>
+          <w:szCs w:val="26"/>
+          <w:lang w:eastAsia="en-IN"/>
+        </w:rPr>
+        <w:t>only</w:t>
+      </w:r>
+      <w:proofErr w:type="spellEnd"/>
+      <w:r>
+        <w:rPr>
+          <w:rFonts w:ascii="Times New Roman" w:eastAsia="Times New Roman" w:hAnsi="Times New Roman" w:cs="Times New Roman"/>
+          <w:b/>
+          <w:bCs/>
+          <w:color w:val="000000" w:themeColor="text1"/>
+          <w:sz w:val="26"/>
+          <w:szCs w:val="26"/>
+          <w:lang w:eastAsia="en-IN"/>
+        </w:rPr>
+        <w:t xml:space="preserve"> store special characters and digit</w:t>
+      </w:r>
+      <w:r>
+        <w:rPr>
+          <w:rFonts w:ascii="Times New Roman" w:eastAsia="Times New Roman" w:hAnsi="Times New Roman" w:cs="Times New Roman"/>
+          <w:color w:val="000000" w:themeColor="text1"/>
+          <w:sz w:val="26"/>
+          <w:szCs w:val="26"/>
+          <w:lang w:eastAsia="en-IN"/>
+        </w:rPr>
+        <w:t> in the output String. Print the output string.</w:t>
+      </w:r>
+      <w:r>
+        <w:rPr>
+          <w:rFonts w:ascii="Times New Roman" w:eastAsia="Times New Roman" w:hAnsi="Times New Roman" w:cs="Times New Roman"/>
+          <w:color w:val="000000" w:themeColor="text1"/>
+          <w:sz w:val="26"/>
+          <w:szCs w:val="26"/>
+          <w:lang w:eastAsia="en-IN"/>
+        </w:rPr>
+        <w:br/>
+      </w:r>
+    </w:p>
+    <w:p>
+      <w:pPr>
+        <w:spacing w:before="100" w:beforeAutospacing="1" w:after="119" w:line="240" w:lineRule="auto"/>
+        <w:rPr>
+          <w:rFonts w:ascii="Times New Roman" w:eastAsia="Times New Roman" w:hAnsi="Times New Roman" w:cs="Times New Roman"/>
+          <w:color w:val="000000" w:themeColor="text1"/>
+          <w:sz w:val="26"/>
+          <w:szCs w:val="26"/>
+          <w:lang w:eastAsia="en-IN"/>
+        </w:rPr>
+      </w:pPr>
+      <w:r>
+        <w:rPr>
+          <w:rFonts w:ascii="Times New Roman" w:eastAsia="Times New Roman" w:hAnsi="Times New Roman" w:cs="Times New Roman"/>
+          <w:color w:val="000000" w:themeColor="text1"/>
+          <w:sz w:val="26"/>
+          <w:szCs w:val="26"/>
+          <w:lang w:eastAsia="en-IN"/>
+        </w:rPr>
+        <w:t>Include a class </w:t>
+      </w:r>
+      <w:proofErr w:type="spellStart"/>
+      <w:r>
+        <w:rPr>
+          <w:rFonts w:ascii="Times New Roman" w:eastAsia="Times New Roman" w:hAnsi="Times New Roman" w:cs="Times New Roman"/>
+          <w:b/>
+          <w:bCs/>
+          <w:color w:val="000000" w:themeColor="text1"/>
+          <w:sz w:val="26"/>
+          <w:szCs w:val="26"/>
+          <w:lang w:eastAsia="en-IN"/>
+        </w:rPr>
+        <w:t>UserMainCode</w:t>
+      </w:r>
+      <w:proofErr w:type="spellEnd"/>
+      <w:r>
+        <w:rPr>
+          <w:rFonts w:ascii="Times New Roman" w:eastAsia="Times New Roman" w:hAnsi="Times New Roman" w:cs="Times New Roman"/>
+          <w:color w:val="000000" w:themeColor="text1"/>
+          <w:sz w:val="26"/>
+          <w:szCs w:val="26"/>
+          <w:lang w:eastAsia="en-IN"/>
+        </w:rPr>
+        <w:t> with a static method </w:t>
+      </w:r>
+      <w:proofErr w:type="spellStart"/>
+      <w:r>
+        <w:rPr>
+          <w:rFonts w:ascii="Times New Roman" w:eastAsia="Times New Roman" w:hAnsi="Times New Roman" w:cs="Times New Roman"/>
+          <w:b/>
+          <w:bCs/>
+          <w:color w:val="000000" w:themeColor="text1"/>
+          <w:sz w:val="26"/>
+          <w:szCs w:val="26"/>
+          <w:lang w:eastAsia="en-IN"/>
+        </w:rPr>
+        <w:t>getSpecialChar</w:t>
+      </w:r>
+      <w:proofErr w:type="spellEnd"/>
+      <w:r>
+        <w:rPr>
+          <w:rFonts w:ascii="Times New Roman" w:eastAsia="Times New Roman" w:hAnsi="Times New Roman" w:cs="Times New Roman"/>
+          <w:b/>
+          <w:bCs/>
+          <w:color w:val="000000" w:themeColor="text1"/>
+          <w:sz w:val="26"/>
+          <w:szCs w:val="26"/>
+          <w:lang w:eastAsia="en-IN"/>
+        </w:rPr>
+        <w:t> </w:t>
+      </w:r>
+      <w:r>
+        <w:rPr>
+          <w:rFonts w:ascii="Times New Roman" w:eastAsia="Times New Roman" w:hAnsi="Times New Roman" w:cs="Times New Roman"/>
+          <w:color w:val="000000" w:themeColor="text1"/>
+          <w:sz w:val="26"/>
+          <w:szCs w:val="26"/>
+          <w:lang w:eastAsia="en-IN"/>
+        </w:rPr>
+        <w:t>which accepts a string. The return type (String) should return the character removed string.</w:t>
+      </w:r>
+    </w:p>
+    <w:p>
+      <w:pPr>
+        <w:spacing w:before="100" w:beforeAutospacing="1" w:after="119" w:line="240" w:lineRule="auto"/>
+        <w:rPr>
+          <w:rFonts w:ascii="Times New Roman" w:eastAsia="Times New Roman" w:hAnsi="Times New Roman" w:cs="Times New Roman"/>
+          <w:color w:val="000000" w:themeColor="text1"/>
+          <w:sz w:val="26"/>
+          <w:szCs w:val="26"/>
+          <w:lang w:eastAsia="en-IN"/>
+        </w:rPr>
+      </w:pPr>
+      <w:r>
+        <w:rPr>
+          <w:rFonts w:ascii="Times New Roman" w:eastAsia="Times New Roman" w:hAnsi="Times New Roman" w:cs="Times New Roman"/>
+          <w:color w:val="000000" w:themeColor="text1"/>
+          <w:sz w:val="26"/>
+          <w:szCs w:val="26"/>
+          <w:lang w:eastAsia="en-IN"/>
+        </w:rPr>
+        <w:t xml:space="preserve">Create a Class Main which would be used to accept a string and call the static method present in </w:t>
+      </w:r>
+      <w:proofErr w:type="spellStart"/>
+      <w:r>
+        <w:rPr>
+          <w:rFonts w:ascii="Times New Roman" w:eastAsia="Times New Roman" w:hAnsi="Times New Roman" w:cs="Times New Roman"/>
+          <w:color w:val="000000" w:themeColor="text1"/>
+          <w:sz w:val="26"/>
+          <w:szCs w:val="26"/>
+          <w:lang w:eastAsia="en-IN"/>
+        </w:rPr>
+        <w:t>UserMainCode</w:t>
+      </w:r>
+      <w:proofErr w:type="spellEnd"/>
+      <w:r>
+        <w:rPr>
+          <w:rFonts w:ascii="Times New Roman" w:eastAsia="Times New Roman" w:hAnsi="Times New Roman" w:cs="Times New Roman"/>
+          <w:color w:val="000000" w:themeColor="text1"/>
+          <w:sz w:val="26"/>
+          <w:szCs w:val="26"/>
+          <w:lang w:eastAsia="en-IN"/>
+        </w:rPr>
+        <w:t>.</w:t>
+      </w:r>
+    </w:p>
+    <w:p>
+      <w:pPr>
+        <w:spacing w:before="100" w:beforeAutospacing="1" w:after="119" w:line="240" w:lineRule="auto"/>
+        <w:rPr>
+          <w:rFonts w:ascii="Times New Roman" w:eastAsia="Times New Roman" w:hAnsi="Times New Roman" w:cs="Times New Roman"/>
+          <w:color w:val="000000" w:themeColor="text1"/>
+          <w:sz w:val="26"/>
+          <w:szCs w:val="26"/>
+          <w:lang w:eastAsia="en-IN"/>
+        </w:rPr>
+      </w:pPr>
+      <w:r>
+        <w:rPr>
+          <w:rFonts w:ascii="Times New Roman" w:eastAsia="Times New Roman" w:hAnsi="Times New Roman" w:cs="Times New Roman"/>
+          <w:b/>
+          <w:bCs/>
+          <w:color w:val="000000" w:themeColor="text1"/>
+          <w:sz w:val="26"/>
+          <w:szCs w:val="26"/>
+          <w:lang w:eastAsia="en-IN"/>
+        </w:rPr>
+        <w:t>Input and Output Format:</w:t>
+      </w:r>
+    </w:p>
+    <w:p>
+      <w:pPr>
+        <w:spacing w:before="100" w:beforeAutospacing="1" w:after="119" w:line="240" w:lineRule="auto"/>
+        <w:rPr>
+          <w:rFonts w:ascii="Times New Roman" w:eastAsia="Times New Roman" w:hAnsi="Times New Roman" w:cs="Times New Roman"/>
+          <w:color w:val="000000" w:themeColor="text1"/>
+          <w:sz w:val="26"/>
+          <w:szCs w:val="26"/>
+          <w:lang w:eastAsia="en-IN"/>
+        </w:rPr>
+      </w:pPr>
+      <w:r>
+        <w:rPr>
+          <w:rFonts w:ascii="Times New Roman" w:eastAsia="Times New Roman" w:hAnsi="Times New Roman" w:cs="Times New Roman"/>
+          <w:color w:val="000000" w:themeColor="text1"/>
+          <w:sz w:val="26"/>
+          <w:szCs w:val="26"/>
+          <w:lang w:eastAsia="en-IN"/>
+        </w:rPr>
+        <w:t xml:space="preserve">Input consists of a </w:t>
+      </w:r>
+      <w:proofErr w:type="gramStart"/>
+      <w:r>
+        <w:rPr>
+          <w:rFonts w:ascii="Times New Roman" w:eastAsia="Times New Roman" w:hAnsi="Times New Roman" w:cs="Times New Roman"/>
+          <w:color w:val="000000" w:themeColor="text1"/>
+          <w:sz w:val="26"/>
+          <w:szCs w:val="26"/>
+          <w:lang w:eastAsia="en-IN"/>
+        </w:rPr>
+        <w:t>strings</w:t>
+      </w:r>
+      <w:proofErr w:type="gramEnd"/>
+      <w:r>
+        <w:rPr>
+          <w:rFonts w:ascii="Times New Roman" w:eastAsia="Times New Roman" w:hAnsi="Times New Roman" w:cs="Times New Roman"/>
+          <w:color w:val="000000" w:themeColor="text1"/>
+          <w:sz w:val="26"/>
+          <w:szCs w:val="26"/>
+          <w:lang w:eastAsia="en-IN"/>
+        </w:rPr>
+        <w:t>.</w:t>
+      </w:r>
+    </w:p>
+    <w:p>
+      <w:pPr>
+        <w:spacing w:before="100" w:beforeAutospacing="1" w:after="119" w:line="240" w:lineRule="auto"/>
+        <w:rPr>
+          <w:rFonts w:ascii="Times New Roman" w:eastAsia="Times New Roman" w:hAnsi="Times New Roman" w:cs="Times New Roman"/>
+          <w:color w:val="000000" w:themeColor="text1"/>
+          <w:sz w:val="26"/>
+          <w:szCs w:val="26"/>
+          <w:lang w:eastAsia="en-IN"/>
+        </w:rPr>
+      </w:pPr>
+      <w:r>
+        <w:rPr>
+          <w:rFonts w:ascii="Times New Roman" w:eastAsia="Times New Roman" w:hAnsi="Times New Roman" w:cs="Times New Roman"/>
+          <w:color w:val="000000" w:themeColor="text1"/>
+          <w:sz w:val="26"/>
+          <w:szCs w:val="26"/>
+          <w:lang w:eastAsia="en-IN"/>
+        </w:rPr>
+        <w:t>Output consists of </w:t>
+      </w:r>
+      <w:proofErr w:type="gramStart"/>
+      <w:r>
+        <w:rPr>
+          <w:rFonts w:ascii="Times New Roman" w:eastAsia="Times New Roman" w:hAnsi="Times New Roman" w:cs="Times New Roman"/>
+          <w:color w:val="000000" w:themeColor="text1"/>
+          <w:sz w:val="26"/>
+          <w:szCs w:val="26"/>
+          <w:lang w:eastAsia="en-IN"/>
+        </w:rPr>
+        <w:t>an</w:t>
+      </w:r>
+      <w:proofErr w:type="gramEnd"/>
+      <w:r>
+        <w:rPr>
+          <w:rFonts w:ascii="Times New Roman" w:eastAsia="Times New Roman" w:hAnsi="Times New Roman" w:cs="Times New Roman"/>
+          <w:color w:val="000000" w:themeColor="text1"/>
+          <w:sz w:val="26"/>
+          <w:szCs w:val="26"/>
+          <w:lang w:eastAsia="en-IN"/>
+        </w:rPr>
+        <w:t xml:space="preserve"> String (character removed string).</w:t>
+      </w:r>
+    </w:p>
+    <w:p>
+      <w:pPr>
+        <w:spacing w:before="100" w:beforeAutospacing="1" w:after="119" w:line="240" w:lineRule="auto"/>
+        <w:rPr>
+          <w:rFonts w:ascii="Times New Roman" w:eastAsia="Times New Roman" w:hAnsi="Times New Roman" w:cs="Times New Roman"/>
+          <w:color w:val="000000" w:themeColor="text1"/>
+          <w:sz w:val="26"/>
+          <w:szCs w:val="26"/>
+          <w:lang w:eastAsia="en-IN"/>
+        </w:rPr>
+      </w:pPr>
+      <w:r>
+        <w:rPr>
+          <w:rFonts w:ascii="Times New Roman" w:eastAsia="Times New Roman" w:hAnsi="Times New Roman" w:cs="Times New Roman"/>
+          <w:color w:val="000000" w:themeColor="text1"/>
+          <w:sz w:val="26"/>
+          <w:szCs w:val="26"/>
+          <w:lang w:eastAsia="en-IN"/>
+        </w:rPr>
+        <w:lastRenderedPageBreak/>
+        <w:t>Refer sample output for formatting specifications.</w:t>
+      </w:r>
+    </w:p>
+    <w:p>
+      <w:pPr>
+        <w:spacing w:before="100" w:beforeAutospacing="1" w:after="0" w:line="240" w:lineRule="auto"/>
+        <w:rPr>
+          <w:rFonts w:ascii="Times New Roman" w:eastAsia="Times New Roman" w:hAnsi="Times New Roman" w:cs="Times New Roman"/>
+          <w:color w:val="000000" w:themeColor="text1"/>
+          <w:sz w:val="26"/>
+          <w:szCs w:val="26"/>
+          <w:lang w:eastAsia="en-IN"/>
+        </w:rPr>
+      </w:pPr>
+    </w:p>
+    <w:p>
+      <w:pPr>
+        <w:spacing w:before="100" w:beforeAutospacing="1" w:after="0" w:line="240" w:lineRule="auto"/>
+        <w:rPr>
+          <w:rFonts w:ascii="Times New Roman" w:eastAsia="Times New Roman" w:hAnsi="Times New Roman" w:cs="Times New Roman"/>
+          <w:color w:val="000000" w:themeColor="text1"/>
+          <w:sz w:val="26"/>
+          <w:szCs w:val="26"/>
+          <w:lang w:eastAsia="en-IN"/>
+        </w:rPr>
+      </w:pPr>
+      <w:r>
+        <w:rPr>
+          <w:rFonts w:ascii="Times New Roman" w:eastAsia="Times New Roman" w:hAnsi="Times New Roman" w:cs="Times New Roman"/>
+          <w:b/>
+          <w:bCs/>
+          <w:color w:val="000000" w:themeColor="text1"/>
+          <w:sz w:val="26"/>
+          <w:szCs w:val="26"/>
+          <w:lang w:eastAsia="en-IN"/>
+        </w:rPr>
+        <w:t xml:space="preserve">Sample </w:t>
+      </w:r>
+      <w:proofErr w:type="gramStart"/>
+      <w:r>
+        <w:rPr>
+          <w:rFonts w:ascii="Times New Roman" w:eastAsia="Times New Roman" w:hAnsi="Times New Roman" w:cs="Times New Roman"/>
+          <w:b/>
+          <w:bCs/>
+          <w:color w:val="000000" w:themeColor="text1"/>
+          <w:sz w:val="26"/>
+          <w:szCs w:val="26"/>
+          <w:lang w:eastAsia="en-IN"/>
+        </w:rPr>
+        <w:t>Input :</w:t>
+      </w:r>
+      <w:proofErr w:type="gramEnd"/>
+    </w:p>
+    <w:p>
+      <w:pPr>
+        <w:spacing w:before="100" w:beforeAutospacing="1" w:after="0" w:line="240" w:lineRule="auto"/>
+        <w:rPr>
+          <w:rFonts w:ascii="Times New Roman" w:eastAsia="Times New Roman" w:hAnsi="Times New Roman" w:cs="Times New Roman"/>
+          <w:color w:val="000000" w:themeColor="text1"/>
+          <w:sz w:val="26"/>
+          <w:szCs w:val="26"/>
+          <w:lang w:eastAsia="en-IN"/>
+        </w:rPr>
+      </w:pPr>
+      <w:proofErr w:type="spellStart"/>
+      <w:r>
+        <w:rPr>
+          <w:rFonts w:ascii="Times New Roman" w:eastAsia="Times New Roman" w:hAnsi="Times New Roman" w:cs="Times New Roman"/>
+          <w:color w:val="000000" w:themeColor="text1"/>
+          <w:sz w:val="26"/>
+          <w:szCs w:val="26"/>
+          <w:lang w:eastAsia="en-IN"/>
+        </w:rPr>
+        <w:t>cogniz</w:t>
+      </w:r>
+      <w:proofErr w:type="spellEnd"/>
+      <w:r>
+        <w:rPr>
+          <w:rFonts w:ascii="Times New Roman" w:eastAsia="Times New Roman" w:hAnsi="Times New Roman" w:cs="Times New Roman"/>
+          <w:color w:val="000000" w:themeColor="text1"/>
+          <w:sz w:val="26"/>
+          <w:szCs w:val="26"/>
+          <w:lang w:eastAsia="en-IN"/>
+        </w:rPr>
+        <w:t>$#45Ant</w:t>
+      </w:r>
+    </w:p>
+    <w:p>
+      <w:pPr>
+        <w:spacing w:before="100" w:beforeAutospacing="1" w:after="0" w:line="240" w:lineRule="auto"/>
+        <w:rPr>
+          <w:rFonts w:ascii="Times New Roman" w:eastAsia="Times New Roman" w:hAnsi="Times New Roman" w:cs="Times New Roman"/>
+          <w:color w:val="000000" w:themeColor="text1"/>
+          <w:sz w:val="26"/>
+          <w:szCs w:val="26"/>
+          <w:lang w:eastAsia="en-IN"/>
+        </w:rPr>
+      </w:pPr>
+      <w:r>
+        <w:rPr>
+          <w:rFonts w:ascii="Times New Roman" w:eastAsia="Times New Roman" w:hAnsi="Times New Roman" w:cs="Times New Roman"/>
+          <w:b/>
+          <w:bCs/>
+          <w:color w:val="000000" w:themeColor="text1"/>
+          <w:sz w:val="26"/>
+          <w:szCs w:val="26"/>
+          <w:lang w:eastAsia="en-IN"/>
+        </w:rPr>
+        <w:t xml:space="preserve">Sample </w:t>
+      </w:r>
+      <w:proofErr w:type="gramStart"/>
+      <w:r>
+        <w:rPr>
+          <w:rFonts w:ascii="Times New Roman" w:eastAsia="Times New Roman" w:hAnsi="Times New Roman" w:cs="Times New Roman"/>
+          <w:b/>
+          <w:bCs/>
+          <w:color w:val="000000" w:themeColor="text1"/>
+          <w:sz w:val="26"/>
+          <w:szCs w:val="26"/>
+          <w:lang w:eastAsia="en-IN"/>
+        </w:rPr>
+        <w:t>Output :</w:t>
+      </w:r>
+      <w:proofErr w:type="gramEnd"/>
+    </w:p>
+    <w:p>
+      <w:pPr>
+        <w:spacing w:before="100" w:beforeAutospacing="1" w:after="0" w:line="240" w:lineRule="auto"/>
+        <w:rPr>
+          <w:rFonts w:ascii="Times New Roman" w:eastAsia="Times New Roman" w:hAnsi="Times New Roman" w:cs="Times New Roman"/>
+          <w:color w:val="000000" w:themeColor="text1"/>
+          <w:sz w:val="26"/>
+          <w:szCs w:val="26"/>
+          <w:lang w:eastAsia="en-IN"/>
+        </w:rPr>
+      </w:pPr>
+      <w:r>
+        <w:rPr>
+          <w:rFonts w:ascii="Times New Roman" w:eastAsia="Times New Roman" w:hAnsi="Times New Roman" w:cs="Times New Roman"/>
+          <w:color w:val="000000" w:themeColor="text1"/>
+          <w:sz w:val="26"/>
+          <w:szCs w:val="26"/>
+          <w:lang w:eastAsia="en-IN"/>
+        </w:rPr>
+        <w:t>$#45</w:t>
+      </w:r>
+    </w:p>
+    <w:p/>
+    <w:p/>
+    <w:p>
+      <w:r>
+        <w:t>Solution:</w:t>
+      </w:r>
+    </w:p>
+    <w:p>
+      <w:pPr>
+        <w:spacing w:after="0" w:line="240" w:lineRule="auto"/>
+        <w:rPr>
+          <w:rFonts w:ascii="Times New Roman" w:eastAsia="Times New Roman" w:hAnsi="Times New Roman" w:cs="Times New Roman"/>
+          <w:color w:val="000000" w:themeColor="text1"/>
+          <w:sz w:val="26"/>
+          <w:szCs w:val="26"/>
+          <w:lang w:eastAsia="en-IN"/>
+        </w:rPr>
+      </w:pPr>
+      <w:r>
+        <w:rPr>
+          <w:rFonts w:ascii="Times New Roman" w:eastAsia="Times New Roman" w:hAnsi="Times New Roman" w:cs="Times New Roman"/>
+          <w:color w:val="000000" w:themeColor="text1"/>
+          <w:sz w:val="26"/>
+          <w:szCs w:val="26"/>
+          <w:lang w:eastAsia="en-IN"/>
+        </w:rPr>
+        <w:t xml:space="preserve">import </w:t>
+      </w:r>
+      <w:proofErr w:type="gramStart"/>
+      <w:r>
+        <w:rPr>
+          <w:rFonts w:ascii="Times New Roman" w:eastAsia="Times New Roman" w:hAnsi="Times New Roman" w:cs="Times New Roman"/>
+          <w:color w:val="000000" w:themeColor="text1"/>
+          <w:sz w:val="26"/>
+          <w:szCs w:val="26"/>
+          <w:lang w:eastAsia="en-IN"/>
+        </w:rPr>
+        <w:t>java.io.*</w:t>
+      </w:r>
+      <w:proofErr w:type="gramEnd"/>
+      <w:r>
+        <w:rPr>
+          <w:rFonts w:ascii="Times New Roman" w:eastAsia="Times New Roman" w:hAnsi="Times New Roman" w:cs="Times New Roman"/>
+          <w:color w:val="000000" w:themeColor="text1"/>
+          <w:sz w:val="26"/>
+          <w:szCs w:val="26"/>
+          <w:lang w:eastAsia="en-IN"/>
+        </w:rPr>
+        <w:t>;</w:t>
+      </w:r>
+    </w:p>
+    <w:p>
+      <w:pPr>
+        <w:spacing w:after="0" w:line="240" w:lineRule="auto"/>
+        <w:rPr>
+          <w:rFonts w:ascii="Times New Roman" w:eastAsia="Times New Roman" w:hAnsi="Times New Roman" w:cs="Times New Roman"/>
+          <w:color w:val="000000" w:themeColor="text1"/>
+          <w:sz w:val="26"/>
+          <w:szCs w:val="26"/>
+          <w:lang w:eastAsia="en-IN"/>
+        </w:rPr>
+      </w:pPr>
+      <w:r>
+        <w:rPr>
+          <w:rFonts w:ascii="Times New Roman" w:eastAsia="Times New Roman" w:hAnsi="Times New Roman" w:cs="Times New Roman"/>
+          <w:color w:val="000000" w:themeColor="text1"/>
+          <w:sz w:val="26"/>
+          <w:szCs w:val="26"/>
+          <w:lang w:eastAsia="en-IN"/>
+        </w:rPr>
+        <w:t xml:space="preserve">import </w:t>
+      </w:r>
+      <w:proofErr w:type="spellStart"/>
+      <w:r>
+        <w:rPr>
+          <w:rFonts w:ascii="Times New Roman" w:eastAsia="Times New Roman" w:hAnsi="Times New Roman" w:cs="Times New Roman"/>
+          <w:color w:val="000000" w:themeColor="text1"/>
+          <w:sz w:val="26"/>
+          <w:szCs w:val="26"/>
+          <w:lang w:eastAsia="en-IN"/>
+        </w:rPr>
+        <w:t>java.</w:t>
+      </w:r>
+      <w:proofErr w:type="gramStart"/>
+      <w:r>
+        <w:rPr>
+          <w:rFonts w:ascii="Times New Roman" w:eastAsia="Times New Roman" w:hAnsi="Times New Roman" w:cs="Times New Roman"/>
+          <w:color w:val="000000" w:themeColor="text1"/>
+          <w:sz w:val="26"/>
+          <w:szCs w:val="26"/>
+          <w:lang w:eastAsia="en-IN"/>
+        </w:rPr>
+        <w:t>text.SimpleDateFormat</w:t>
+      </w:r>
+      <w:proofErr w:type="spellEnd"/>
+      <w:proofErr w:type="gramEnd"/>
+      <w:r>
+        <w:rPr>
+          <w:rFonts w:ascii="Times New Roman" w:eastAsia="Times New Roman" w:hAnsi="Times New Roman" w:cs="Times New Roman"/>
+          <w:color w:val="000000" w:themeColor="text1"/>
+          <w:sz w:val="26"/>
+          <w:szCs w:val="26"/>
+          <w:lang w:eastAsia="en-IN"/>
+        </w:rPr>
+        <w:t>;</w:t>
+      </w:r>
+    </w:p>
+    <w:p>
+      <w:pPr>
+        <w:spacing w:after="0" w:line="240" w:lineRule="auto"/>
+        <w:rPr>
+          <w:rFonts w:ascii="Times New Roman" w:eastAsia="Times New Roman" w:hAnsi="Times New Roman" w:cs="Times New Roman"/>
+          <w:color w:val="000000" w:themeColor="text1"/>
+          <w:sz w:val="26"/>
+          <w:szCs w:val="26"/>
+          <w:lang w:eastAsia="en-IN"/>
+        </w:rPr>
+      </w:pPr>
+      <w:r>
+        <w:rPr>
+          <w:rFonts w:ascii="Times New Roman" w:eastAsia="Times New Roman" w:hAnsi="Times New Roman" w:cs="Times New Roman"/>
+          <w:color w:val="000000" w:themeColor="text1"/>
+          <w:sz w:val="26"/>
+          <w:szCs w:val="26"/>
+          <w:lang w:eastAsia="en-IN"/>
+        </w:rPr>
+        <w:t xml:space="preserve">import </w:t>
+      </w:r>
+      <w:proofErr w:type="spellStart"/>
+      <w:r>
+        <w:rPr>
+          <w:rFonts w:ascii="Times New Roman" w:eastAsia="Times New Roman" w:hAnsi="Times New Roman" w:cs="Times New Roman"/>
+          <w:color w:val="000000" w:themeColor="text1"/>
+          <w:sz w:val="26"/>
+          <w:szCs w:val="26"/>
+          <w:lang w:eastAsia="en-IN"/>
+        </w:rPr>
+        <w:t>java.util</w:t>
+      </w:r>
+      <w:proofErr w:type="spellEnd"/>
+      <w:r>
+        <w:rPr>
+          <w:rFonts w:ascii="Times New Roman" w:eastAsia="Times New Roman" w:hAnsi="Times New Roman" w:cs="Times New Roman"/>
+          <w:color w:val="000000" w:themeColor="text1"/>
+          <w:sz w:val="26"/>
+          <w:szCs w:val="26"/>
+          <w:lang w:eastAsia="en-IN"/>
+        </w:rPr>
+        <w:t>.*;</w:t>
+      </w:r>
+    </w:p>
+    <w:p>
+      <w:pPr>
+        <w:spacing w:after="0" w:line="240" w:lineRule="auto"/>
+        <w:rPr>
+          <w:rFonts w:ascii="Times New Roman" w:eastAsia="Times New Roman" w:hAnsi="Times New Roman" w:cs="Times New Roman"/>
+          <w:color w:val="000000" w:themeColor="text1"/>
+          <w:sz w:val="26"/>
+          <w:szCs w:val="26"/>
+          <w:lang w:eastAsia="en-IN"/>
+        </w:rPr>
+      </w:pPr>
+      <w:r>
+        <w:rPr>
+          <w:rFonts w:ascii="Times New Roman" w:eastAsia="Times New Roman" w:hAnsi="Times New Roman" w:cs="Times New Roman"/>
+          <w:color w:val="000000" w:themeColor="text1"/>
+          <w:sz w:val="26"/>
+          <w:szCs w:val="26"/>
+          <w:lang w:eastAsia="en-IN"/>
+        </w:rPr>
+        <w:t>public class Main {</w:t>
+      </w:r>
+    </w:p>
+    <w:p>
+      <w:pPr>
+        <w:spacing w:after="0" w:line="240" w:lineRule="auto"/>
+        <w:rPr>
+          <w:rFonts w:ascii="Times New Roman" w:eastAsia="Times New Roman" w:hAnsi="Times New Roman" w:cs="Times New Roman"/>
+          <w:color w:val="000000" w:themeColor="text1"/>
+          <w:sz w:val="26"/>
+          <w:szCs w:val="26"/>
+          <w:lang w:eastAsia="en-IN"/>
+        </w:rPr>
+      </w:pPr>
+      <w:r>
+        <w:rPr>
+          <w:rFonts w:ascii="Times New Roman" w:eastAsia="Times New Roman" w:hAnsi="Times New Roman" w:cs="Times New Roman"/>
+          <w:color w:val="000000" w:themeColor="text1"/>
+          <w:sz w:val="26"/>
+          <w:szCs w:val="26"/>
+          <w:lang w:eastAsia="en-IN"/>
+        </w:rPr>
+        <w:t xml:space="preserve">public static void </w:t>
+      </w:r>
+      <w:proofErr w:type="gramStart"/>
+      <w:r>
+        <w:rPr>
+          <w:rFonts w:ascii="Times New Roman" w:eastAsia="Times New Roman" w:hAnsi="Times New Roman" w:cs="Times New Roman"/>
+          <w:color w:val="000000" w:themeColor="text1"/>
+          <w:sz w:val="26"/>
+          <w:szCs w:val="26"/>
+          <w:lang w:eastAsia="en-IN"/>
+        </w:rPr>
+        <w:t>main(</w:t>
+      </w:r>
+      <w:proofErr w:type="gramEnd"/>
+      <w:r>
+        <w:rPr>
+          <w:rFonts w:ascii="Times New Roman" w:eastAsia="Times New Roman" w:hAnsi="Times New Roman" w:cs="Times New Roman"/>
+          <w:color w:val="000000" w:themeColor="text1"/>
+          <w:sz w:val="26"/>
+          <w:szCs w:val="26"/>
+          <w:lang w:eastAsia="en-IN"/>
+        </w:rPr>
+        <w:t>String[] </w:t>
+      </w:r>
+      <w:proofErr w:type="spellStart"/>
+      <w:r>
+        <w:rPr>
+          <w:rFonts w:ascii="Times New Roman" w:eastAsia="Times New Roman" w:hAnsi="Times New Roman" w:cs="Times New Roman"/>
+          <w:color w:val="000000" w:themeColor="text1"/>
+          <w:sz w:val="26"/>
+          <w:szCs w:val="26"/>
+          <w:u w:val="single"/>
+          <w:lang w:eastAsia="en-IN"/>
+        </w:rPr>
+        <w:t>args</w:t>
+      </w:r>
+      <w:proofErr w:type="spellEnd"/>
+      <w:r>
+        <w:rPr>
+          <w:rFonts w:ascii="Times New Roman" w:eastAsia="Times New Roman" w:hAnsi="Times New Roman" w:cs="Times New Roman"/>
+          <w:color w:val="000000" w:themeColor="text1"/>
+          <w:sz w:val="26"/>
+          <w:szCs w:val="26"/>
+          <w:lang w:eastAsia="en-IN"/>
+        </w:rPr>
+        <w:t>) {</w:t>
+      </w:r>
+    </w:p>
+    <w:p>
+      <w:pPr>
+        <w:spacing w:after="0" w:line="240" w:lineRule="auto"/>
+        <w:rPr>
+          <w:rFonts w:ascii="Times New Roman" w:eastAsia="Times New Roman" w:hAnsi="Times New Roman" w:cs="Times New Roman"/>
+          <w:color w:val="000000" w:themeColor="text1"/>
+          <w:sz w:val="26"/>
+          <w:szCs w:val="26"/>
+          <w:lang w:eastAsia="en-IN"/>
+        </w:rPr>
+      </w:pPr>
+      <w:r>
+        <w:rPr>
+          <w:rFonts w:ascii="Times New Roman" w:eastAsia="Times New Roman" w:hAnsi="Times New Roman" w:cs="Times New Roman"/>
+          <w:color w:val="000000" w:themeColor="text1"/>
+          <w:sz w:val="26"/>
+          <w:szCs w:val="26"/>
+          <w:lang w:eastAsia="en-IN"/>
+        </w:rPr>
+        <w:t>Scanner </w:t>
+      </w:r>
+      <w:proofErr w:type="spellStart"/>
+      <w:r>
+        <w:rPr>
+          <w:rFonts w:ascii="Times New Roman" w:eastAsia="Times New Roman" w:hAnsi="Times New Roman" w:cs="Times New Roman"/>
+          <w:color w:val="000000" w:themeColor="text1"/>
+          <w:sz w:val="26"/>
+          <w:szCs w:val="26"/>
+          <w:u w:val="single"/>
+          <w:lang w:eastAsia="en-IN"/>
+        </w:rPr>
+        <w:t>sc</w:t>
+      </w:r>
+      <w:proofErr w:type="spellEnd"/>
+      <w:r>
+        <w:rPr>
+          <w:rFonts w:ascii="Times New Roman" w:eastAsia="Times New Roman" w:hAnsi="Times New Roman" w:cs="Times New Roman"/>
+          <w:color w:val="000000" w:themeColor="text1"/>
+          <w:sz w:val="26"/>
+          <w:szCs w:val="26"/>
+          <w:lang w:eastAsia="en-IN"/>
+        </w:rPr>
+        <w:t xml:space="preserve">=new </w:t>
+      </w:r>
+      <w:proofErr w:type="gramStart"/>
+      <w:r>
+        <w:rPr>
+          <w:rFonts w:ascii="Times New Roman" w:eastAsia="Times New Roman" w:hAnsi="Times New Roman" w:cs="Times New Roman"/>
+          <w:color w:val="000000" w:themeColor="text1"/>
+          <w:sz w:val="26"/>
+          <w:szCs w:val="26"/>
+          <w:lang w:eastAsia="en-IN"/>
+        </w:rPr>
+        <w:t>Scanner(</w:t>
+      </w:r>
+      <w:proofErr w:type="gramEnd"/>
+      <w:r>
+        <w:rPr>
+          <w:rFonts w:ascii="Times New Roman" w:eastAsia="Times New Roman" w:hAnsi="Times New Roman" w:cs="Times New Roman"/>
+          <w:color w:val="000000" w:themeColor="text1"/>
+          <w:sz w:val="26"/>
+          <w:szCs w:val="26"/>
+          <w:lang w:eastAsia="en-IN"/>
+        </w:rPr>
+        <w:t>System.in);</w:t>
+      </w:r>
+    </w:p>
+    <w:p>
+      <w:pPr>
+        <w:spacing w:after="0" w:line="240" w:lineRule="auto"/>
+        <w:rPr>
+          <w:rFonts w:ascii="Times New Roman" w:eastAsia="Times New Roman" w:hAnsi="Times New Roman" w:cs="Times New Roman"/>
+          <w:color w:val="000000" w:themeColor="text1"/>
+          <w:sz w:val="26"/>
+          <w:szCs w:val="26"/>
+          <w:lang w:eastAsia="en-IN"/>
+        </w:rPr>
+      </w:pPr>
+      <w:r>
+        <w:rPr>
+          <w:rFonts w:ascii="Times New Roman" w:eastAsia="Times New Roman" w:hAnsi="Times New Roman" w:cs="Times New Roman"/>
+          <w:color w:val="000000" w:themeColor="text1"/>
+          <w:sz w:val="26"/>
+          <w:szCs w:val="26"/>
+          <w:lang w:eastAsia="en-IN"/>
+        </w:rPr>
+        <w:t>String s1=</w:t>
+      </w:r>
+      <w:proofErr w:type="spellStart"/>
+      <w:r>
+        <w:rPr>
+          <w:rFonts w:ascii="Times New Roman" w:eastAsia="Times New Roman" w:hAnsi="Times New Roman" w:cs="Times New Roman"/>
+          <w:color w:val="000000" w:themeColor="text1"/>
+          <w:sz w:val="26"/>
+          <w:szCs w:val="26"/>
+          <w:lang w:eastAsia="en-IN"/>
+        </w:rPr>
+        <w:t>sc.next</w:t>
+      </w:r>
+      <w:proofErr w:type="spellEnd"/>
+      <w:r>
+        <w:rPr>
+          <w:rFonts w:ascii="Times New Roman" w:eastAsia="Times New Roman" w:hAnsi="Times New Roman" w:cs="Times New Roman"/>
+          <w:color w:val="000000" w:themeColor="text1"/>
+          <w:sz w:val="26"/>
+          <w:szCs w:val="26"/>
+          <w:lang w:eastAsia="en-IN"/>
+        </w:rPr>
+        <w:t>();</w:t>
+      </w:r>
+    </w:p>
+    <w:p>
+      <w:pPr>
+        <w:spacing w:after="0" w:line="240" w:lineRule="auto"/>
+        <w:rPr>
+          <w:rFonts w:ascii="Times New Roman" w:eastAsia="Times New Roman" w:hAnsi="Times New Roman" w:cs="Times New Roman"/>
+          <w:color w:val="000000" w:themeColor="text1"/>
+          <w:sz w:val="26"/>
+          <w:szCs w:val="26"/>
+          <w:lang w:eastAsia="en-IN"/>
+        </w:rPr>
+      </w:pPr>
+      <w:r>
+        <w:rPr>
+          <w:rFonts w:ascii="Times New Roman" w:eastAsia="Times New Roman" w:hAnsi="Times New Roman" w:cs="Times New Roman"/>
+          <w:color w:val="000000" w:themeColor="text1"/>
+          <w:sz w:val="26"/>
+          <w:szCs w:val="26"/>
+          <w:lang w:eastAsia="en-IN"/>
+        </w:rPr>
+        <w:t>String s2=s1.replaceAll("[a-</w:t>
+      </w:r>
+      <w:proofErr w:type="spellStart"/>
+      <w:r>
+        <w:rPr>
+          <w:rFonts w:ascii="Times New Roman" w:eastAsia="Times New Roman" w:hAnsi="Times New Roman" w:cs="Times New Roman"/>
+          <w:color w:val="000000" w:themeColor="text1"/>
+          <w:sz w:val="26"/>
+          <w:szCs w:val="26"/>
+          <w:lang w:eastAsia="en-IN"/>
+        </w:rPr>
+        <w:t>zA</w:t>
+      </w:r>
+      <w:proofErr w:type="spellEnd"/>
+      <w:r>
+        <w:rPr>
+          <w:rFonts w:ascii="Times New Roman" w:eastAsia="Times New Roman" w:hAnsi="Times New Roman" w:cs="Times New Roman"/>
+          <w:color w:val="000000" w:themeColor="text1"/>
+          <w:sz w:val="26"/>
+          <w:szCs w:val="26"/>
+          <w:lang w:eastAsia="en-IN"/>
+        </w:rPr>
+        <w:t>-Z]", "");</w:t>
+      </w:r>
+    </w:p>
+    <w:p>
+      <w:pPr>
+        <w:spacing w:after="0" w:line="240" w:lineRule="auto"/>
+        <w:rPr>
+          <w:rFonts w:ascii="Times New Roman" w:eastAsia="Times New Roman" w:hAnsi="Times New Roman" w:cs="Times New Roman"/>
+          <w:color w:val="000000" w:themeColor="text1"/>
+          <w:sz w:val="26"/>
+          <w:szCs w:val="26"/>
+          <w:lang w:eastAsia="en-IN"/>
+        </w:rPr>
+      </w:pPr>
+      <w:proofErr w:type="spellStart"/>
+      <w:r>
+        <w:rPr>
+          <w:rFonts w:ascii="Times New Roman" w:eastAsia="Times New Roman" w:hAnsi="Times New Roman" w:cs="Times New Roman"/>
+          <w:color w:val="000000" w:themeColor="text1"/>
+          <w:sz w:val="26"/>
+          <w:szCs w:val="26"/>
+          <w:lang w:eastAsia="en-IN"/>
+        </w:rPr>
+        <w:t>System.out.println</w:t>
+      </w:r>
+      <w:proofErr w:type="spellEnd"/>
+      <w:r>
+        <w:rPr>
+          <w:rFonts w:ascii="Times New Roman" w:eastAsia="Times New Roman" w:hAnsi="Times New Roman" w:cs="Times New Roman"/>
+          <w:color w:val="000000" w:themeColor="text1"/>
+          <w:sz w:val="26"/>
+          <w:szCs w:val="26"/>
+          <w:lang w:eastAsia="en-IN"/>
+        </w:rPr>
+        <w:t>(s2);</w:t>
+      </w:r>
+    </w:p>
+    <w:p>
+      <w:pPr>
+        <w:spacing w:after="0" w:line="240" w:lineRule="auto"/>
+        <w:rPr>
+          <w:rFonts w:ascii="Times New Roman" w:eastAsia="Times New Roman" w:hAnsi="Times New Roman" w:cs="Times New Roman"/>
+          <w:color w:val="000000" w:themeColor="text1"/>
+          <w:sz w:val="26"/>
+          <w:szCs w:val="26"/>
+          <w:lang w:eastAsia="en-IN"/>
+        </w:rPr>
+      </w:pPr>
+      <w:r>
+        <w:rPr>
+          <w:rFonts w:ascii="Times New Roman" w:eastAsia="Times New Roman" w:hAnsi="Times New Roman" w:cs="Times New Roman"/>
+          <w:color w:val="000000" w:themeColor="text1"/>
+          <w:sz w:val="26"/>
+          <w:szCs w:val="26"/>
+          <w:lang w:eastAsia="en-IN"/>
+        </w:rPr>
+        <w:t>}</w:t>
+      </w:r>
+    </w:p>
+    <w:p>
+      <w:pPr>
+        <w:spacing w:after="0" w:line="240" w:lineRule="auto"/>
+        <w:rPr>
+          <w:rFonts w:ascii="Times New Roman" w:eastAsia="Times New Roman" w:hAnsi="Times New Roman" w:cs="Times New Roman"/>
+          <w:color w:val="000000" w:themeColor="text1"/>
+          <w:sz w:val="26"/>
+          <w:szCs w:val="26"/>
+          <w:lang w:eastAsia="en-IN"/>
+        </w:rPr>
+      </w:pPr>
+      <w:r>
+        <w:rPr>
+          <w:rFonts w:ascii="Times New Roman" w:eastAsia="Times New Roman" w:hAnsi="Times New Roman" w:cs="Times New Roman"/>
+          <w:color w:val="000000" w:themeColor="text1"/>
+          <w:sz w:val="26"/>
+          <w:szCs w:val="26"/>
+          <w:lang w:eastAsia="en-IN"/>
+        </w:rPr>
+        <w:t>}</w:t>
+      </w:r>
+    </w:p>
+    <w:p/>
+    <w:p>
+      <w:r>
+        <w:t>---------------Long route------</w:t>
+      </w:r>
+    </w:p>
+    <w:p>
+      <w:pPr>
+        <w:autoSpaceDE w:val="0"/>
+        <w:autoSpaceDN w:val="0"/>
+        <w:adjustRightInd w:val="0"/>
+        <w:spacing w:after="0" w:line="240" w:lineRule="auto"/>
+        <w:rPr>
+          <w:rFonts w:ascii="Consolas" w:hAnsi="Consolas" w:cs="Consolas"/>
+          <w:sz w:val="20"/>
+          <w:szCs w:val="20"/>
+        </w:rPr>
+      </w:pPr>
+      <w:r>
+        <w:rPr>
+          <w:rFonts w:ascii="Consolas" w:hAnsi="Consolas" w:cs="Consolas"/>
+          <w:b/>
+          <w:bCs/>
+          <w:color w:val="7F0055"/>
+          <w:sz w:val="20"/>
+          <w:szCs w:val="20"/>
+        </w:rPr>
+        <w:t>import</w:t>
+      </w:r>
+      <w:r>
+        <w:rPr>
+          <w:rFonts w:ascii="Consolas" w:hAnsi="Consolas" w:cs="Consolas"/>
+          <w:color w:val="000000"/>
+          <w:sz w:val="20"/>
+          <w:szCs w:val="20"/>
+        </w:rPr>
+        <w:t xml:space="preserve"> </w:t>
+      </w:r>
+      <w:proofErr w:type="spellStart"/>
+      <w:proofErr w:type="gramStart"/>
+      <w:r>
+        <w:rPr>
+          <w:rFonts w:ascii="Consolas" w:hAnsi="Consolas" w:cs="Consolas"/>
+          <w:color w:val="000000"/>
+          <w:sz w:val="20"/>
+          <w:szCs w:val="20"/>
+        </w:rPr>
+        <w:t>java.util</w:t>
+      </w:r>
+      <w:proofErr w:type="gramEnd"/>
+      <w:r>
+        <w:rPr>
+          <w:rFonts w:ascii="Consolas" w:hAnsi="Consolas" w:cs="Consolas"/>
+          <w:color w:val="000000"/>
+          <w:sz w:val="20"/>
+          <w:szCs w:val="20"/>
+        </w:rPr>
+        <w:t>.regex.Matcher</w:t>
+      </w:r>
+      <w:proofErr w:type="spellEnd"/>
+      <w:r>
+        <w:rPr>
+          <w:rFonts w:ascii="Consolas" w:hAnsi="Consolas" w:cs="Consolas"/>
+          <w:color w:val="000000"/>
+          <w:sz w:val="20"/>
+          <w:szCs w:val="20"/>
+        </w:rPr>
+        <w:t>;</w:t>
+      </w:r>
+    </w:p>
+    <w:p>
+      <w:pPr>
+        <w:autoSpaceDE w:val="0"/>
+        <w:autoSpaceDN w:val="0"/>
+        <w:adjustRightInd w:val="0"/>
+        <w:spacing w:after="0" w:line="240" w:lineRule="auto"/>
+        <w:rPr>
+          <w:rFonts w:ascii="Consolas" w:hAnsi="Consolas" w:cs="Consolas"/>
+          <w:sz w:val="20"/>
+          <w:szCs w:val="20"/>
+        </w:rPr>
+      </w:pPr>
+      <w:r>
+        <w:rPr>
+          <w:rFonts w:ascii="Consolas" w:hAnsi="Consolas" w:cs="Consolas"/>
+          <w:b/>
+          <w:bCs/>
+          <w:color w:val="7F0055"/>
+          <w:sz w:val="20"/>
+          <w:szCs w:val="20"/>
+        </w:rPr>
+        <w:t>import</w:t>
+      </w:r>
+      <w:r>
+        <w:rPr>
+          <w:rFonts w:ascii="Consolas" w:hAnsi="Consolas" w:cs="Consolas"/>
+          <w:color w:val="000000"/>
+          <w:sz w:val="20"/>
+          <w:szCs w:val="20"/>
+        </w:rPr>
+        <w:t xml:space="preserve"> </w:t>
+      </w:r>
+      <w:proofErr w:type="spellStart"/>
+      <w:proofErr w:type="gramStart"/>
+      <w:r>
+        <w:rPr>
+          <w:rFonts w:ascii="Consolas" w:hAnsi="Consolas" w:cs="Consolas"/>
+          <w:color w:val="000000"/>
+          <w:sz w:val="20"/>
+          <w:szCs w:val="20"/>
+        </w:rPr>
+        <w:t>java.util</w:t>
+      </w:r>
+      <w:proofErr w:type="gramEnd"/>
+      <w:r>
+        <w:rPr>
+          <w:rFonts w:ascii="Consolas" w:hAnsi="Consolas" w:cs="Consolas"/>
+          <w:color w:val="000000"/>
+          <w:sz w:val="20"/>
+          <w:szCs w:val="20"/>
+        </w:rPr>
+        <w:t>.regex.Pattern</w:t>
+      </w:r>
+      <w:proofErr w:type="spellEnd"/>
+      <w:r>
+        <w:rPr>
+          <w:rFonts w:ascii="Consolas" w:hAnsi="Consolas" w:cs="Consolas"/>
+          <w:color w:val="000000"/>
+          <w:sz w:val="20"/>
+          <w:szCs w:val="20"/>
+        </w:rPr>
+        <w:t>;</w:t>
+      </w:r>
+    </w:p>
+    <w:p>
+      <w:pPr>
+        <w:autoSpaceDE w:val="0"/>
+        <w:autoSpaceDN w:val="0"/>
+        <w:adjustRightInd w:val="0"/>
+        <w:spacing w:after="0" w:line="240" w:lineRule="auto"/>
+        <w:rPr>
+          <w:rFonts w:ascii="Consolas" w:hAnsi="Consolas" w:cs="Consolas"/>
+          <w:sz w:val="20"/>
+          <w:szCs w:val="20"/>
+        </w:rPr>
+      </w:pPr>
+    </w:p>
+    <w:p>
+      <w:pPr>
+        <w:autoSpaceDE w:val="0"/>
+        <w:autoSpaceDN w:val="0"/>
+        <w:adjustRightInd w:val="0"/>
+        <w:spacing w:after="0" w:line="240" w:lineRule="auto"/>
+        <w:rPr>
+          <w:rFonts w:ascii="Consolas" w:hAnsi="Consolas" w:cs="Consolas"/>
+          <w:sz w:val="20"/>
+          <w:szCs w:val="20"/>
+        </w:rPr>
+      </w:pPr>
+      <w:r>
+        <w:rPr>
+          <w:rFonts w:ascii="Consolas" w:hAnsi="Consolas" w:cs="Consolas"/>
+          <w:b/>
+          <w:bCs/>
+          <w:color w:val="7F0055"/>
+          <w:sz w:val="20"/>
+          <w:szCs w:val="20"/>
+        </w:rPr>
+        <w:t>public</w:t>
+      </w:r>
+      <w:r>
+        <w:rPr>
+          <w:rFonts w:ascii="Consolas" w:hAnsi="Consolas" w:cs="Consolas"/>
+          <w:color w:val="000000"/>
+          <w:sz w:val="20"/>
+          <w:szCs w:val="20"/>
+        </w:rPr>
+        <w:t xml:space="preserve"> </w:t>
+      </w:r>
+      <w:r>
+        <w:rPr>
+          <w:rFonts w:ascii="Consolas" w:hAnsi="Consolas" w:cs="Consolas"/>
+          <w:b/>
+          <w:bCs/>
+          <w:color w:val="7F0055"/>
+          <w:sz w:val="20"/>
+          <w:szCs w:val="20"/>
+        </w:rPr>
+        <w:t>class</w:t>
+      </w:r>
+      <w:r>
+        <w:rPr>
+          <w:rFonts w:ascii="Consolas" w:hAnsi="Consolas" w:cs="Consolas"/>
+          <w:color w:val="000000"/>
+          <w:sz w:val="20"/>
+          <w:szCs w:val="20"/>
+        </w:rPr>
+        <w:t xml:space="preserve"> App2 {</w:t>
+      </w:r>
+    </w:p>
+    <w:p>
+      <w:pPr>
+        <w:autoSpaceDE w:val="0"/>
+        <w:autoSpaceDN w:val="0"/>
+        <w:adjustRightInd w:val="0"/>
+        <w:spacing w:after="0" w:line="240" w:lineRule="auto"/>
+        <w:rPr>
+          <w:rFonts w:ascii="Consolas" w:hAnsi="Consolas" w:cs="Consolas"/>
+          <w:sz w:val="20"/>
+          <w:szCs w:val="20"/>
+        </w:rPr>
+      </w:pPr>
+    </w:p>
+    <w:p>
+      <w:pPr>
+        <w:autoSpaceDE w:val="0"/>
+        <w:autoSpaceDN w:val="0"/>
+        <w:adjustRightInd w:val="0"/>
+        <w:spacing w:after="0" w:line="240" w:lineRule="auto"/>
+        <w:rPr>
+          <w:rFonts w:ascii="Consolas" w:hAnsi="Consolas" w:cs="Consolas"/>
+          <w:sz w:val="20"/>
+          <w:szCs w:val="20"/>
+        </w:rPr>
+      </w:pPr>
+      <w:r>
+        <w:rPr>
+          <w:rFonts w:ascii="Consolas" w:hAnsi="Consolas" w:cs="Consolas"/>
+          <w:color w:val="000000"/>
+          <w:sz w:val="20"/>
+          <w:szCs w:val="20"/>
+        </w:rPr>
+        <w:tab/>
+      </w:r>
+      <w:r>
+        <w:rPr>
+          <w:rFonts w:ascii="Consolas" w:hAnsi="Consolas" w:cs="Consolas"/>
+          <w:b/>
+          <w:bCs/>
+          <w:color w:val="7F0055"/>
+          <w:sz w:val="20"/>
+          <w:szCs w:val="20"/>
+        </w:rPr>
+        <w:t>public</w:t>
+      </w:r>
+      <w:r>
+        <w:rPr>
+          <w:rFonts w:ascii="Consolas" w:hAnsi="Consolas" w:cs="Consolas"/>
+          <w:color w:val="000000"/>
+          <w:sz w:val="20"/>
+          <w:szCs w:val="20"/>
+        </w:rPr>
+        <w:t xml:space="preserve"> </w:t>
+      </w:r>
+      <w:r>
+        <w:rPr>
+          <w:rFonts w:ascii="Consolas" w:hAnsi="Consolas" w:cs="Consolas"/>
+          <w:b/>
+          <w:bCs/>
+          <w:color w:val="7F0055"/>
+          <w:sz w:val="20"/>
+          <w:szCs w:val="20"/>
+        </w:rPr>
+        <w:t>static</w:t>
+      </w:r>
+      <w:r>
+        <w:rPr>
+          <w:rFonts w:ascii="Consolas" w:hAnsi="Consolas" w:cs="Consolas"/>
+          <w:color w:val="000000"/>
+          <w:sz w:val="20"/>
+          <w:szCs w:val="20"/>
+        </w:rPr>
+        <w:t xml:space="preserve"> </w:t>
+      </w:r>
+      <w:r>
+        <w:rPr>
+          <w:rFonts w:ascii="Consolas" w:hAnsi="Consolas" w:cs="Consolas"/>
+          <w:b/>
+          <w:bCs/>
+          <w:color w:val="7F0055"/>
+          <w:sz w:val="20"/>
+          <w:szCs w:val="20"/>
+        </w:rPr>
+        <w:t>void</w:t>
+      </w:r>
+      <w:r>
+        <w:rPr>
+          <w:rFonts w:ascii="Consolas" w:hAnsi="Consolas" w:cs="Consolas"/>
+          <w:color w:val="000000"/>
+          <w:sz w:val="20"/>
+          <w:szCs w:val="20"/>
+        </w:rPr>
+        <w:t xml:space="preserve"> </w:t>
+      </w:r>
+      <w:proofErr w:type="gramStart"/>
+      <w:r>
+        <w:rPr>
+          <w:rFonts w:ascii="Consolas" w:hAnsi="Consolas" w:cs="Consolas"/>
+          <w:color w:val="000000"/>
+          <w:sz w:val="20"/>
+          <w:szCs w:val="20"/>
+        </w:rPr>
+        <w:t>main(</w:t>
+      </w:r>
+      <w:proofErr w:type="gramEnd"/>
+      <w:r>
+        <w:rPr>
+          <w:rFonts w:ascii="Consolas" w:hAnsi="Consolas" w:cs="Consolas"/>
+          <w:color w:val="000000"/>
+          <w:sz w:val="20"/>
+          <w:szCs w:val="20"/>
+        </w:rPr>
+        <w:t xml:space="preserve">String[] </w:t>
+      </w:r>
+      <w:proofErr w:type="spellStart"/>
+      <w:r>
+        <w:rPr>
+          <w:rFonts w:ascii="Consolas" w:hAnsi="Consolas" w:cs="Consolas"/>
+          <w:color w:val="6A3E3E"/>
+          <w:sz w:val="20"/>
+          <w:szCs w:val="20"/>
+        </w:rPr>
+        <w:t>args</w:t>
+      </w:r>
+      <w:proofErr w:type="spellEnd"/>
+      <w:r>
+        <w:rPr>
+          <w:rFonts w:ascii="Consolas" w:hAnsi="Consolas" w:cs="Consolas"/>
+          <w:color w:val="000000"/>
+          <w:sz w:val="20"/>
+          <w:szCs w:val="20"/>
+        </w:rPr>
+        <w:t>) {</w:t>
+      </w:r>
+    </w:p>
+    <w:p>
+      <w:pPr>
+        <w:autoSpaceDE w:val="0"/>
+        <w:autoSpaceDN w:val="0"/>
+        <w:adjustRightInd w:val="0"/>
+        <w:spacing w:after="0" w:line="240" w:lineRule="auto"/>
+        <w:rPr>
+          <w:rFonts w:ascii="Consolas" w:hAnsi="Consolas" w:cs="Consolas"/>
+          <w:sz w:val="20"/>
+          <w:szCs w:val="20"/>
+        </w:rPr>
+      </w:pPr>
+      <w:r>
+        <w:rPr>
+          <w:rFonts w:ascii="Consolas" w:hAnsi="Consolas" w:cs="Consolas"/>
+          <w:color w:val="000000"/>
+          <w:sz w:val="20"/>
+          <w:szCs w:val="20"/>
+        </w:rPr>
+        <w:tab/>
+      </w:r>
+      <w:r>
+        <w:rPr>
+          <w:rFonts w:ascii="Consolas" w:hAnsi="Consolas" w:cs="Consolas"/>
+          <w:color w:val="000000"/>
+          <w:sz w:val="20"/>
+          <w:szCs w:val="20"/>
+        </w:rPr>
+        <w:tab/>
+        <w:t xml:space="preserve">String </w:t>
+      </w:r>
+      <w:r>
+        <w:rPr>
+          <w:rFonts w:ascii="Consolas" w:hAnsi="Consolas" w:cs="Consolas"/>
+          <w:color w:val="6A3E3E"/>
+          <w:sz w:val="20"/>
+          <w:szCs w:val="20"/>
+        </w:rPr>
+        <w:t>input</w:t>
+      </w:r>
+      <w:r>
+        <w:rPr>
+          <w:rFonts w:ascii="Consolas" w:hAnsi="Consolas" w:cs="Consolas"/>
+          <w:color w:val="000000"/>
+          <w:sz w:val="20"/>
+          <w:szCs w:val="20"/>
+        </w:rPr>
+        <w:t>=</w:t>
+      </w:r>
+      <w:r>
+        <w:rPr>
+          <w:rFonts w:ascii="Consolas" w:hAnsi="Consolas" w:cs="Consolas"/>
+          <w:color w:val="2A00FF"/>
+          <w:sz w:val="20"/>
+          <w:szCs w:val="20"/>
+        </w:rPr>
+        <w:t>"P@$$w0rd"</w:t>
+      </w:r>
+      <w:r>
+        <w:rPr>
+          <w:rFonts w:ascii="Consolas" w:hAnsi="Consolas" w:cs="Consolas"/>
+          <w:color w:val="000000"/>
+          <w:sz w:val="20"/>
+          <w:szCs w:val="20"/>
+        </w:rPr>
+        <w:t>;</w:t>
+      </w:r>
+    </w:p>
+    <w:p>
+      <w:pPr>
+        <w:autoSpaceDE w:val="0"/>
+        <w:autoSpaceDN w:val="0"/>
+        <w:adjustRightInd w:val="0"/>
+        <w:spacing w:after="0" w:line="240" w:lineRule="auto"/>
+        <w:rPr>
+          <w:rFonts w:ascii="Consolas" w:hAnsi="Consolas" w:cs="Consolas"/>
+          <w:sz w:val="20"/>
+          <w:szCs w:val="20"/>
+        </w:rPr>
+      </w:pPr>
+      <w:r>
+        <w:rPr>
+          <w:rFonts w:ascii="Consolas" w:hAnsi="Consolas" w:cs="Consolas"/>
+          <w:color w:val="000000"/>
+          <w:sz w:val="20"/>
+          <w:szCs w:val="20"/>
+        </w:rPr>
+        <w:tab/>
+      </w:r>
+      <w:r>
+        <w:rPr>
+          <w:rFonts w:ascii="Consolas" w:hAnsi="Consolas" w:cs="Consolas"/>
+          <w:color w:val="000000"/>
+          <w:sz w:val="20"/>
+          <w:szCs w:val="20"/>
+        </w:rPr>
+        <w:tab/>
+        <w:t xml:space="preserve">StringBuilder </w:t>
+      </w:r>
+      <w:proofErr w:type="spellStart"/>
+      <w:r>
+        <w:rPr>
+          <w:rFonts w:ascii="Consolas" w:hAnsi="Consolas" w:cs="Consolas"/>
+          <w:color w:val="6A3E3E"/>
+          <w:sz w:val="20"/>
+          <w:szCs w:val="20"/>
+        </w:rPr>
+        <w:t>sb</w:t>
+      </w:r>
+      <w:proofErr w:type="spellEnd"/>
+      <w:r>
+        <w:rPr>
+          <w:rFonts w:ascii="Consolas" w:hAnsi="Consolas" w:cs="Consolas"/>
+          <w:color w:val="000000"/>
+          <w:sz w:val="20"/>
+          <w:szCs w:val="20"/>
+        </w:rPr>
+        <w:t>=</w:t>
+      </w:r>
+      <w:r>
+        <w:rPr>
+          <w:rFonts w:ascii="Consolas" w:hAnsi="Consolas" w:cs="Consolas"/>
+          <w:b/>
+          <w:bCs/>
+          <w:color w:val="7F0055"/>
+          <w:sz w:val="20"/>
+          <w:szCs w:val="20"/>
+        </w:rPr>
+        <w:t>new</w:t>
+      </w:r>
+      <w:r>
+        <w:rPr>
+          <w:rFonts w:ascii="Consolas" w:hAnsi="Consolas" w:cs="Consolas"/>
+          <w:color w:val="000000"/>
+          <w:sz w:val="20"/>
+          <w:szCs w:val="20"/>
+        </w:rPr>
+        <w:t xml:space="preserve"> StringBuilder(</w:t>
+      </w:r>
+      <w:r>
+        <w:rPr>
+          <w:rFonts w:ascii="Consolas" w:hAnsi="Consolas" w:cs="Consolas"/>
+          <w:color w:val="6A3E3E"/>
+          <w:sz w:val="20"/>
+          <w:szCs w:val="20"/>
+        </w:rPr>
+        <w:t>input</w:t>
+      </w:r>
+      <w:r>
+        <w:rPr>
+          <w:rFonts w:ascii="Consolas" w:hAnsi="Consolas" w:cs="Consolas"/>
+          <w:color w:val="000000"/>
+          <w:sz w:val="20"/>
+          <w:szCs w:val="20"/>
+        </w:rPr>
+        <w:t>);</w:t>
+      </w:r>
+    </w:p>
+    <w:p>
+      <w:pPr>
+        <w:autoSpaceDE w:val="0"/>
+        <w:autoSpaceDN w:val="0"/>
+        <w:adjustRightInd w:val="0"/>
+        <w:spacing w:after="0" w:line="240" w:lineRule="auto"/>
+        <w:rPr>
+          <w:rFonts w:ascii="Consolas" w:hAnsi="Consolas" w:cs="Consolas"/>
+          <w:sz w:val="20"/>
+          <w:szCs w:val="20"/>
+        </w:rPr>
+      </w:pPr>
+      <w:r>
+        <w:rPr>
+          <w:rFonts w:ascii="Consolas" w:hAnsi="Consolas" w:cs="Consolas"/>
+          <w:color w:val="000000"/>
+          <w:sz w:val="20"/>
+          <w:szCs w:val="20"/>
+        </w:rPr>
+        <w:tab/>
+      </w:r>
+      <w:r>
+        <w:rPr>
+          <w:rFonts w:ascii="Consolas" w:hAnsi="Consolas" w:cs="Consolas"/>
+          <w:color w:val="000000"/>
+          <w:sz w:val="20"/>
+          <w:szCs w:val="20"/>
+        </w:rPr>
+        <w:tab/>
+        <w:t xml:space="preserve">Pattern </w:t>
+      </w:r>
+      <w:r>
+        <w:rPr>
+          <w:rFonts w:ascii="Consolas" w:hAnsi="Consolas" w:cs="Consolas"/>
+          <w:color w:val="6A3E3E"/>
+          <w:sz w:val="20"/>
+          <w:szCs w:val="20"/>
+        </w:rPr>
+        <w:t>p</w:t>
+      </w:r>
+      <w:r>
+        <w:rPr>
+          <w:rFonts w:ascii="Consolas" w:hAnsi="Consolas" w:cs="Consolas"/>
+          <w:color w:val="000000"/>
+          <w:sz w:val="20"/>
+          <w:szCs w:val="20"/>
+        </w:rPr>
+        <w:t xml:space="preserve"> = </w:t>
+      </w:r>
+      <w:proofErr w:type="spellStart"/>
+      <w:r>
+        <w:rPr>
+          <w:rFonts w:ascii="Consolas" w:hAnsi="Consolas" w:cs="Consolas"/>
+          <w:color w:val="000000"/>
+          <w:sz w:val="20"/>
+          <w:szCs w:val="20"/>
+        </w:rPr>
+        <w:t>Pattern.</w:t>
+      </w:r>
+      <w:r>
+        <w:rPr>
+          <w:rFonts w:ascii="Consolas" w:hAnsi="Consolas" w:cs="Consolas"/>
+          <w:i/>
+          <w:iCs/>
+          <w:color w:val="000000"/>
+          <w:sz w:val="20"/>
+          <w:szCs w:val="20"/>
+        </w:rPr>
+        <w:t>compile</w:t>
+      </w:r>
+      <w:proofErr w:type="spellEnd"/>
+      <w:r>
+        <w:rPr>
+          <w:rFonts w:ascii="Consolas" w:hAnsi="Consolas" w:cs="Consolas"/>
+          <w:color w:val="000000"/>
+          <w:sz w:val="20"/>
+          <w:szCs w:val="20"/>
+        </w:rPr>
+        <w:t>(</w:t>
+      </w:r>
+      <w:r>
+        <w:rPr>
+          <w:rFonts w:ascii="Consolas" w:hAnsi="Consolas" w:cs="Consolas"/>
+          <w:color w:val="2A00FF"/>
+          <w:sz w:val="20"/>
+          <w:szCs w:val="20"/>
+        </w:rPr>
+        <w:t>"[0-9A-Za-</w:t>
+      </w:r>
+      <w:proofErr w:type="gramStart"/>
+      <w:r>
+        <w:rPr>
+          <w:rFonts w:ascii="Consolas" w:hAnsi="Consolas" w:cs="Consolas"/>
+          <w:color w:val="2A00FF"/>
+          <w:sz w:val="20"/>
+          <w:szCs w:val="20"/>
+        </w:rPr>
+        <w:t>z]+</w:t>
+      </w:r>
+      <w:proofErr w:type="gramEnd"/>
+      <w:r>
+        <w:rPr>
+          <w:rFonts w:ascii="Consolas" w:hAnsi="Consolas" w:cs="Consolas"/>
+          <w:color w:val="2A00FF"/>
+          <w:sz w:val="20"/>
+          <w:szCs w:val="20"/>
+        </w:rPr>
+        <w:t>"</w:t>
+      </w:r>
+      <w:r>
+        <w:rPr>
+          <w:rFonts w:ascii="Consolas" w:hAnsi="Consolas" w:cs="Consolas"/>
+          <w:color w:val="000000"/>
+          <w:sz w:val="20"/>
+          <w:szCs w:val="20"/>
+        </w:rPr>
+        <w:t>);</w:t>
+      </w:r>
+    </w:p>
+    <w:p>
+      <w:pPr>
+        <w:autoSpaceDE w:val="0"/>
+        <w:autoSpaceDN w:val="0"/>
+        <w:adjustRightInd w:val="0"/>
+        <w:spacing w:after="0" w:line="240" w:lineRule="auto"/>
+        <w:rPr>
+          <w:rFonts w:ascii="Consolas" w:hAnsi="Consolas" w:cs="Consolas"/>
+          <w:sz w:val="20"/>
+          <w:szCs w:val="20"/>
+        </w:rPr>
+      </w:pPr>
+      <w:r>
+        <w:rPr>
+          <w:rFonts w:ascii="Consolas" w:hAnsi="Consolas" w:cs="Consolas"/>
+          <w:color w:val="000000"/>
+          <w:sz w:val="20"/>
+          <w:szCs w:val="20"/>
+        </w:rPr>
+        <w:tab/>
+      </w:r>
+      <w:r>
+        <w:rPr>
+          <w:rFonts w:ascii="Consolas" w:hAnsi="Consolas" w:cs="Consolas"/>
+          <w:color w:val="000000"/>
+          <w:sz w:val="20"/>
+          <w:szCs w:val="20"/>
+        </w:rPr>
+        <w:tab/>
+        <w:t xml:space="preserve">Matcher </w:t>
+      </w:r>
+      <w:r>
+        <w:rPr>
+          <w:rFonts w:ascii="Consolas" w:hAnsi="Consolas" w:cs="Consolas"/>
+          <w:color w:val="6A3E3E"/>
+          <w:sz w:val="20"/>
+          <w:szCs w:val="20"/>
+        </w:rPr>
+        <w:t>m</w:t>
+      </w:r>
+      <w:r>
+        <w:rPr>
+          <w:rFonts w:ascii="Consolas" w:hAnsi="Consolas" w:cs="Consolas"/>
+          <w:color w:val="000000"/>
+          <w:sz w:val="20"/>
+          <w:szCs w:val="20"/>
+        </w:rPr>
+        <w:t xml:space="preserve"> = </w:t>
+      </w:r>
+      <w:proofErr w:type="spellStart"/>
+      <w:proofErr w:type="gramStart"/>
+      <w:r>
+        <w:rPr>
+          <w:rFonts w:ascii="Consolas" w:hAnsi="Consolas" w:cs="Consolas"/>
+          <w:color w:val="6A3E3E"/>
+          <w:sz w:val="20"/>
+          <w:szCs w:val="20"/>
+        </w:rPr>
+        <w:t>p</w:t>
+      </w:r>
+      <w:r>
+        <w:rPr>
+          <w:rFonts w:ascii="Consolas" w:hAnsi="Consolas" w:cs="Consolas"/>
+          <w:color w:val="000000"/>
+          <w:sz w:val="20"/>
+          <w:szCs w:val="20"/>
+        </w:rPr>
+        <w:t>.matcher</w:t>
+      </w:r>
+      <w:proofErr w:type="spellEnd"/>
+      <w:proofErr w:type="gramEnd"/>
+      <w:r>
+        <w:rPr>
+          <w:rFonts w:ascii="Consolas" w:hAnsi="Consolas" w:cs="Consolas"/>
+          <w:color w:val="000000"/>
+          <w:sz w:val="20"/>
+          <w:szCs w:val="20"/>
+        </w:rPr>
+        <w:t>(</w:t>
+      </w:r>
+      <w:r>
+        <w:rPr>
+          <w:rFonts w:ascii="Consolas" w:hAnsi="Consolas" w:cs="Consolas"/>
+          <w:color w:val="6A3E3E"/>
+          <w:sz w:val="20"/>
+          <w:szCs w:val="20"/>
+        </w:rPr>
+        <w:t>input</w:t>
+      </w:r>
+      <w:r>
+        <w:rPr>
+          <w:rFonts w:ascii="Consolas" w:hAnsi="Consolas" w:cs="Consolas"/>
+          <w:color w:val="000000"/>
+          <w:sz w:val="20"/>
+          <w:szCs w:val="20"/>
+        </w:rPr>
+        <w:t>);</w:t>
+      </w:r>
+    </w:p>
+    <w:p>
+      <w:pPr>
+        <w:autoSpaceDE w:val="0"/>
+        <w:autoSpaceDN w:val="0"/>
+        <w:adjustRightInd w:val="0"/>
+        <w:spacing w:after="0" w:line="240" w:lineRule="auto"/>
+        <w:rPr>
+          <w:rFonts w:ascii="Consolas" w:hAnsi="Consolas" w:cs="Consolas"/>
+          <w:sz w:val="20"/>
+          <w:szCs w:val="20"/>
+        </w:rPr>
+      </w:pPr>
+      <w:r>
+        <w:rPr>
+          <w:rFonts w:ascii="Consolas" w:hAnsi="Consolas" w:cs="Consolas"/>
+          <w:color w:val="000000"/>
+          <w:sz w:val="20"/>
+          <w:szCs w:val="20"/>
+        </w:rPr>
+        <w:tab/>
+      </w:r>
+      <w:r>
+        <w:rPr>
+          <w:rFonts w:ascii="Consolas" w:hAnsi="Consolas" w:cs="Consolas"/>
+          <w:color w:val="000000"/>
+          <w:sz w:val="20"/>
+          <w:szCs w:val="20"/>
+        </w:rPr>
+        <w:tab/>
+      </w:r>
+      <w:r>
+        <w:rPr>
+          <w:rFonts w:ascii="Consolas" w:hAnsi="Consolas" w:cs="Consolas"/>
+          <w:b/>
+          <w:bCs/>
+          <w:color w:val="7F0055"/>
+          <w:sz w:val="20"/>
+          <w:szCs w:val="20"/>
+        </w:rPr>
+        <w:t>while</w:t>
+      </w:r>
+      <w:r>
+        <w:rPr>
+          <w:rFonts w:ascii="Consolas" w:hAnsi="Consolas" w:cs="Consolas"/>
+          <w:color w:val="000000"/>
+          <w:sz w:val="20"/>
+          <w:szCs w:val="20"/>
+        </w:rPr>
+        <w:t>(</w:t>
+      </w:r>
+      <w:proofErr w:type="spellStart"/>
+      <w:proofErr w:type="gramStart"/>
+      <w:r>
+        <w:rPr>
+          <w:rFonts w:ascii="Consolas" w:hAnsi="Consolas" w:cs="Consolas"/>
+          <w:color w:val="6A3E3E"/>
+          <w:sz w:val="20"/>
+          <w:szCs w:val="20"/>
+        </w:rPr>
+        <w:t>m</w:t>
+      </w:r>
+      <w:r>
+        <w:rPr>
+          <w:rFonts w:ascii="Consolas" w:hAnsi="Consolas" w:cs="Consolas"/>
+          <w:color w:val="000000"/>
+          <w:sz w:val="20"/>
+          <w:szCs w:val="20"/>
+        </w:rPr>
+        <w:t>.find</w:t>
+      </w:r>
+      <w:proofErr w:type="spellEnd"/>
+      <w:proofErr w:type="gramEnd"/>
+      <w:r>
+        <w:rPr>
+          <w:rFonts w:ascii="Consolas" w:hAnsi="Consolas" w:cs="Consolas"/>
+          <w:color w:val="000000"/>
+          <w:sz w:val="20"/>
+          <w:szCs w:val="20"/>
+        </w:rPr>
+        <w:t>())</w:t>
+      </w:r>
+    </w:p>
+    <w:p>
+      <w:pPr>
+        <w:autoSpaceDE w:val="0"/>
+        <w:autoSpaceDN w:val="0"/>
+        <w:adjustRightInd w:val="0"/>
+        <w:spacing w:after="0" w:line="240" w:lineRule="auto"/>
+        <w:rPr>
+          <w:rFonts w:ascii="Consolas" w:hAnsi="Consolas" w:cs="Consolas"/>
+          <w:sz w:val="20"/>
+          <w:szCs w:val="20"/>
+        </w:rPr>
+      </w:pPr>
+      <w:r>
+        <w:rPr>
+          <w:rFonts w:ascii="Consolas" w:hAnsi="Consolas" w:cs="Consolas"/>
+          <w:color w:val="000000"/>
+          <w:sz w:val="20"/>
+          <w:szCs w:val="20"/>
+        </w:rPr>
+        <w:tab/>
+      </w:r>
+      <w:r>
+        <w:rPr>
+          <w:rFonts w:ascii="Consolas" w:hAnsi="Consolas" w:cs="Consolas"/>
+          <w:color w:val="000000"/>
+          <w:sz w:val="20"/>
+          <w:szCs w:val="20"/>
+        </w:rPr>
+        <w:tab/>
+        <w:t>{</w:t>
+      </w:r>
+    </w:p>
+    <w:p>
+      <w:pPr>
+        <w:autoSpaceDE w:val="0"/>
+        <w:autoSpaceDN w:val="0"/>
+        <w:adjustRightInd w:val="0"/>
+        <w:spacing w:after="0" w:line="240" w:lineRule="auto"/>
+        <w:rPr>
+          <w:rFonts w:ascii="Consolas" w:hAnsi="Consolas" w:cs="Consolas"/>
+          <w:sz w:val="20"/>
+          <w:szCs w:val="20"/>
+        </w:rPr>
+      </w:pPr>
+      <w:r>
+        <w:rPr>
+          <w:rFonts w:ascii="Consolas" w:hAnsi="Consolas" w:cs="Consolas"/>
+          <w:color w:val="000000"/>
+          <w:sz w:val="20"/>
+          <w:szCs w:val="20"/>
+        </w:rPr>
+        <w:tab/>
+      </w:r>
+      <w:r>
+        <w:rPr>
+          <w:rFonts w:ascii="Consolas" w:hAnsi="Consolas" w:cs="Consolas"/>
+          <w:color w:val="000000"/>
+          <w:sz w:val="20"/>
+          <w:szCs w:val="20"/>
+        </w:rPr>
+        <w:tab/>
+      </w:r>
+      <w:r>
+        <w:rPr>
+          <w:rFonts w:ascii="Consolas" w:hAnsi="Consolas" w:cs="Consolas"/>
+          <w:color w:val="000000"/>
+          <w:sz w:val="20"/>
+          <w:szCs w:val="20"/>
+        </w:rPr>
+        <w:tab/>
+      </w:r>
+      <w:proofErr w:type="spellStart"/>
+      <w:r>
+        <w:rPr>
+          <w:rFonts w:ascii="Consolas" w:hAnsi="Consolas" w:cs="Consolas"/>
+          <w:color w:val="000000"/>
+          <w:sz w:val="20"/>
+          <w:szCs w:val="20"/>
+        </w:rPr>
+        <w:t>System.</w:t>
+      </w:r>
+      <w:r>
+        <w:rPr>
+          <w:rFonts w:ascii="Consolas" w:hAnsi="Consolas" w:cs="Consolas"/>
+          <w:b/>
+          <w:bCs/>
+          <w:i/>
+          <w:iCs/>
+          <w:color w:val="0000C0"/>
+          <w:sz w:val="20"/>
+          <w:szCs w:val="20"/>
+        </w:rPr>
+        <w:t>out</w:t>
+      </w:r>
+      <w:r>
+        <w:rPr>
+          <w:rFonts w:ascii="Consolas" w:hAnsi="Consolas" w:cs="Consolas"/>
+          <w:color w:val="000000"/>
+          <w:sz w:val="20"/>
+          <w:szCs w:val="20"/>
+        </w:rPr>
+        <w:t>.println</w:t>
+      </w:r>
+      <w:proofErr w:type="spellEnd"/>
+      <w:r>
+        <w:rPr>
+          <w:rFonts w:ascii="Consolas" w:hAnsi="Consolas" w:cs="Consolas"/>
+          <w:color w:val="000000"/>
+          <w:sz w:val="20"/>
+          <w:szCs w:val="20"/>
+        </w:rPr>
+        <w:t>(</w:t>
+      </w:r>
+      <w:proofErr w:type="spellStart"/>
+      <w:proofErr w:type="gramStart"/>
+      <w:r>
+        <w:rPr>
+          <w:rFonts w:ascii="Consolas" w:hAnsi="Consolas" w:cs="Consolas"/>
+          <w:color w:val="6A3E3E"/>
+          <w:sz w:val="20"/>
+          <w:szCs w:val="20"/>
+        </w:rPr>
+        <w:t>m</w:t>
+      </w:r>
+      <w:r>
+        <w:rPr>
+          <w:rFonts w:ascii="Consolas" w:hAnsi="Consolas" w:cs="Consolas"/>
+          <w:color w:val="000000"/>
+          <w:sz w:val="20"/>
+          <w:szCs w:val="20"/>
+        </w:rPr>
+        <w:t>.group</w:t>
+      </w:r>
+      <w:proofErr w:type="spellEnd"/>
+      <w:proofErr w:type="gramEnd"/>
+      <w:r>
+        <w:rPr>
+          <w:rFonts w:ascii="Consolas" w:hAnsi="Consolas" w:cs="Consolas"/>
+          <w:color w:val="000000"/>
+          <w:sz w:val="20"/>
+          <w:szCs w:val="20"/>
+        </w:rPr>
+        <w:t>());</w:t>
+      </w:r>
+    </w:p>
+    <w:p>
+      <w:pPr>
+        <w:autoSpaceDE w:val="0"/>
+        <w:autoSpaceDN w:val="0"/>
+        <w:adjustRightInd w:val="0"/>
+        <w:spacing w:after="0" w:line="240" w:lineRule="auto"/>
+        <w:rPr>
+          <w:rFonts w:ascii="Consolas" w:hAnsi="Consolas" w:cs="Consolas"/>
+          <w:sz w:val="20"/>
+          <w:szCs w:val="20"/>
+        </w:rPr>
+      </w:pPr>
+      <w:r>
+        <w:rPr>
+          <w:rFonts w:ascii="Consolas" w:hAnsi="Consolas" w:cs="Consolas"/>
+          <w:color w:val="000000"/>
+          <w:sz w:val="20"/>
+          <w:szCs w:val="20"/>
+        </w:rPr>
+        <w:tab/>
+      </w:r>
+      <w:r>
+        <w:rPr>
+          <w:rFonts w:ascii="Consolas" w:hAnsi="Consolas" w:cs="Consolas"/>
+          <w:color w:val="000000"/>
+          <w:sz w:val="20"/>
+          <w:szCs w:val="20"/>
+        </w:rPr>
+        <w:tab/>
+      </w:r>
+      <w:r>
+        <w:rPr>
+          <w:rFonts w:ascii="Consolas" w:hAnsi="Consolas" w:cs="Consolas"/>
+          <w:color w:val="000000"/>
+          <w:sz w:val="20"/>
+          <w:szCs w:val="20"/>
+        </w:rPr>
+        <w:tab/>
+      </w:r>
+      <w:r>
+        <w:rPr>
+          <w:rFonts w:ascii="Consolas" w:hAnsi="Consolas" w:cs="Consolas"/>
+          <w:b/>
+          <w:bCs/>
+          <w:color w:val="7F0055"/>
+          <w:sz w:val="20"/>
+          <w:szCs w:val="20"/>
+        </w:rPr>
+        <w:t>int</w:t>
+      </w:r>
+      <w:r>
+        <w:rPr>
+          <w:rFonts w:ascii="Consolas" w:hAnsi="Consolas" w:cs="Consolas"/>
+          <w:color w:val="000000"/>
+          <w:sz w:val="20"/>
+          <w:szCs w:val="20"/>
+        </w:rPr>
+        <w:t xml:space="preserve"> </w:t>
+      </w:r>
+      <w:r>
+        <w:rPr>
+          <w:rFonts w:ascii="Consolas" w:hAnsi="Consolas" w:cs="Consolas"/>
+          <w:color w:val="6A3E3E"/>
+          <w:sz w:val="20"/>
+          <w:szCs w:val="20"/>
+        </w:rPr>
+        <w:t>index</w:t>
+      </w:r>
+      <w:r>
+        <w:rPr>
+          <w:rFonts w:ascii="Consolas" w:hAnsi="Consolas" w:cs="Consolas"/>
+          <w:color w:val="000000"/>
+          <w:sz w:val="20"/>
+          <w:szCs w:val="20"/>
+        </w:rPr>
+        <w:t>=</w:t>
+      </w:r>
+      <w:proofErr w:type="spellStart"/>
+      <w:proofErr w:type="gramStart"/>
+      <w:r>
+        <w:rPr>
+          <w:rFonts w:ascii="Consolas" w:hAnsi="Consolas" w:cs="Consolas"/>
+          <w:color w:val="6A3E3E"/>
+          <w:sz w:val="20"/>
+          <w:szCs w:val="20"/>
+        </w:rPr>
+        <w:t>sb</w:t>
+      </w:r>
+      <w:r>
+        <w:rPr>
+          <w:rFonts w:ascii="Consolas" w:hAnsi="Consolas" w:cs="Consolas"/>
+          <w:color w:val="000000"/>
+          <w:sz w:val="20"/>
+          <w:szCs w:val="20"/>
+        </w:rPr>
+        <w:t>.indexOf</w:t>
+      </w:r>
+      <w:proofErr w:type="spellEnd"/>
+      <w:proofErr w:type="gramEnd"/>
+      <w:r>
+        <w:rPr>
+          <w:rFonts w:ascii="Consolas" w:hAnsi="Consolas" w:cs="Consolas"/>
+          <w:color w:val="000000"/>
+          <w:sz w:val="20"/>
+          <w:szCs w:val="20"/>
+        </w:rPr>
+        <w:t>(</w:t>
+      </w:r>
+      <w:proofErr w:type="spellStart"/>
+      <w:r>
+        <w:rPr>
+          <w:rFonts w:ascii="Consolas" w:hAnsi="Consolas" w:cs="Consolas"/>
+          <w:color w:val="6A3E3E"/>
+          <w:sz w:val="20"/>
+          <w:szCs w:val="20"/>
+        </w:rPr>
+        <w:t>m</w:t>
+      </w:r>
+      <w:r>
+        <w:rPr>
+          <w:rFonts w:ascii="Consolas" w:hAnsi="Consolas" w:cs="Consolas"/>
+          <w:color w:val="000000"/>
+          <w:sz w:val="20"/>
+          <w:szCs w:val="20"/>
+        </w:rPr>
+        <w:t>.group</w:t>
+      </w:r>
+      <w:proofErr w:type="spellEnd"/>
+      <w:r>
+        <w:rPr>
+          <w:rFonts w:ascii="Consolas" w:hAnsi="Consolas" w:cs="Consolas"/>
+          <w:color w:val="000000"/>
+          <w:sz w:val="20"/>
+          <w:szCs w:val="20"/>
+        </w:rPr>
+        <w:t>());</w:t>
+      </w:r>
+    </w:p>
+    <w:p>
+      <w:pPr>
+        <w:autoSpaceDE w:val="0"/>
+        <w:autoSpaceDN w:val="0"/>
+        <w:adjustRightInd w:val="0"/>
+        <w:spacing w:after="0" w:line="240" w:lineRule="auto"/>
+        <w:rPr>
+          <w:rFonts w:ascii="Consolas" w:hAnsi="Consolas" w:cs="Consolas"/>
+          <w:sz w:val="20"/>
+          <w:szCs w:val="20"/>
+        </w:rPr>
+      </w:pPr>
+      <w:r>
+        <w:rPr>
+          <w:rFonts w:ascii="Consolas" w:hAnsi="Consolas" w:cs="Consolas"/>
+          <w:color w:val="000000"/>
+          <w:sz w:val="20"/>
+          <w:szCs w:val="20"/>
+        </w:rPr>
+        <w:tab/>
+      </w:r>
+      <w:r>
+        <w:rPr>
+          <w:rFonts w:ascii="Consolas" w:hAnsi="Consolas" w:cs="Consolas"/>
+          <w:color w:val="000000"/>
+          <w:sz w:val="20"/>
+          <w:szCs w:val="20"/>
+        </w:rPr>
+        <w:tab/>
+      </w:r>
+      <w:r>
+        <w:rPr>
+          <w:rFonts w:ascii="Consolas" w:hAnsi="Consolas" w:cs="Consolas"/>
+          <w:color w:val="000000"/>
+          <w:sz w:val="20"/>
+          <w:szCs w:val="20"/>
+        </w:rPr>
+        <w:tab/>
+      </w:r>
+      <w:r>
+        <w:rPr>
+          <w:rFonts w:ascii="Consolas" w:hAnsi="Consolas" w:cs="Consolas"/>
+          <w:b/>
+          <w:bCs/>
+          <w:color w:val="7F0055"/>
+          <w:sz w:val="20"/>
+          <w:szCs w:val="20"/>
+        </w:rPr>
+        <w:t>int</w:t>
+      </w:r>
+      <w:r>
+        <w:rPr>
+          <w:rFonts w:ascii="Consolas" w:hAnsi="Consolas" w:cs="Consolas"/>
+          <w:color w:val="000000"/>
+          <w:sz w:val="20"/>
+          <w:szCs w:val="20"/>
+        </w:rPr>
+        <w:t xml:space="preserve"> </w:t>
+      </w:r>
+      <w:r>
+        <w:rPr>
+          <w:rFonts w:ascii="Consolas" w:hAnsi="Consolas" w:cs="Consolas"/>
+          <w:color w:val="6A3E3E"/>
+          <w:sz w:val="20"/>
+          <w:szCs w:val="20"/>
+        </w:rPr>
+        <w:t>length</w:t>
+      </w:r>
+      <w:r>
+        <w:rPr>
+          <w:rFonts w:ascii="Consolas" w:hAnsi="Consolas" w:cs="Consolas"/>
+          <w:color w:val="000000"/>
+          <w:sz w:val="20"/>
+          <w:szCs w:val="20"/>
+        </w:rPr>
+        <w:t>=</w:t>
+      </w:r>
+      <w:proofErr w:type="spellStart"/>
+      <w:proofErr w:type="gramStart"/>
+      <w:r>
+        <w:rPr>
+          <w:rFonts w:ascii="Consolas" w:hAnsi="Consolas" w:cs="Consolas"/>
+          <w:color w:val="6A3E3E"/>
+          <w:sz w:val="20"/>
+          <w:szCs w:val="20"/>
+        </w:rPr>
+        <w:t>m</w:t>
+      </w:r>
+      <w:r>
+        <w:rPr>
+          <w:rFonts w:ascii="Consolas" w:hAnsi="Consolas" w:cs="Consolas"/>
+          <w:color w:val="000000"/>
+          <w:sz w:val="20"/>
+          <w:szCs w:val="20"/>
+        </w:rPr>
+        <w:t>.group</w:t>
+      </w:r>
+      <w:proofErr w:type="spellEnd"/>
+      <w:proofErr w:type="gramEnd"/>
+      <w:r>
+        <w:rPr>
+          <w:rFonts w:ascii="Consolas" w:hAnsi="Consolas" w:cs="Consolas"/>
+          <w:color w:val="000000"/>
+          <w:sz w:val="20"/>
+          <w:szCs w:val="20"/>
+        </w:rPr>
+        <w:t>().length();</w:t>
+      </w:r>
+    </w:p>
+    <w:p>
+      <w:pPr>
+        <w:autoSpaceDE w:val="0"/>
+        <w:autoSpaceDN w:val="0"/>
+        <w:adjustRightInd w:val="0"/>
+        <w:spacing w:after="0" w:line="240" w:lineRule="auto"/>
+        <w:rPr>
+          <w:rFonts w:ascii="Consolas" w:hAnsi="Consolas" w:cs="Consolas"/>
+          <w:sz w:val="20"/>
+          <w:szCs w:val="20"/>
+        </w:rPr>
+      </w:pPr>
+      <w:r>
+        <w:rPr>
+          <w:rFonts w:ascii="Consolas" w:hAnsi="Consolas" w:cs="Consolas"/>
+          <w:color w:val="000000"/>
+          <w:sz w:val="20"/>
+          <w:szCs w:val="20"/>
+        </w:rPr>
+        <w:tab/>
+      </w:r>
+      <w:r>
+        <w:rPr>
+          <w:rFonts w:ascii="Consolas" w:hAnsi="Consolas" w:cs="Consolas"/>
+          <w:color w:val="000000"/>
+          <w:sz w:val="20"/>
+          <w:szCs w:val="20"/>
+        </w:rPr>
+        <w:tab/>
+      </w:r>
+      <w:r>
+        <w:rPr>
+          <w:rFonts w:ascii="Consolas" w:hAnsi="Consolas" w:cs="Consolas"/>
+          <w:color w:val="000000"/>
+          <w:sz w:val="20"/>
+          <w:szCs w:val="20"/>
+        </w:rPr>
+        <w:tab/>
+      </w:r>
+      <w:proofErr w:type="spellStart"/>
+      <w:r>
+        <w:rPr>
+          <w:rFonts w:ascii="Consolas" w:hAnsi="Consolas" w:cs="Consolas"/>
+          <w:color w:val="000000"/>
+          <w:sz w:val="20"/>
+          <w:szCs w:val="20"/>
+        </w:rPr>
+        <w:t>System.</w:t>
+      </w:r>
+      <w:r>
+        <w:rPr>
+          <w:rFonts w:ascii="Consolas" w:hAnsi="Consolas" w:cs="Consolas"/>
+          <w:b/>
+          <w:bCs/>
+          <w:i/>
+          <w:iCs/>
+          <w:color w:val="0000C0"/>
+          <w:sz w:val="20"/>
+          <w:szCs w:val="20"/>
+        </w:rPr>
+        <w:t>out</w:t>
+      </w:r>
+      <w:r>
+        <w:rPr>
+          <w:rFonts w:ascii="Consolas" w:hAnsi="Consolas" w:cs="Consolas"/>
+          <w:color w:val="000000"/>
+          <w:sz w:val="20"/>
+          <w:szCs w:val="20"/>
+        </w:rPr>
+        <w:t>.println</w:t>
+      </w:r>
+      <w:proofErr w:type="spellEnd"/>
+      <w:r>
+        <w:rPr>
+          <w:rFonts w:ascii="Consolas" w:hAnsi="Consolas" w:cs="Consolas"/>
+          <w:color w:val="000000"/>
+          <w:sz w:val="20"/>
+          <w:szCs w:val="20"/>
+        </w:rPr>
+        <w:t>(</w:t>
+      </w:r>
+      <w:r>
+        <w:rPr>
+          <w:rFonts w:ascii="Consolas" w:hAnsi="Consolas" w:cs="Consolas"/>
+          <w:color w:val="6A3E3E"/>
+          <w:sz w:val="20"/>
+          <w:szCs w:val="20"/>
+        </w:rPr>
+        <w:t>index</w:t>
+      </w:r>
+      <w:r>
+        <w:rPr>
+          <w:rFonts w:ascii="Consolas" w:hAnsi="Consolas" w:cs="Consolas"/>
+          <w:color w:val="000000"/>
+          <w:sz w:val="20"/>
+          <w:szCs w:val="20"/>
+        </w:rPr>
+        <w:t>+</w:t>
+      </w:r>
+      <w:r>
+        <w:rPr>
+          <w:rFonts w:ascii="Consolas" w:hAnsi="Consolas" w:cs="Consolas"/>
+          <w:color w:val="2A00FF"/>
+          <w:sz w:val="20"/>
+          <w:szCs w:val="20"/>
+        </w:rPr>
+        <w:t>" to "</w:t>
+      </w:r>
+      <w:r>
+        <w:rPr>
+          <w:rFonts w:ascii="Consolas" w:hAnsi="Consolas" w:cs="Consolas"/>
+          <w:color w:val="000000"/>
+          <w:sz w:val="20"/>
+          <w:szCs w:val="20"/>
+        </w:rPr>
+        <w:t>+(</w:t>
+      </w:r>
+      <w:proofErr w:type="spellStart"/>
+      <w:r>
+        <w:rPr>
+          <w:rFonts w:ascii="Consolas" w:hAnsi="Consolas" w:cs="Consolas"/>
+          <w:color w:val="6A3E3E"/>
+          <w:sz w:val="20"/>
+          <w:szCs w:val="20"/>
+        </w:rPr>
+        <w:t>index</w:t>
+      </w:r>
+      <w:r>
+        <w:rPr>
+          <w:rFonts w:ascii="Consolas" w:hAnsi="Consolas" w:cs="Consolas"/>
+          <w:color w:val="000000"/>
+          <w:sz w:val="20"/>
+          <w:szCs w:val="20"/>
+        </w:rPr>
+        <w:t>+</w:t>
+      </w:r>
+      <w:r>
+        <w:rPr>
+          <w:rFonts w:ascii="Consolas" w:hAnsi="Consolas" w:cs="Consolas"/>
+          <w:color w:val="6A3E3E"/>
+          <w:sz w:val="20"/>
+          <w:szCs w:val="20"/>
+        </w:rPr>
+        <w:t>length</w:t>
+      </w:r>
+      <w:proofErr w:type="spellEnd"/>
+      <w:r>
+        <w:rPr>
+          <w:rFonts w:ascii="Consolas" w:hAnsi="Consolas" w:cs="Consolas"/>
+          <w:color w:val="000000"/>
+          <w:sz w:val="20"/>
+          <w:szCs w:val="20"/>
+        </w:rPr>
+        <w:t>));</w:t>
+      </w:r>
+    </w:p>
+    <w:p>
+      <w:pPr>
+        <w:autoSpaceDE w:val="0"/>
+        <w:autoSpaceDN w:val="0"/>
+        <w:adjustRightInd w:val="0"/>
+        <w:spacing w:after="0" w:line="240" w:lineRule="auto"/>
+        <w:rPr>
+          <w:rFonts w:ascii="Consolas" w:hAnsi="Consolas" w:cs="Consolas"/>
+          <w:sz w:val="20"/>
+          <w:szCs w:val="20"/>
+        </w:rPr>
+      </w:pPr>
+      <w:r>
+        <w:rPr>
+          <w:rFonts w:ascii="Consolas" w:hAnsi="Consolas" w:cs="Consolas"/>
+          <w:color w:val="000000"/>
+          <w:sz w:val="20"/>
+          <w:szCs w:val="20"/>
+        </w:rPr>
+        <w:tab/>
+      </w:r>
+      <w:r>
+        <w:rPr>
+          <w:rFonts w:ascii="Consolas" w:hAnsi="Consolas" w:cs="Consolas"/>
+          <w:color w:val="000000"/>
+          <w:sz w:val="20"/>
+          <w:szCs w:val="20"/>
+        </w:rPr>
+        <w:tab/>
+      </w:r>
+      <w:r>
+        <w:rPr>
+          <w:rFonts w:ascii="Consolas" w:hAnsi="Consolas" w:cs="Consolas"/>
+          <w:color w:val="000000"/>
+          <w:sz w:val="20"/>
+          <w:szCs w:val="20"/>
+        </w:rPr>
+        <w:tab/>
+      </w:r>
+      <w:proofErr w:type="spellStart"/>
+      <w:proofErr w:type="gramStart"/>
+      <w:r>
+        <w:rPr>
+          <w:rFonts w:ascii="Consolas" w:hAnsi="Consolas" w:cs="Consolas"/>
+          <w:color w:val="6A3E3E"/>
+          <w:sz w:val="20"/>
+          <w:szCs w:val="20"/>
+        </w:rPr>
+        <w:t>sb</w:t>
+      </w:r>
+      <w:r>
+        <w:rPr>
+          <w:rFonts w:ascii="Consolas" w:hAnsi="Consolas" w:cs="Consolas"/>
+          <w:color w:val="000000"/>
+          <w:sz w:val="20"/>
+          <w:szCs w:val="20"/>
+        </w:rPr>
+        <w:t>.delete</w:t>
+      </w:r>
+      <w:proofErr w:type="spellEnd"/>
+      <w:proofErr w:type="gramEnd"/>
+      <w:r>
+        <w:rPr>
+          <w:rFonts w:ascii="Consolas" w:hAnsi="Consolas" w:cs="Consolas"/>
+          <w:color w:val="000000"/>
+          <w:sz w:val="20"/>
+          <w:szCs w:val="20"/>
+        </w:rPr>
+        <w:t>(</w:t>
+      </w:r>
+      <w:r>
+        <w:rPr>
+          <w:rFonts w:ascii="Consolas" w:hAnsi="Consolas" w:cs="Consolas"/>
+          <w:color w:val="6A3E3E"/>
+          <w:sz w:val="20"/>
+          <w:szCs w:val="20"/>
+        </w:rPr>
+        <w:t>index</w:t>
+      </w:r>
+      <w:r>
+        <w:rPr>
+          <w:rFonts w:ascii="Consolas" w:hAnsi="Consolas" w:cs="Consolas"/>
+          <w:color w:val="000000"/>
+          <w:sz w:val="20"/>
+          <w:szCs w:val="20"/>
+        </w:rPr>
+        <w:t>, (</w:t>
+      </w:r>
+      <w:proofErr w:type="spellStart"/>
+      <w:r>
+        <w:rPr>
+          <w:rFonts w:ascii="Consolas" w:hAnsi="Consolas" w:cs="Consolas"/>
+          <w:color w:val="6A3E3E"/>
+          <w:sz w:val="20"/>
+          <w:szCs w:val="20"/>
+        </w:rPr>
+        <w:t>index</w:t>
+      </w:r>
+      <w:r>
+        <w:rPr>
+          <w:rFonts w:ascii="Consolas" w:hAnsi="Consolas" w:cs="Consolas"/>
+          <w:color w:val="000000"/>
+          <w:sz w:val="20"/>
+          <w:szCs w:val="20"/>
+        </w:rPr>
+        <w:t>+</w:t>
+      </w:r>
+      <w:r>
+        <w:rPr>
+          <w:rFonts w:ascii="Consolas" w:hAnsi="Consolas" w:cs="Consolas"/>
+          <w:color w:val="6A3E3E"/>
+          <w:sz w:val="20"/>
+          <w:szCs w:val="20"/>
+        </w:rPr>
+        <w:t>length</w:t>
+      </w:r>
+      <w:proofErr w:type="spellEnd"/>
+      <w:r>
+        <w:rPr>
+          <w:rFonts w:ascii="Consolas" w:hAnsi="Consolas" w:cs="Consolas"/>
+          <w:color w:val="000000"/>
+          <w:sz w:val="20"/>
+          <w:szCs w:val="20"/>
+        </w:rPr>
+        <w:t>));</w:t>
+      </w:r>
+    </w:p>
+    <w:p>
+      <w:pPr>
+        <w:autoSpaceDE w:val="0"/>
+        <w:autoSpaceDN w:val="0"/>
+        <w:adjustRightInd w:val="0"/>
+        <w:spacing w:after="0" w:line="240" w:lineRule="auto"/>
+        <w:rPr>
+          <w:rFonts w:ascii="Consolas" w:hAnsi="Consolas" w:cs="Consolas"/>
+          <w:sz w:val="20"/>
+          <w:szCs w:val="20"/>
+        </w:rPr>
+      </w:pPr>
+      <w:r>
+        <w:rPr>
+          <w:rFonts w:ascii="Consolas" w:hAnsi="Consolas" w:cs="Consolas"/>
+          <w:color w:val="000000"/>
+          <w:sz w:val="20"/>
+          <w:szCs w:val="20"/>
+        </w:rPr>
+        <w:tab/>
+      </w:r>
+      <w:r>
+        <w:rPr>
+          <w:rFonts w:ascii="Consolas" w:hAnsi="Consolas" w:cs="Consolas"/>
+          <w:color w:val="000000"/>
+          <w:sz w:val="20"/>
+          <w:szCs w:val="20"/>
+        </w:rPr>
+        <w:tab/>
+        <w:t>}</w:t>
+      </w:r>
+    </w:p>
+    <w:p>
+      <w:pPr>
+        <w:autoSpaceDE w:val="0"/>
+        <w:autoSpaceDN w:val="0"/>
+        <w:adjustRightInd w:val="0"/>
+        <w:spacing w:after="0" w:line="240" w:lineRule="auto"/>
+        <w:rPr>
+          <w:rFonts w:ascii="Consolas" w:hAnsi="Consolas" w:cs="Consolas"/>
+          <w:sz w:val="20"/>
+          <w:szCs w:val="20"/>
+        </w:rPr>
+      </w:pPr>
+      <w:r>
+        <w:rPr>
+          <w:rFonts w:ascii="Consolas" w:hAnsi="Consolas" w:cs="Consolas"/>
+          <w:color w:val="000000"/>
+          <w:sz w:val="20"/>
+          <w:szCs w:val="20"/>
+        </w:rPr>
+        <w:tab/>
+      </w:r>
+      <w:r>
+        <w:rPr>
+          <w:rFonts w:ascii="Consolas" w:hAnsi="Consolas" w:cs="Consolas"/>
+          <w:color w:val="000000"/>
+          <w:sz w:val="20"/>
+          <w:szCs w:val="20"/>
+        </w:rPr>
+        <w:tab/>
+      </w:r>
+      <w:proofErr w:type="spellStart"/>
+      <w:r>
+        <w:rPr>
+          <w:rFonts w:ascii="Consolas" w:hAnsi="Consolas" w:cs="Consolas"/>
+          <w:color w:val="000000"/>
+          <w:sz w:val="20"/>
+          <w:szCs w:val="20"/>
+        </w:rPr>
+        <w:t>System.</w:t>
+      </w:r>
+      <w:r>
+        <w:rPr>
+          <w:rFonts w:ascii="Consolas" w:hAnsi="Consolas" w:cs="Consolas"/>
+          <w:b/>
+          <w:bCs/>
+          <w:i/>
+          <w:iCs/>
+          <w:color w:val="0000C0"/>
+          <w:sz w:val="20"/>
+          <w:szCs w:val="20"/>
+        </w:rPr>
+        <w:t>out</w:t>
+      </w:r>
+      <w:r>
+        <w:rPr>
+          <w:rFonts w:ascii="Consolas" w:hAnsi="Consolas" w:cs="Consolas"/>
+          <w:color w:val="000000"/>
+          <w:sz w:val="20"/>
+          <w:szCs w:val="20"/>
+        </w:rPr>
+        <w:t>.println</w:t>
+      </w:r>
+      <w:proofErr w:type="spellEnd"/>
+      <w:r>
+        <w:rPr>
+          <w:rFonts w:ascii="Consolas" w:hAnsi="Consolas" w:cs="Consolas"/>
+          <w:color w:val="000000"/>
+          <w:sz w:val="20"/>
+          <w:szCs w:val="20"/>
+        </w:rPr>
+        <w:t>(</w:t>
+      </w:r>
+      <w:r>
+        <w:rPr>
+          <w:rFonts w:ascii="Consolas" w:hAnsi="Consolas" w:cs="Consolas"/>
+          <w:color w:val="2A00FF"/>
+          <w:sz w:val="20"/>
+          <w:szCs w:val="20"/>
+        </w:rPr>
+        <w:t>"Result="</w:t>
+      </w:r>
+      <w:r>
+        <w:rPr>
+          <w:rFonts w:ascii="Consolas" w:hAnsi="Consolas" w:cs="Consolas"/>
+          <w:color w:val="000000"/>
+          <w:sz w:val="20"/>
+          <w:szCs w:val="20"/>
+        </w:rPr>
+        <w:t>+</w:t>
+      </w:r>
+      <w:proofErr w:type="spellStart"/>
+      <w:proofErr w:type="gramStart"/>
+      <w:r>
+        <w:rPr>
+          <w:rFonts w:ascii="Consolas" w:hAnsi="Consolas" w:cs="Consolas"/>
+          <w:color w:val="6A3E3E"/>
+          <w:sz w:val="20"/>
+          <w:szCs w:val="20"/>
+        </w:rPr>
+        <w:t>sb</w:t>
+      </w:r>
+      <w:r>
+        <w:rPr>
+          <w:rFonts w:ascii="Consolas" w:hAnsi="Consolas" w:cs="Consolas"/>
+          <w:color w:val="000000"/>
+          <w:sz w:val="20"/>
+          <w:szCs w:val="20"/>
+        </w:rPr>
+        <w:t>.toString</w:t>
+      </w:r>
+      <w:proofErr w:type="spellEnd"/>
+      <w:proofErr w:type="gramEnd"/>
+      <w:r>
+        <w:rPr>
+          <w:rFonts w:ascii="Consolas" w:hAnsi="Consolas" w:cs="Consolas"/>
+          <w:color w:val="000000"/>
+          <w:sz w:val="20"/>
+          <w:szCs w:val="20"/>
+        </w:rPr>
+        <w:t>());</w:t>
+      </w:r>
+    </w:p>
+    <w:p>
+      <w:pPr>
+        <w:autoSpaceDE w:val="0"/>
+        <w:autoSpaceDN w:val="0"/>
+        <w:adjustRightInd w:val="0"/>
+        <w:spacing w:after="0" w:line="240" w:lineRule="auto"/>
+        <w:rPr>
+          <w:rFonts w:ascii="Consolas" w:hAnsi="Consolas" w:cs="Consolas"/>
+          <w:sz w:val="20"/>
+          <w:szCs w:val="20"/>
+        </w:rPr>
+      </w:pPr>
+      <w:r>
+        <w:rPr>
+          <w:rFonts w:ascii="Consolas" w:hAnsi="Consolas" w:cs="Consolas"/>
+          <w:color w:val="000000"/>
+          <w:sz w:val="20"/>
+          <w:szCs w:val="20"/>
+        </w:rPr>
+        <w:tab/>
+        <w:t>}</w:t>
+      </w:r>
+    </w:p>
+    <w:p>
+      <w:pPr>
+        <w:autoSpaceDE w:val="0"/>
+        <w:autoSpaceDN w:val="0"/>
+        <w:adjustRightInd w:val="0"/>
+        <w:spacing w:after="0" w:line="240" w:lineRule="auto"/>
+        <w:rPr>
+          <w:rFonts w:ascii="Consolas" w:hAnsi="Consolas" w:cs="Consolas"/>
+          <w:sz w:val="20"/>
+          <w:szCs w:val="20"/>
+        </w:rPr>
+      </w:pPr>
+    </w:p>
+    <w:p>
+      <w:pPr>
+        <w:autoSpaceDE w:val="0"/>
+        <w:autoSpaceDN w:val="0"/>
+        <w:adjustRightInd w:val="0"/>
+        <w:spacing w:after="0" w:line="240" w:lineRule="auto"/>
+        <w:rPr>
+          <w:rFonts w:ascii="Consolas" w:hAnsi="Consolas" w:cs="Consolas"/>
+          <w:sz w:val="20"/>
+          <w:szCs w:val="20"/>
+        </w:rPr>
+      </w:pPr>
+      <w:r>
+        <w:rPr>
+          <w:rFonts w:ascii="Consolas" w:hAnsi="Consolas" w:cs="Consolas"/>
+          <w:color w:val="000000"/>
+          <w:sz w:val="20"/>
+          <w:szCs w:val="20"/>
+        </w:rPr>
+        <w:t>}</w:t>
+      </w:r>
+    </w:p>
+    <w:p>
+      <w:r>
+        <w:lastRenderedPageBreak/>
+        <w:t>Another route:</w:t>
+      </w:r>
+    </w:p>
+    <w:p>
+      <w:proofErr w:type="spellStart"/>
+      <w:r>
+        <w:t>Character.isLetter</w:t>
+      </w:r>
+      <w:proofErr w:type="spellEnd"/>
+    </w:p>
+    <w:p>
+      <w:proofErr w:type="spellStart"/>
+      <w:r>
+        <w:t>Character.isDigit</w:t>
+      </w:r>
+      <w:proofErr w:type="spellEnd"/>
+    </w:p>
+    <w:p>
+      <w:r>
+        <w:t xml:space="preserve">Other than </w:t>
+      </w:r>
+      <w:proofErr w:type="gramStart"/>
+      <w:r>
+        <w:t>that</w:t>
+      </w:r>
+      <w:proofErr w:type="gramEnd"/>
+      <w:r>
+        <w:t xml:space="preserve"> is symbol</w:t>
+      </w:r>
+    </w:p>
+    <w:p/>
+    <w:p>
+      <w:r>
+        <w:t>Discussion on Module 1 topics:</w:t>
+      </w:r>
+    </w:p>
+    <w:p>
+      <w:pPr>
+        <w:pStyle w:val="Default"/>
+        <w:rPr>
+          <w:color w:val="auto"/>
+        </w:rPr>
+      </w:pPr>
+    </w:p>
+    <w:p>
+      <w:pPr>
+        <w:pStyle w:val="Default"/>
+        <w:rPr>
+          <w:color w:val="221F1F"/>
+          <w:sz w:val="23"/>
+          <w:szCs w:val="23"/>
+        </w:rPr>
+      </w:pPr>
+      <w:r>
+        <w:rPr>
+          <w:color w:val="221F1F"/>
+          <w:sz w:val="23"/>
+          <w:szCs w:val="23"/>
+        </w:rPr>
+        <w:t>Entity classes, Serialization/De-Serialization</w:t>
+      </w:r>
+    </w:p>
+    <w:p>
+      <w:pPr>
+        <w:pStyle w:val="Default"/>
+        <w:rPr>
+          <w:color w:val="221F1F"/>
+          <w:sz w:val="23"/>
+          <w:szCs w:val="23"/>
+        </w:rPr>
+      </w:pPr>
+      <w:r>
+        <w:rPr>
+          <w:color w:val="221F1F"/>
+          <w:sz w:val="23"/>
+          <w:szCs w:val="23"/>
+        </w:rPr>
+        <w:t>●Error/ Exceptions Handling, Custom Exceptions</w:t>
+      </w:r>
+    </w:p>
+    <w:p>
+      <w:pPr>
+        <w:pStyle w:val="Default"/>
+        <w:rPr>
+          <w:color w:val="221F1F"/>
+          <w:sz w:val="23"/>
+          <w:szCs w:val="23"/>
+        </w:rPr>
+      </w:pPr>
+      <w:r>
+        <w:rPr>
+          <w:color w:val="221F1F"/>
+          <w:sz w:val="23"/>
+          <w:szCs w:val="23"/>
+        </w:rPr>
+        <w:t>●Reading and writing data from files, JSON, and XML</w:t>
+      </w:r>
+    </w:p>
+    <w:p>
+      <w:pPr>
+        <w:pStyle w:val="Default"/>
+        <w:rPr>
+          <w:color w:val="221F1F"/>
+          <w:sz w:val="23"/>
+          <w:szCs w:val="23"/>
+        </w:rPr>
+      </w:pPr>
+      <w:r>
+        <w:rPr>
+          <w:color w:val="221F1F"/>
+          <w:sz w:val="23"/>
+          <w:szCs w:val="23"/>
+        </w:rPr>
+        <w:t>●</w:t>
+      </w:r>
+    </w:p>
+    <w:p/>
+    <w:p/>
+    <w:p>
+      <w:r>
+        <w:tab/>
+        <w:t>CUSTOMER</w:t>
+      </w:r>
+      <w:r>
+        <w:tab/>
+        <w:t>PURCHASE</w:t>
+      </w:r>
+      <w:r>
+        <w:tab/>
+        <w:t>PRODUCT</w:t>
+      </w:r>
+    </w:p>
+    <w:p/>
+    <w:p>
+      <w:r>
+        <w:t>CUSTOMER</w:t>
+      </w:r>
+    </w:p>
+    <w:p>
+      <w:r>
+        <w:t>PRODUCT</w:t>
+      </w:r>
+    </w:p>
+    <w:p/>
+    <w:p>
+      <w:r>
+        <w:t xml:space="preserve">in </w:t>
+      </w:r>
+      <w:proofErr w:type="spellStart"/>
+      <w:r>
+        <w:t>db</w:t>
+      </w:r>
+      <w:proofErr w:type="spellEnd"/>
+      <w:r>
+        <w:t>:</w:t>
+      </w:r>
+      <w:r>
+        <w:tab/>
+      </w:r>
+    </w:p>
+    <w:p>
+      <w:r>
+        <w:tab/>
+        <w:t>CUSTOMER</w:t>
+      </w:r>
+    </w:p>
+    <w:p>
+      <w:r>
+        <w:tab/>
+        <w:t>PRODUCT</w:t>
+      </w:r>
+    </w:p>
+    <w:p>
+      <w:r>
+        <w:t>these are tables</w:t>
+      </w:r>
+    </w:p>
+    <w:p/>
+    <w:p>
+      <w:r>
+        <w:t>in java:</w:t>
+      </w:r>
+    </w:p>
+    <w:p>
+      <w:r>
+        <w:tab/>
+        <w:t>Customer</w:t>
+      </w:r>
+    </w:p>
+    <w:p>
+      <w:r>
+        <w:tab/>
+        <w:t>Product</w:t>
+      </w:r>
+    </w:p>
+    <w:p/>
+    <w:p/>
+    <w:p>
+      <w:r>
+        <w:t>Object - Relational mapping</w:t>
+      </w:r>
+    </w:p>
+    <w:p>
+      <w:r>
+        <w:t>ORM</w:t>
+      </w:r>
+    </w:p>
+    <w:p/>
+    <w:p>
+      <w:r>
+        <w:t xml:space="preserve">select * from </w:t>
+      </w:r>
+      <w:proofErr w:type="gramStart"/>
+      <w:r>
+        <w:t>HR.EMPLOYEES</w:t>
+      </w:r>
+      <w:proofErr w:type="gramEnd"/>
+      <w:r>
+        <w:t>;</w:t>
+      </w:r>
+    </w:p>
+    <w:p/>
+    <w:p>
+      <w:r>
+        <w:lastRenderedPageBreak/>
+        <w:t>100</w:t>
+      </w:r>
+      <w:r>
+        <w:tab/>
+        <w:t>Steven</w:t>
+      </w:r>
+      <w:r>
+        <w:tab/>
+        <w:t>King</w:t>
+      </w:r>
+      <w:r>
+        <w:tab/>
+        <w:t>24000</w:t>
+      </w:r>
+    </w:p>
+    <w:p>
+      <w:r>
+        <w:t>101</w:t>
+      </w:r>
+      <w:r>
+        <w:tab/>
+      </w:r>
+      <w:proofErr w:type="spellStart"/>
+      <w:r>
+        <w:t>Neena</w:t>
+      </w:r>
+      <w:proofErr w:type="spellEnd"/>
+      <w:r>
+        <w:tab/>
+      </w:r>
+      <w:proofErr w:type="spellStart"/>
+      <w:r>
+        <w:t>Kochar</w:t>
+      </w:r>
+      <w:proofErr w:type="spellEnd"/>
+      <w:r>
+        <w:tab/>
+        <w:t>17000</w:t>
+      </w:r>
+    </w:p>
+    <w:p/>
+    <w:p>
+      <w:r>
+        <w:t>List&lt;Employee&gt;</w:t>
+      </w:r>
+    </w:p>
+    <w:p/>
+    <w:p>
+      <w:r>
+        <w:t>Serialization</w:t>
+      </w:r>
+    </w:p>
+    <w:p>
+      <w:r>
+        <w:tab/>
+        <w:t>is a process of converting an object into a series of bytes.</w:t>
+      </w:r>
+    </w:p>
+    <w:p/>
+    <w:p>
+      <w:r>
+        <w:t>Deserialization</w:t>
+      </w:r>
+    </w:p>
+    <w:p>
+      <w:r>
+        <w:tab/>
+        <w:t>is vice versa</w:t>
+      </w:r>
+    </w:p>
+    <w:p/>
+    <w:p/>
+    <w:p>
+      <w:r>
+        <w:t>java -</w:t>
+      </w:r>
+      <w:proofErr w:type="spellStart"/>
+      <w:r>
+        <w:t>ea</w:t>
+      </w:r>
+      <w:proofErr w:type="spellEnd"/>
+      <w:r>
+        <w:t xml:space="preserve"> App</w:t>
+      </w:r>
+    </w:p>
+    <w:p/>
+    <w:p/>
+    <w:p>
+      <w:r>
+        <w:t>java -da App</w:t>
+      </w:r>
+    </w:p>
+    <w:p/>
+    <w:p/>
+    <w:p>
+      <w:r>
+        <w:t>interoperable</w:t>
+      </w:r>
+    </w:p>
+    <w:p/>
     <w:p/>
     <w:sectPr>
       <w:pgSz w:w="11906" w:h="16838"/>
@@ -2382,6 +9321,22 @@
       <w:bCs/>
     </w:rPr>
   </w:style>
+  <w:style w:type="paragraph" w:customStyle="1" w:styleId="Default">
+    <w:name w:val="Default"/>
+    <w:rsid w:val="00B36910"/>
+    <w:pPr>
+      <w:autoSpaceDE w:val="0"/>
+      <w:autoSpaceDN w:val="0"/>
+      <w:adjustRightInd w:val="0"/>
+      <w:spacing w:after="0" w:line="240" w:lineRule="auto"/>
+    </w:pPr>
+    <w:rPr>
+      <w:rFonts w:ascii="Arial" w:hAnsi="Arial" w:cs="Arial"/>
+      <w:color w:val="000000"/>
+      <w:sz w:val="24"/>
+      <w:szCs w:val="24"/>
+    </w:rPr>
+  </w:style>
 </w:styles>
 </file>
 
